--- a/docs-SaborExpress/09_Catalogo_de_API_SaborExpress.docx
+++ b/docs-SaborExpress/09_Catalogo_de_API_SaborExpress.docx
@@ -4,21 +4,75 @@
   <w:body>
     <w:p>
       <w:pPr>
-        <w:spacing w:before="3100" w:line="480" w:lineRule="auto"/>
+        <w:spacing w:before="1100"/>
         <w:jc w:val="center"/>
       </w:pPr>
       <w:r>
+        <w:drawing>
+          <wp:inline>
+            <wp:extent cx="4389120" cy="2501042"/>
+            <wp:docPr id="97" name="Picture 97"/>
+            <wp:cNvGraphicFramePr>
+              <a:graphicFrameLocks noChangeAspect="1"/>
+            </wp:cNvGraphicFramePr>
+            <a:graphic>
+              <a:graphicData uri="http://schemas.openxmlformats.org/drawingml/2006/picture">
+                <pic:pic>
+                  <pic:nvPicPr>
+                    <pic:cNvPr id="0" name="SaborExpress_logo_transparente.png"/>
+                    <pic:cNvPicPr/>
+                  </pic:nvPicPr>
+                  <pic:blipFill>
+                    <a:blip r:embed="rId9"/>
+                    <a:stretch>
+                      <a:fillRect/>
+                    </a:stretch>
+                  </pic:blipFill>
+                  <pic:spPr>
+                    <a:xfrm>
+                      <a:off x="0" y="0"/>
+                      <a:ext cx="4389120" cy="2501042"/>
+                    </a:xfrm>
+                    <a:prstGeom prst="rect"/>
+                  </pic:spPr>
+                </pic:pic>
+              </a:graphicData>
+            </a:graphic>
+          </wp:inline>
+        </w:drawing>
+      </w:r>
+    </w:p>
+    <w:p>
+      <w:pPr>
+        <w:spacing w:before="900" w:after="500"/>
+        <w:jc w:val="center"/>
+      </w:pPr>
+      <w:r>
         <w:rPr>
           <w:rFonts w:ascii="Times New Roman" w:hAnsi="Times New Roman"/>
           <w:b/>
-          <w:sz w:val="28"/>
+          <w:sz w:val="34"/>
         </w:rPr>
         <w:t>09 Catalogo de API SaborExpress</w:t>
       </w:r>
     </w:p>
     <w:p>
       <w:pPr>
-        <w:spacing w:line="480" w:lineRule="auto"/>
+        <w:spacing w:after="160"/>
+        <w:jc w:val="center"/>
+      </w:pPr>
+      <w:r>
+        <w:rPr>
+          <w:rFonts w:ascii="Times New Roman" w:hAnsi="Times New Roman"/>
+          <w:b/>
+          <w:sz w:val="24"/>
+        </w:rPr>
+        <w:t>SABOREXPRESS — PROYECTO DE SOFTWARE</w:t>
+      </w:r>
+    </w:p>
+    <w:p>
+      <w:pPr>
+        <w:spacing w:after="160"/>
         <w:jc w:val="center"/>
       </w:pPr>
       <w:r>
@@ -26,12 +80,12 @@
           <w:rFonts w:ascii="Times New Roman" w:hAnsi="Times New Roman"/>
           <w:sz w:val="24"/>
         </w:rPr>
-        <w:t>Equipo de desarrollo SaborExpress</w:t>
-      </w:r>
-    </w:p>
-    <w:p>
-      <w:pPr>
-        <w:spacing w:line="480" w:lineRule="auto"/>
+        <w:t>Yerson Stiven Cuellar Rubiano</w:t>
+      </w:r>
+    </w:p>
+    <w:p>
+      <w:pPr>
+        <w:spacing w:after="160"/>
         <w:jc w:val="center"/>
       </w:pPr>
       <w:r>
@@ -39,12 +93,12 @@
           <w:rFonts w:ascii="Times New Roman" w:hAnsi="Times New Roman"/>
           <w:sz w:val="24"/>
         </w:rPr>
-        <w:t>Filiación institucional y autores individuales: por confirmar</w:t>
-      </w:r>
-    </w:p>
-    <w:p>
-      <w:pPr>
-        <w:spacing w:line="480" w:lineRule="auto"/>
+        <w:t>Ficha de formación: 3145555</w:t>
+      </w:r>
+    </w:p>
+    <w:p>
+      <w:pPr>
+        <w:spacing w:after="160"/>
         <w:jc w:val="center"/>
       </w:pPr>
       <w:r>
@@ -52,12 +106,12 @@
           <w:rFonts w:ascii="Times New Roman" w:hAnsi="Times New Roman"/>
           <w:sz w:val="24"/>
         </w:rPr>
-        <w:t>Estudio académico de ingeniería de software y documentación</w:t>
-      </w:r>
-    </w:p>
-    <w:p>
-      <w:pPr>
-        <w:spacing w:line="480" w:lineRule="auto"/>
+        <w:t>Expediente técnico y académico — APA 7</w:t>
+      </w:r>
+    </w:p>
+    <w:p>
+      <w:pPr>
+        <w:spacing w:after="160"/>
         <w:jc w:val="center"/>
       </w:pPr>
       <w:r>
@@ -69,29 +123,39 @@
       </w:r>
     </w:p>
     <w:p>
+      <w:pPr>
+        <w:spacing w:before="600"/>
+        <w:jc w:val="center"/>
+      </w:pPr>
+      <w:r>
+        <w:rPr>
+          <w:i/>
+        </w:rPr>
+        <w:t>Fuente documental: repositorios SaborExpressBack, SaborExpressWeb y SaborExpressMovil.</w:t>
+        <w:br/>
+        <w:t>Las pruebas no ejecutadas se identifican como pendientes.</w:t>
+      </w:r>
+    </w:p>
+    <w:p>
       <w:r>
         <w:br w:type="page"/>
       </w:r>
     </w:p>
-    <w:bookmarkStart w:id="90" w:name="Xdb285150c4a5afa4579982e59f7f10561dcf198"/>
+    <w:bookmarkStart w:id="98" w:name="Xdb285150c4a5afa4579982e59f7f10561dcf198"/>
     <w:p>
       <w:pPr>
         <w:pStyle w:val="Heading1"/>
         <w:keepNext/>
-        <w:ind w:firstLine="0"/>
-      </w:pPr>
-      <w:r>
-        <w:rPr>
-          <w:color w:val="000000"/>
-        </w:rPr>
+        <w:spacing w:line="264" w:lineRule="auto"/>
+      </w:pPr>
+      <w:r>
         <w:t xml:space="preserve">Catálogo de API y contratos de integración</w:t>
       </w:r>
     </w:p>
     <w:p>
       <w:pPr>
         <w:pStyle w:val="FirstParagraph"/>
-        <w:spacing w:line="480" w:lineRule="auto" w:after="0"/>
-        <w:ind w:firstLine="720"/>
+        <w:spacing w:line="396" w:lineRule="auto" w:after="100"/>
       </w:pPr>
       <w:r>
         <w:rPr>
@@ -114,7 +178,39 @@
           <w:b/>
           <w:bCs/>
         </w:rPr>
-        <w:t xml:space="preserve">Fecha de corte:</w:t>
+        <w:t xml:space="preserve">Autor / integrante:</w:t>
+      </w:r>
+      <w:r>
+        <w:t xml:space="preserve"> </w:t>
+      </w:r>
+      <w:r>
+        <w:t xml:space="preserve">Yerson Stiven Cuellar Rubiano |</w:t>
+      </w:r>
+      <w:r>
+        <w:t xml:space="preserve"> </w:t>
+      </w:r>
+      <w:r>
+        <w:rPr>
+          <w:b/>
+          <w:bCs/>
+        </w:rPr>
+        <w:t xml:space="preserve">Ficha:</w:t>
+      </w:r>
+      <w:r>
+        <w:t xml:space="preserve"> </w:t>
+      </w:r>
+      <w:r>
+        <w:t xml:space="preserve">3145555 |</w:t>
+      </w:r>
+      <w:r>
+        <w:t xml:space="preserve"> </w:t>
+      </w:r>
+      <w:r>
+        <w:rPr>
+          <w:b/>
+          <w:bCs/>
+        </w:rPr>
+        <w:t xml:space="preserve">Fecha:</w:t>
       </w:r>
       <w:r>
         <w:t xml:space="preserve"> </w:t>
@@ -130,36 +226,19 @@
           <w:b/>
           <w:bCs/>
         </w:rPr>
-        <w:t xml:space="preserve">Versión:</w:t>
-      </w:r>
-      <w:r>
-        <w:t xml:space="preserve"> </w:t>
-      </w:r>
-      <w:r>
-        <w:t xml:space="preserve">2.0 |</w:t>
-      </w:r>
-      <w:r>
-        <w:t xml:space="preserve"> </w:t>
-      </w:r>
-      <w:r>
-        <w:rPr>
-          <w:b/>
-          <w:bCs/>
-        </w:rPr>
-        <w:t xml:space="preserve">Tipo:</w:t>
-      </w:r>
-      <w:r>
-        <w:t xml:space="preserve"> </w:t>
-      </w:r>
-      <w:r>
-        <w:t xml:space="preserve">Documento técnico y académico</w:t>
-      </w:r>
-    </w:p>
-    <w:p>
-      <w:pPr>
-        <w:pStyle w:val="BodyText"/>
-        <w:spacing w:line="480" w:lineRule="auto" w:after="0"/>
-        <w:ind w:firstLine="720"/>
+        <w:t xml:space="preserve">Versión documental:</w:t>
+      </w:r>
+      <w:r>
+        <w:t xml:space="preserve"> </w:t>
+      </w:r>
+      <w:r>
+        <w:t xml:space="preserve">4.0</w:t>
+      </w:r>
+    </w:p>
+    <w:p>
+      <w:pPr>
+        <w:pStyle w:val="BodyText"/>
+        <w:spacing w:line="396" w:lineRule="auto" w:after="100"/>
       </w:pPr>
       <w:r>
         <w:rPr>
@@ -180,20 +259,16 @@
       <w:pPr>
         <w:pStyle w:val="Heading2"/>
         <w:keepNext/>
-        <w:ind w:firstLine="0"/>
-      </w:pPr>
-      <w:r>
-        <w:rPr>
-          <w:color w:val="000000"/>
-        </w:rPr>
+        <w:spacing w:line="264" w:lineRule="auto"/>
+      </w:pPr>
+      <w:r>
         <w:t xml:space="preserve">1. Alcance y convenciones</w:t>
       </w:r>
     </w:p>
     <w:p>
       <w:pPr>
         <w:pStyle w:val="FirstParagraph"/>
-        <w:spacing w:line="480" w:lineRule="auto" w:after="0"/>
-        <w:ind w:firstLine="720"/>
+        <w:spacing w:line="396" w:lineRule="auto" w:after="100"/>
       </w:pPr>
       <w:r>
         <w:t xml:space="preserve">Inventario verificado leyendo controladores seleccionados de la rama</w:t>
@@ -241,8 +316,7 @@
     <w:p>
       <w:pPr>
         <w:pStyle w:val="BodyText"/>
-        <w:spacing w:line="480" w:lineRule="auto" w:after="0"/>
-        <w:ind w:firstLine="720"/>
+        <w:spacing w:line="396" w:lineRule="auto" w:after="100"/>
       </w:pPr>
       <w:r>
         <w:rPr>
@@ -343,12 +417,9 @@
       <w:pPr>
         <w:pStyle w:val="Heading2"/>
         <w:keepNext/>
-        <w:ind w:firstLine="0"/>
-      </w:pPr>
-      <w:r>
-        <w:rPr>
-          <w:color w:val="000000"/>
-        </w:rPr>
+        <w:spacing w:line="264" w:lineRule="auto"/>
+      </w:pPr>
+      <w:r>
         <w:t xml:space="preserve">2. Endpoints corroborados</w:t>
       </w:r>
     </w:p>
@@ -357,12 +428,9 @@
       <w:pPr>
         <w:pStyle w:val="Heading3"/>
         <w:keepNext/>
-        <w:ind w:firstLine="0"/>
-      </w:pPr>
-      <w:r>
-        <w:rPr>
-          <w:color w:val="000000"/>
-        </w:rPr>
+        <w:spacing w:line="264" w:lineRule="auto"/>
+      </w:pPr>
+      <w:r>
         <w:t xml:space="preserve">Auth</w:t>
       </w:r>
     </w:p>
@@ -371,6 +439,7 @@
         <w:tblStyle w:val="Table"/>
         <w:tblW w:type="auto" w:w="0"/>
         <w:jc w:val="left"/>
+        <w:tblLayout w:type="autofit"/>
         <w:tblLook w:firstRow="1" w:lastRow="0" w:firstColumn="0" w:lastColumn="0" w:noHBand="0" w:noVBand="0" w:val="0020"/>
       </w:tblPr>
       <w:tblGrid>
@@ -388,14 +457,14 @@
           <w:p>
             <w:pPr>
               <w:pStyle w:val="Compact"/>
-              <w:spacing w:line="240" w:lineRule="auto" w:after="0"/>
-              <w:ind w:firstLine="0"/>
-              <w:jc w:val="left"/>
-            </w:pPr>
-            <w:r>
-              <w:rPr>
-                <w:rFonts w:ascii="Times New Roman" w:hAnsi="Times New Roman"/>
-                <w:sz w:val="18"/>
+              <w:spacing w:line="240" w:lineRule="auto" w:after="20"/>
+              <w:ind w:firstLine="0"/>
+              <w:jc w:val="left"/>
+            </w:pPr>
+            <w:r>
+              <w:rPr>
+                <w:b/>
+                <w:sz w:val="17"/>
               </w:rPr>
               <w:t xml:space="preserve">Verbo</w:t>
             </w:r>
@@ -406,14 +475,14 @@
           <w:p>
             <w:pPr>
               <w:pStyle w:val="Compact"/>
-              <w:spacing w:line="240" w:lineRule="auto" w:after="0"/>
-              <w:ind w:firstLine="0"/>
-              <w:jc w:val="left"/>
-            </w:pPr>
-            <w:r>
-              <w:rPr>
-                <w:rFonts w:ascii="Times New Roman" w:hAnsi="Times New Roman"/>
-                <w:sz w:val="18"/>
+              <w:spacing w:line="240" w:lineRule="auto" w:after="20"/>
+              <w:ind w:firstLine="0"/>
+              <w:jc w:val="left"/>
+            </w:pPr>
+            <w:r>
+              <w:rPr>
+                <w:b/>
+                <w:sz w:val="17"/>
               </w:rPr>
               <w:t xml:space="preserve">Ruta</w:t>
             </w:r>
@@ -424,14 +493,14 @@
           <w:p>
             <w:pPr>
               <w:pStyle w:val="Compact"/>
-              <w:spacing w:line="240" w:lineRule="auto" w:after="0"/>
-              <w:ind w:firstLine="0"/>
-              <w:jc w:val="left"/>
-            </w:pPr>
-            <w:r>
-              <w:rPr>
-                <w:rFonts w:ascii="Times New Roman" w:hAnsi="Times New Roman"/>
-                <w:sz w:val="18"/>
+              <w:spacing w:line="240" w:lineRule="auto" w:after="20"/>
+              <w:ind w:firstLine="0"/>
+              <w:jc w:val="left"/>
+            </w:pPr>
+            <w:r>
+              <w:rPr>
+                <w:b/>
+                <w:sz w:val="17"/>
               </w:rPr>
               <w:t xml:space="preserve">Operación identificada</w:t>
             </w:r>
@@ -444,14 +513,13 @@
           <w:p>
             <w:pPr>
               <w:pStyle w:val="Compact"/>
-              <w:spacing w:line="240" w:lineRule="auto" w:after="0"/>
-              <w:ind w:firstLine="0"/>
-              <w:jc w:val="left"/>
-            </w:pPr>
-            <w:r>
-              <w:rPr>
-                <w:rFonts w:ascii="Times New Roman" w:hAnsi="Times New Roman"/>
-                <w:sz w:val="18"/>
+              <w:spacing w:line="240" w:lineRule="auto" w:after="20"/>
+              <w:ind w:firstLine="0"/>
+              <w:jc w:val="left"/>
+            </w:pPr>
+            <w:r>
+              <w:rPr>
+                <w:sz w:val="17"/>
               </w:rPr>
               <w:t xml:space="preserve">POST</w:t>
             </w:r>
@@ -462,14 +530,13 @@
           <w:p>
             <w:pPr>
               <w:pStyle w:val="Compact"/>
-              <w:spacing w:line="240" w:lineRule="auto" w:after="0"/>
-              <w:ind w:firstLine="0"/>
-              <w:jc w:val="left"/>
-            </w:pPr>
-            <w:r>
-              <w:rPr>
-                <w:rFonts w:ascii="Times New Roman" w:hAnsi="Times New Roman"/>
-                <w:sz w:val="18"/>
+              <w:spacing w:line="240" w:lineRule="auto" w:after="20"/>
+              <w:ind w:firstLine="0"/>
+              <w:jc w:val="left"/>
+            </w:pPr>
+            <w:r>
+              <w:rPr>
+                <w:sz w:val="17"/>
               </w:rPr>
               <w:t xml:space="preserve">/api/Auth/login</w:t>
             </w:r>
@@ -480,14 +547,13 @@
           <w:p>
             <w:pPr>
               <w:pStyle w:val="Compact"/>
-              <w:spacing w:line="240" w:lineRule="auto" w:after="0"/>
-              <w:ind w:firstLine="0"/>
-              <w:jc w:val="left"/>
-            </w:pPr>
-            <w:r>
-              <w:rPr>
-                <w:rFonts w:ascii="Times New Roman" w:hAnsi="Times New Roman"/>
-                <w:sz w:val="18"/>
+              <w:spacing w:line="240" w:lineRule="auto" w:after="20"/>
+              <w:ind w:firstLine="0"/>
+              <w:jc w:val="left"/>
+            </w:pPr>
+            <w:r>
+              <w:rPr>
+                <w:sz w:val="17"/>
               </w:rPr>
               <w:t xml:space="preserve">Autenticación</w:t>
             </w:r>
@@ -500,14 +566,13 @@
           <w:p>
             <w:pPr>
               <w:pStyle w:val="Compact"/>
-              <w:spacing w:line="240" w:lineRule="auto" w:after="0"/>
-              <w:ind w:firstLine="0"/>
-              <w:jc w:val="left"/>
-            </w:pPr>
-            <w:r>
-              <w:rPr>
-                <w:rFonts w:ascii="Times New Roman" w:hAnsi="Times New Roman"/>
-                <w:sz w:val="18"/>
+              <w:spacing w:line="240" w:lineRule="auto" w:after="20"/>
+              <w:ind w:firstLine="0"/>
+              <w:jc w:val="left"/>
+            </w:pPr>
+            <w:r>
+              <w:rPr>
+                <w:sz w:val="17"/>
               </w:rPr>
               <w:t xml:space="preserve">POST</w:t>
             </w:r>
@@ -518,14 +583,13 @@
           <w:p>
             <w:pPr>
               <w:pStyle w:val="Compact"/>
-              <w:spacing w:line="240" w:lineRule="auto" w:after="0"/>
-              <w:ind w:firstLine="0"/>
-              <w:jc w:val="left"/>
-            </w:pPr>
-            <w:r>
-              <w:rPr>
-                <w:rFonts w:ascii="Times New Roman" w:hAnsi="Times New Roman"/>
-                <w:sz w:val="18"/>
+              <w:spacing w:line="240" w:lineRule="auto" w:after="20"/>
+              <w:ind w:firstLine="0"/>
+              <w:jc w:val="left"/>
+            </w:pPr>
+            <w:r>
+              <w:rPr>
+                <w:sz w:val="17"/>
               </w:rPr>
               <w:t xml:space="preserve">/api/Auth/logout</w:t>
             </w:r>
@@ -536,14 +600,13 @@
           <w:p>
             <w:pPr>
               <w:pStyle w:val="Compact"/>
-              <w:spacing w:line="240" w:lineRule="auto" w:after="0"/>
-              <w:ind w:firstLine="0"/>
-              <w:jc w:val="left"/>
-            </w:pPr>
-            <w:r>
-              <w:rPr>
-                <w:rFonts w:ascii="Times New Roman" w:hAnsi="Times New Roman"/>
-                <w:sz w:val="18"/>
+              <w:spacing w:line="240" w:lineRule="auto" w:after="20"/>
+              <w:ind w:firstLine="0"/>
+              <w:jc w:val="left"/>
+            </w:pPr>
+            <w:r>
+              <w:rPr>
+                <w:sz w:val="17"/>
               </w:rPr>
               <w:t xml:space="preserve">Cerrar sesión</w:t>
             </w:r>
@@ -556,14 +619,13 @@
           <w:p>
             <w:pPr>
               <w:pStyle w:val="Compact"/>
-              <w:spacing w:line="240" w:lineRule="auto" w:after="0"/>
-              <w:ind w:firstLine="0"/>
-              <w:jc w:val="left"/>
-            </w:pPr>
-            <w:r>
-              <w:rPr>
-                <w:rFonts w:ascii="Times New Roman" w:hAnsi="Times New Roman"/>
-                <w:sz w:val="18"/>
+              <w:spacing w:line="240" w:lineRule="auto" w:after="20"/>
+              <w:ind w:firstLine="0"/>
+              <w:jc w:val="left"/>
+            </w:pPr>
+            <w:r>
+              <w:rPr>
+                <w:sz w:val="17"/>
               </w:rPr>
               <w:t xml:space="preserve">POST</w:t>
             </w:r>
@@ -574,14 +636,13 @@
           <w:p>
             <w:pPr>
               <w:pStyle w:val="Compact"/>
-              <w:spacing w:line="240" w:lineRule="auto" w:after="0"/>
-              <w:ind w:firstLine="0"/>
-              <w:jc w:val="left"/>
-            </w:pPr>
-            <w:r>
-              <w:rPr>
-                <w:rFonts w:ascii="Times New Roman" w:hAnsi="Times New Roman"/>
-                <w:sz w:val="18"/>
+              <w:spacing w:line="240" w:lineRule="auto" w:after="20"/>
+              <w:ind w:firstLine="0"/>
+              <w:jc w:val="left"/>
+            </w:pPr>
+            <w:r>
+              <w:rPr>
+                <w:sz w:val="17"/>
               </w:rPr>
               <w:t xml:space="preserve">/api/Auth/refresh-token</w:t>
             </w:r>
@@ -592,14 +653,13 @@
           <w:p>
             <w:pPr>
               <w:pStyle w:val="Compact"/>
-              <w:spacing w:line="240" w:lineRule="auto" w:after="0"/>
-              <w:ind w:firstLine="0"/>
-              <w:jc w:val="left"/>
-            </w:pPr>
-            <w:r>
-              <w:rPr>
-                <w:rFonts w:ascii="Times New Roman" w:hAnsi="Times New Roman"/>
-                <w:sz w:val="18"/>
+              <w:spacing w:line="240" w:lineRule="auto" w:after="20"/>
+              <w:ind w:firstLine="0"/>
+              <w:jc w:val="left"/>
+            </w:pPr>
+            <w:r>
+              <w:rPr>
+                <w:sz w:val="17"/>
               </w:rPr>
               <w:t xml:space="preserve">Renovar JWT</w:t>
             </w:r>
@@ -612,14 +672,13 @@
           <w:p>
             <w:pPr>
               <w:pStyle w:val="Compact"/>
-              <w:spacing w:line="240" w:lineRule="auto" w:after="0"/>
-              <w:ind w:firstLine="0"/>
-              <w:jc w:val="left"/>
-            </w:pPr>
-            <w:r>
-              <w:rPr>
-                <w:rFonts w:ascii="Times New Roman" w:hAnsi="Times New Roman"/>
-                <w:sz w:val="18"/>
+              <w:spacing w:line="240" w:lineRule="auto" w:after="20"/>
+              <w:ind w:firstLine="0"/>
+              <w:jc w:val="left"/>
+            </w:pPr>
+            <w:r>
+              <w:rPr>
+                <w:sz w:val="17"/>
               </w:rPr>
               <w:t xml:space="preserve">POST</w:t>
             </w:r>
@@ -630,14 +689,13 @@
           <w:p>
             <w:pPr>
               <w:pStyle w:val="Compact"/>
-              <w:spacing w:line="240" w:lineRule="auto" w:after="0"/>
-              <w:ind w:firstLine="0"/>
-              <w:jc w:val="left"/>
-            </w:pPr>
-            <w:r>
-              <w:rPr>
-                <w:rFonts w:ascii="Times New Roman" w:hAnsi="Times New Roman"/>
-                <w:sz w:val="18"/>
+              <w:spacing w:line="240" w:lineRule="auto" w:after="20"/>
+              <w:ind w:firstLine="0"/>
+              <w:jc w:val="left"/>
+            </w:pPr>
+            <w:r>
+              <w:rPr>
+                <w:sz w:val="17"/>
               </w:rPr>
               <w:t xml:space="preserve">/api/Auth/forgot-password</w:t>
             </w:r>
@@ -648,14 +706,13 @@
           <w:p>
             <w:pPr>
               <w:pStyle w:val="Compact"/>
-              <w:spacing w:line="240" w:lineRule="auto" w:after="0"/>
-              <w:ind w:firstLine="0"/>
-              <w:jc w:val="left"/>
-            </w:pPr>
-            <w:r>
-              <w:rPr>
-                <w:rFonts w:ascii="Times New Roman" w:hAnsi="Times New Roman"/>
-                <w:sz w:val="18"/>
+              <w:spacing w:line="240" w:lineRule="auto" w:after="20"/>
+              <w:ind w:firstLine="0"/>
+              <w:jc w:val="left"/>
+            </w:pPr>
+            <w:r>
+              <w:rPr>
+                <w:sz w:val="17"/>
               </w:rPr>
               <w:t xml:space="preserve">Solicitar recuperación</w:t>
             </w:r>
@@ -668,14 +725,13 @@
           <w:p>
             <w:pPr>
               <w:pStyle w:val="Compact"/>
-              <w:spacing w:line="240" w:lineRule="auto" w:after="0"/>
-              <w:ind w:firstLine="0"/>
-              <w:jc w:val="left"/>
-            </w:pPr>
-            <w:r>
-              <w:rPr>
-                <w:rFonts w:ascii="Times New Roman" w:hAnsi="Times New Roman"/>
-                <w:sz w:val="18"/>
+              <w:spacing w:line="240" w:lineRule="auto" w:after="20"/>
+              <w:ind w:firstLine="0"/>
+              <w:jc w:val="left"/>
+            </w:pPr>
+            <w:r>
+              <w:rPr>
+                <w:sz w:val="17"/>
               </w:rPr>
               <w:t xml:space="preserve">POST</w:t>
             </w:r>
@@ -686,14 +742,13 @@
           <w:p>
             <w:pPr>
               <w:pStyle w:val="Compact"/>
-              <w:spacing w:line="240" w:lineRule="auto" w:after="0"/>
-              <w:ind w:firstLine="0"/>
-              <w:jc w:val="left"/>
-            </w:pPr>
-            <w:r>
-              <w:rPr>
-                <w:rFonts w:ascii="Times New Roman" w:hAnsi="Times New Roman"/>
-                <w:sz w:val="18"/>
+              <w:spacing w:line="240" w:lineRule="auto" w:after="20"/>
+              <w:ind w:firstLine="0"/>
+              <w:jc w:val="left"/>
+            </w:pPr>
+            <w:r>
+              <w:rPr>
+                <w:sz w:val="17"/>
               </w:rPr>
               <w:t xml:space="preserve">/api/Auth/verify-reset-code</w:t>
             </w:r>
@@ -704,14 +759,13 @@
           <w:p>
             <w:pPr>
               <w:pStyle w:val="Compact"/>
-              <w:spacing w:line="240" w:lineRule="auto" w:after="0"/>
-              <w:ind w:firstLine="0"/>
-              <w:jc w:val="left"/>
-            </w:pPr>
-            <w:r>
-              <w:rPr>
-                <w:rFonts w:ascii="Times New Roman" w:hAnsi="Times New Roman"/>
-                <w:sz w:val="18"/>
+              <w:spacing w:line="240" w:lineRule="auto" w:after="20"/>
+              <w:ind w:firstLine="0"/>
+              <w:jc w:val="left"/>
+            </w:pPr>
+            <w:r>
+              <w:rPr>
+                <w:sz w:val="17"/>
               </w:rPr>
               <w:t xml:space="preserve">Verificar código</w:t>
             </w:r>
@@ -724,14 +778,13 @@
           <w:p>
             <w:pPr>
               <w:pStyle w:val="Compact"/>
-              <w:spacing w:line="240" w:lineRule="auto" w:after="0"/>
-              <w:ind w:firstLine="0"/>
-              <w:jc w:val="left"/>
-            </w:pPr>
-            <w:r>
-              <w:rPr>
-                <w:rFonts w:ascii="Times New Roman" w:hAnsi="Times New Roman"/>
-                <w:sz w:val="18"/>
+              <w:spacing w:line="240" w:lineRule="auto" w:after="20"/>
+              <w:ind w:firstLine="0"/>
+              <w:jc w:val="left"/>
+            </w:pPr>
+            <w:r>
+              <w:rPr>
+                <w:sz w:val="17"/>
               </w:rPr>
               <w:t xml:space="preserve">POST</w:t>
             </w:r>
@@ -742,14 +795,13 @@
           <w:p>
             <w:pPr>
               <w:pStyle w:val="Compact"/>
-              <w:spacing w:line="240" w:lineRule="auto" w:after="0"/>
-              <w:ind w:firstLine="0"/>
-              <w:jc w:val="left"/>
-            </w:pPr>
-            <w:r>
-              <w:rPr>
-                <w:rFonts w:ascii="Times New Roman" w:hAnsi="Times New Roman"/>
-                <w:sz w:val="18"/>
+              <w:spacing w:line="240" w:lineRule="auto" w:after="20"/>
+              <w:ind w:firstLine="0"/>
+              <w:jc w:val="left"/>
+            </w:pPr>
+            <w:r>
+              <w:rPr>
+                <w:sz w:val="17"/>
               </w:rPr>
               <w:t xml:space="preserve">/api/Auth/reset-password</w:t>
             </w:r>
@@ -760,14 +812,13 @@
           <w:p>
             <w:pPr>
               <w:pStyle w:val="Compact"/>
-              <w:spacing w:line="240" w:lineRule="auto" w:after="0"/>
-              <w:ind w:firstLine="0"/>
-              <w:jc w:val="left"/>
-            </w:pPr>
-            <w:r>
-              <w:rPr>
-                <w:rFonts w:ascii="Times New Roman" w:hAnsi="Times New Roman"/>
-                <w:sz w:val="18"/>
+              <w:spacing w:line="240" w:lineRule="auto" w:after="20"/>
+              <w:ind w:firstLine="0"/>
+              <w:jc w:val="left"/>
+            </w:pPr>
+            <w:r>
+              <w:rPr>
+                <w:sz w:val="17"/>
               </w:rPr>
               <w:t xml:space="preserve">Cambiar contraseña</w:t>
             </w:r>
@@ -780,14 +831,13 @@
           <w:p>
             <w:pPr>
               <w:pStyle w:val="Compact"/>
-              <w:spacing w:line="240" w:lineRule="auto" w:after="0"/>
-              <w:ind w:firstLine="0"/>
-              <w:jc w:val="left"/>
-            </w:pPr>
-            <w:r>
-              <w:rPr>
-                <w:rFonts w:ascii="Times New Roman" w:hAnsi="Times New Roman"/>
-                <w:sz w:val="18"/>
+              <w:spacing w:line="240" w:lineRule="auto" w:after="20"/>
+              <w:ind w:firstLine="0"/>
+              <w:jc w:val="left"/>
+            </w:pPr>
+            <w:r>
+              <w:rPr>
+                <w:sz w:val="17"/>
               </w:rPr>
               <w:t xml:space="preserve">POST</w:t>
             </w:r>
@@ -798,14 +848,13 @@
           <w:p>
             <w:pPr>
               <w:pStyle w:val="Compact"/>
-              <w:spacing w:line="240" w:lineRule="auto" w:after="0"/>
-              <w:ind w:firstLine="0"/>
-              <w:jc w:val="left"/>
-            </w:pPr>
-            <w:r>
-              <w:rPr>
-                <w:rFonts w:ascii="Times New Roman" w:hAnsi="Times New Roman"/>
-                <w:sz w:val="18"/>
+              <w:spacing w:line="240" w:lineRule="auto" w:after="20"/>
+              <w:ind w:firstLine="0"/>
+              <w:jc w:val="left"/>
+            </w:pPr>
+            <w:r>
+              <w:rPr>
+                <w:sz w:val="17"/>
               </w:rPr>
               <w:t xml:space="preserve">/api/Auth/confirm-email</w:t>
             </w:r>
@@ -816,14 +865,13 @@
           <w:p>
             <w:pPr>
               <w:pStyle w:val="Compact"/>
-              <w:spacing w:line="240" w:lineRule="auto" w:after="0"/>
-              <w:ind w:firstLine="0"/>
-              <w:jc w:val="left"/>
-            </w:pPr>
-            <w:r>
-              <w:rPr>
-                <w:rFonts w:ascii="Times New Roman" w:hAnsi="Times New Roman"/>
-                <w:sz w:val="18"/>
+              <w:spacing w:line="240" w:lineRule="auto" w:after="20"/>
+              <w:ind w:firstLine="0"/>
+              <w:jc w:val="left"/>
+            </w:pPr>
+            <w:r>
+              <w:rPr>
+                <w:sz w:val="17"/>
               </w:rPr>
               <w:t xml:space="preserve">Confirmar email</w:t>
             </w:r>
@@ -836,14 +884,13 @@
           <w:p>
             <w:pPr>
               <w:pStyle w:val="Compact"/>
-              <w:spacing w:line="240" w:lineRule="auto" w:after="0"/>
-              <w:ind w:firstLine="0"/>
-              <w:jc w:val="left"/>
-            </w:pPr>
-            <w:r>
-              <w:rPr>
-                <w:rFonts w:ascii="Times New Roman" w:hAnsi="Times New Roman"/>
-                <w:sz w:val="18"/>
+              <w:spacing w:line="240" w:lineRule="auto" w:after="20"/>
+              <w:ind w:firstLine="0"/>
+              <w:jc w:val="left"/>
+            </w:pPr>
+            <w:r>
+              <w:rPr>
+                <w:sz w:val="17"/>
               </w:rPr>
               <w:t xml:space="preserve">POST</w:t>
             </w:r>
@@ -854,14 +901,13 @@
           <w:p>
             <w:pPr>
               <w:pStyle w:val="Compact"/>
-              <w:spacing w:line="240" w:lineRule="auto" w:after="0"/>
-              <w:ind w:firstLine="0"/>
-              <w:jc w:val="left"/>
-            </w:pPr>
-            <w:r>
-              <w:rPr>
-                <w:rFonts w:ascii="Times New Roman" w:hAnsi="Times New Roman"/>
-                <w:sz w:val="18"/>
+              <w:spacing w:line="240" w:lineRule="auto" w:after="20"/>
+              <w:ind w:firstLine="0"/>
+              <w:jc w:val="left"/>
+            </w:pPr>
+            <w:r>
+              <w:rPr>
+                <w:sz w:val="17"/>
               </w:rPr>
               <w:t xml:space="preserve">/api/Auth/resend-confirmation-code</w:t>
             </w:r>
@@ -872,14 +918,13 @@
           <w:p>
             <w:pPr>
               <w:pStyle w:val="Compact"/>
-              <w:spacing w:line="240" w:lineRule="auto" w:after="0"/>
-              <w:ind w:firstLine="0"/>
-              <w:jc w:val="left"/>
-            </w:pPr>
-            <w:r>
-              <w:rPr>
-                <w:rFonts w:ascii="Times New Roman" w:hAnsi="Times New Roman"/>
-                <w:sz w:val="18"/>
+              <w:spacing w:line="240" w:lineRule="auto" w:after="20"/>
+              <w:ind w:firstLine="0"/>
+              <w:jc w:val="left"/>
+            </w:pPr>
+            <w:r>
+              <w:rPr>
+                <w:sz w:val="17"/>
               </w:rPr>
               <w:t xml:space="preserve">Reenviar confirmación</w:t>
             </w:r>
@@ -892,14 +937,13 @@
           <w:p>
             <w:pPr>
               <w:pStyle w:val="Compact"/>
-              <w:spacing w:line="240" w:lineRule="auto" w:after="0"/>
-              <w:ind w:firstLine="0"/>
-              <w:jc w:val="left"/>
-            </w:pPr>
-            <w:r>
-              <w:rPr>
-                <w:rFonts w:ascii="Times New Roman" w:hAnsi="Times New Roman"/>
-                <w:sz w:val="18"/>
+              <w:spacing w:line="240" w:lineRule="auto" w:after="20"/>
+              <w:ind w:firstLine="0"/>
+              <w:jc w:val="left"/>
+            </w:pPr>
+            <w:r>
+              <w:rPr>
+                <w:sz w:val="17"/>
               </w:rPr>
               <w:t xml:space="preserve">POST</w:t>
             </w:r>
@@ -910,14 +954,13 @@
           <w:p>
             <w:pPr>
               <w:pStyle w:val="Compact"/>
-              <w:spacing w:line="240" w:lineRule="auto" w:after="0"/>
-              <w:ind w:firstLine="0"/>
-              <w:jc w:val="left"/>
-            </w:pPr>
-            <w:r>
-              <w:rPr>
-                <w:rFonts w:ascii="Times New Roman" w:hAnsi="Times New Roman"/>
-                <w:sz w:val="18"/>
+              <w:spacing w:line="240" w:lineRule="auto" w:after="20"/>
+              <w:ind w:firstLine="0"/>
+              <w:jc w:val="left"/>
+            </w:pPr>
+            <w:r>
+              <w:rPr>
+                <w:sz w:val="17"/>
               </w:rPr>
               <w:t xml:space="preserve">/api/Auth/resend-activation-code</w:t>
             </w:r>
@@ -928,14 +971,13 @@
           <w:p>
             <w:pPr>
               <w:pStyle w:val="Compact"/>
-              <w:spacing w:line="240" w:lineRule="auto" w:after="0"/>
-              <w:ind w:firstLine="0"/>
-              <w:jc w:val="left"/>
-            </w:pPr>
-            <w:r>
-              <w:rPr>
-                <w:rFonts w:ascii="Times New Roman" w:hAnsi="Times New Roman"/>
-                <w:sz w:val="18"/>
+              <w:spacing w:line="240" w:lineRule="auto" w:after="20"/>
+              <w:ind w:firstLine="0"/>
+              <w:jc w:val="left"/>
+            </w:pPr>
+            <w:r>
+              <w:rPr>
+                <w:sz w:val="17"/>
               </w:rPr>
               <w:t xml:space="preserve">Reenviar activación</w:t>
             </w:r>
@@ -948,14 +990,13 @@
           <w:p>
             <w:pPr>
               <w:pStyle w:val="Compact"/>
-              <w:spacing w:line="240" w:lineRule="auto" w:after="0"/>
-              <w:ind w:firstLine="0"/>
-              <w:jc w:val="left"/>
-            </w:pPr>
-            <w:r>
-              <w:rPr>
-                <w:rFonts w:ascii="Times New Roman" w:hAnsi="Times New Roman"/>
-                <w:sz w:val="18"/>
+              <w:spacing w:line="240" w:lineRule="auto" w:after="20"/>
+              <w:ind w:firstLine="0"/>
+              <w:jc w:val="left"/>
+            </w:pPr>
+            <w:r>
+              <w:rPr>
+                <w:sz w:val="17"/>
               </w:rPr>
               <w:t xml:space="preserve">POST</w:t>
             </w:r>
@@ -966,14 +1007,13 @@
           <w:p>
             <w:pPr>
               <w:pStyle w:val="Compact"/>
-              <w:spacing w:line="240" w:lineRule="auto" w:after="0"/>
-              <w:ind w:firstLine="0"/>
-              <w:jc w:val="left"/>
-            </w:pPr>
-            <w:r>
-              <w:rPr>
-                <w:rFonts w:ascii="Times New Roman" w:hAnsi="Times New Roman"/>
-                <w:sz w:val="18"/>
+              <w:spacing w:line="240" w:lineRule="auto" w:after="20"/>
+              <w:ind w:firstLine="0"/>
+              <w:jc w:val="left"/>
+            </w:pPr>
+            <w:r>
+              <w:rPr>
+                <w:sz w:val="17"/>
               </w:rPr>
               <w:t xml:space="preserve">/api/Auth/activate-account</w:t>
             </w:r>
@@ -984,14 +1024,13 @@
           <w:p>
             <w:pPr>
               <w:pStyle w:val="Compact"/>
-              <w:spacing w:line="240" w:lineRule="auto" w:after="0"/>
-              <w:ind w:firstLine="0"/>
-              <w:jc w:val="left"/>
-            </w:pPr>
-            <w:r>
-              <w:rPr>
-                <w:rFonts w:ascii="Times New Roman" w:hAnsi="Times New Roman"/>
-                <w:sz w:val="18"/>
+              <w:spacing w:line="240" w:lineRule="auto" w:after="20"/>
+              <w:ind w:firstLine="0"/>
+              <w:jc w:val="left"/>
+            </w:pPr>
+            <w:r>
+              <w:rPr>
+                <w:sz w:val="17"/>
               </w:rPr>
               <w:t xml:space="preserve">Activar cuenta</w:t>
             </w:r>
@@ -1005,12 +1044,9 @@
       <w:pPr>
         <w:pStyle w:val="Heading3"/>
         <w:keepNext/>
-        <w:ind w:firstLine="0"/>
-      </w:pPr>
-      <w:r>
-        <w:rPr>
-          <w:color w:val="000000"/>
-        </w:rPr>
+        <w:spacing w:line="264" w:lineRule="auto"/>
+      </w:pPr>
+      <w:r>
         <w:t xml:space="preserve">Orders</w:t>
       </w:r>
     </w:p>
@@ -1019,6 +1055,7 @@
         <w:tblStyle w:val="Table"/>
         <w:tblW w:type="auto" w:w="0"/>
         <w:jc w:val="left"/>
+        <w:tblLayout w:type="autofit"/>
         <w:tblLook w:firstRow="1" w:lastRow="0" w:firstColumn="0" w:lastColumn="0" w:noHBand="0" w:noVBand="0" w:val="0020"/>
       </w:tblPr>
       <w:tblGrid>
@@ -1036,14 +1073,14 @@
           <w:p>
             <w:pPr>
               <w:pStyle w:val="Compact"/>
-              <w:spacing w:line="240" w:lineRule="auto" w:after="0"/>
-              <w:ind w:firstLine="0"/>
-              <w:jc w:val="left"/>
-            </w:pPr>
-            <w:r>
-              <w:rPr>
-                <w:rFonts w:ascii="Times New Roman" w:hAnsi="Times New Roman"/>
-                <w:sz w:val="18"/>
+              <w:spacing w:line="240" w:lineRule="auto" w:after="20"/>
+              <w:ind w:firstLine="0"/>
+              <w:jc w:val="left"/>
+            </w:pPr>
+            <w:r>
+              <w:rPr>
+                <w:b/>
+                <w:sz w:val="17"/>
               </w:rPr>
               <w:t xml:space="preserve">Verbo</w:t>
             </w:r>
@@ -1054,14 +1091,14 @@
           <w:p>
             <w:pPr>
               <w:pStyle w:val="Compact"/>
-              <w:spacing w:line="240" w:lineRule="auto" w:after="0"/>
-              <w:ind w:firstLine="0"/>
-              <w:jc w:val="left"/>
-            </w:pPr>
-            <w:r>
-              <w:rPr>
-                <w:rFonts w:ascii="Times New Roman" w:hAnsi="Times New Roman"/>
-                <w:sz w:val="18"/>
+              <w:spacing w:line="240" w:lineRule="auto" w:after="20"/>
+              <w:ind w:firstLine="0"/>
+              <w:jc w:val="left"/>
+            </w:pPr>
+            <w:r>
+              <w:rPr>
+                <w:b/>
+                <w:sz w:val="17"/>
               </w:rPr>
               <w:t xml:space="preserve">Ruta</w:t>
             </w:r>
@@ -1072,14 +1109,14 @@
           <w:p>
             <w:pPr>
               <w:pStyle w:val="Compact"/>
-              <w:spacing w:line="240" w:lineRule="auto" w:after="0"/>
-              <w:ind w:firstLine="0"/>
-              <w:jc w:val="left"/>
-            </w:pPr>
-            <w:r>
-              <w:rPr>
-                <w:rFonts w:ascii="Times New Roman" w:hAnsi="Times New Roman"/>
-                <w:sz w:val="18"/>
+              <w:spacing w:line="240" w:lineRule="auto" w:after="20"/>
+              <w:ind w:firstLine="0"/>
+              <w:jc w:val="left"/>
+            </w:pPr>
+            <w:r>
+              <w:rPr>
+                <w:b/>
+                <w:sz w:val="17"/>
               </w:rPr>
               <w:t xml:space="preserve">Operación identificada</w:t>
             </w:r>
@@ -1092,14 +1129,13 @@
           <w:p>
             <w:pPr>
               <w:pStyle w:val="Compact"/>
-              <w:spacing w:line="240" w:lineRule="auto" w:after="0"/>
-              <w:ind w:firstLine="0"/>
-              <w:jc w:val="left"/>
-            </w:pPr>
-            <w:r>
-              <w:rPr>
-                <w:rFonts w:ascii="Times New Roman" w:hAnsi="Times New Roman"/>
-                <w:sz w:val="18"/>
+              <w:spacing w:line="240" w:lineRule="auto" w:after="20"/>
+              <w:ind w:firstLine="0"/>
+              <w:jc w:val="left"/>
+            </w:pPr>
+            <w:r>
+              <w:rPr>
+                <w:sz w:val="17"/>
               </w:rPr>
               <w:t xml:space="preserve">POST</w:t>
             </w:r>
@@ -1110,14 +1146,13 @@
           <w:p>
             <w:pPr>
               <w:pStyle w:val="Compact"/>
-              <w:spacing w:line="240" w:lineRule="auto" w:after="0"/>
-              <w:ind w:firstLine="0"/>
-              <w:jc w:val="left"/>
-            </w:pPr>
-            <w:r>
-              <w:rPr>
-                <w:rFonts w:ascii="Times New Roman" w:hAnsi="Times New Roman"/>
-                <w:sz w:val="18"/>
+              <w:spacing w:line="240" w:lineRule="auto" w:after="20"/>
+              <w:ind w:firstLine="0"/>
+              <w:jc w:val="left"/>
+            </w:pPr>
+            <w:r>
+              <w:rPr>
+                <w:sz w:val="17"/>
               </w:rPr>
               <w:t xml:space="preserve">/api/Orders</w:t>
             </w:r>
@@ -1128,14 +1163,13 @@
           <w:p>
             <w:pPr>
               <w:pStyle w:val="Compact"/>
-              <w:spacing w:line="240" w:lineRule="auto" w:after="0"/>
-              <w:ind w:firstLine="0"/>
-              <w:jc w:val="left"/>
-            </w:pPr>
-            <w:r>
-              <w:rPr>
-                <w:rFonts w:ascii="Times New Roman" w:hAnsi="Times New Roman"/>
-                <w:sz w:val="18"/>
+              <w:spacing w:line="240" w:lineRule="auto" w:after="20"/>
+              <w:ind w:firstLine="0"/>
+              <w:jc w:val="left"/>
+            </w:pPr>
+            <w:r>
+              <w:rPr>
+                <w:sz w:val="17"/>
               </w:rPr>
               <w:t xml:space="preserve">Crear pedido</w:t>
             </w:r>
@@ -1148,14 +1182,13 @@
           <w:p>
             <w:pPr>
               <w:pStyle w:val="Compact"/>
-              <w:spacing w:line="240" w:lineRule="auto" w:after="0"/>
-              <w:ind w:firstLine="0"/>
-              <w:jc w:val="left"/>
-            </w:pPr>
-            <w:r>
-              <w:rPr>
-                <w:rFonts w:ascii="Times New Roman" w:hAnsi="Times New Roman"/>
-                <w:sz w:val="18"/>
+              <w:spacing w:line="240" w:lineRule="auto" w:after="20"/>
+              <w:ind w:firstLine="0"/>
+              <w:jc w:val="left"/>
+            </w:pPr>
+            <w:r>
+              <w:rPr>
+                <w:sz w:val="17"/>
               </w:rPr>
               <w:t xml:space="preserve">GET</w:t>
             </w:r>
@@ -1166,14 +1199,13 @@
           <w:p>
             <w:pPr>
               <w:pStyle w:val="Compact"/>
-              <w:spacing w:line="240" w:lineRule="auto" w:after="0"/>
-              <w:ind w:firstLine="0"/>
-              <w:jc w:val="left"/>
-            </w:pPr>
-            <w:r>
-              <w:rPr>
-                <w:rFonts w:ascii="Times New Roman" w:hAnsi="Times New Roman"/>
-                <w:sz w:val="18"/>
+              <w:spacing w:line="240" w:lineRule="auto" w:after="20"/>
+              <w:ind w:firstLine="0"/>
+              <w:jc w:val="left"/>
+            </w:pPr>
+            <w:r>
+              <w:rPr>
+                <w:sz w:val="17"/>
               </w:rPr>
               <w:t xml:space="preserve">/api/Orders</w:t>
             </w:r>
@@ -1184,14 +1216,13 @@
           <w:p>
             <w:pPr>
               <w:pStyle w:val="Compact"/>
-              <w:spacing w:line="240" w:lineRule="auto" w:after="0"/>
-              <w:ind w:firstLine="0"/>
-              <w:jc w:val="left"/>
-            </w:pPr>
-            <w:r>
-              <w:rPr>
-                <w:rFonts w:ascii="Times New Roman" w:hAnsi="Times New Roman"/>
-                <w:sz w:val="18"/>
+              <w:spacing w:line="240" w:lineRule="auto" w:after="20"/>
+              <w:ind w:firstLine="0"/>
+              <w:jc w:val="left"/>
+            </w:pPr>
+            <w:r>
+              <w:rPr>
+                <w:sz w:val="17"/>
               </w:rPr>
               <w:t xml:space="preserve">Consultar pedidos</w:t>
             </w:r>
@@ -1204,14 +1235,13 @@
           <w:p>
             <w:pPr>
               <w:pStyle w:val="Compact"/>
-              <w:spacing w:line="240" w:lineRule="auto" w:after="0"/>
-              <w:ind w:firstLine="0"/>
-              <w:jc w:val="left"/>
-            </w:pPr>
-            <w:r>
-              <w:rPr>
-                <w:rFonts w:ascii="Times New Roman" w:hAnsi="Times New Roman"/>
-                <w:sz w:val="18"/>
+              <w:spacing w:line="240" w:lineRule="auto" w:after="20"/>
+              <w:ind w:firstLine="0"/>
+              <w:jc w:val="left"/>
+            </w:pPr>
+            <w:r>
+              <w:rPr>
+                <w:sz w:val="17"/>
               </w:rPr>
               <w:t xml:space="preserve">GET</w:t>
             </w:r>
@@ -1222,14 +1252,13 @@
           <w:p>
             <w:pPr>
               <w:pStyle w:val="Compact"/>
-              <w:spacing w:line="240" w:lineRule="auto" w:after="0"/>
-              <w:ind w:firstLine="0"/>
-              <w:jc w:val="left"/>
-            </w:pPr>
-            <w:r>
-              <w:rPr>
-                <w:rFonts w:ascii="Times New Roman" w:hAnsi="Times New Roman"/>
-                <w:sz w:val="18"/>
+              <w:spacing w:line="240" w:lineRule="auto" w:after="20"/>
+              <w:ind w:firstLine="0"/>
+              <w:jc w:val="left"/>
+            </w:pPr>
+            <w:r>
+              <w:rPr>
+                <w:sz w:val="17"/>
               </w:rPr>
               <w:t xml:space="preserve">/api/Orders/{id}</w:t>
             </w:r>
@@ -1240,14 +1269,13 @@
           <w:p>
             <w:pPr>
               <w:pStyle w:val="Compact"/>
-              <w:spacing w:line="240" w:lineRule="auto" w:after="0"/>
-              <w:ind w:firstLine="0"/>
-              <w:jc w:val="left"/>
-            </w:pPr>
-            <w:r>
-              <w:rPr>
-                <w:rFonts w:ascii="Times New Roman" w:hAnsi="Times New Roman"/>
-                <w:sz w:val="18"/>
+              <w:spacing w:line="240" w:lineRule="auto" w:after="20"/>
+              <w:ind w:firstLine="0"/>
+              <w:jc w:val="left"/>
+            </w:pPr>
+            <w:r>
+              <w:rPr>
+                <w:sz w:val="17"/>
               </w:rPr>
               <w:t xml:space="preserve">Detalle</w:t>
             </w:r>
@@ -1260,14 +1288,13 @@
           <w:p>
             <w:pPr>
               <w:pStyle w:val="Compact"/>
-              <w:spacing w:line="240" w:lineRule="auto" w:after="0"/>
-              <w:ind w:firstLine="0"/>
-              <w:jc w:val="left"/>
-            </w:pPr>
-            <w:r>
-              <w:rPr>
-                <w:rFonts w:ascii="Times New Roman" w:hAnsi="Times New Roman"/>
-                <w:sz w:val="18"/>
+              <w:spacing w:line="240" w:lineRule="auto" w:after="20"/>
+              <w:ind w:firstLine="0"/>
+              <w:jc w:val="left"/>
+            </w:pPr>
+            <w:r>
+              <w:rPr>
+                <w:sz w:val="17"/>
               </w:rPr>
               <w:t xml:space="preserve">GET</w:t>
             </w:r>
@@ -1278,14 +1305,13 @@
           <w:p>
             <w:pPr>
               <w:pStyle w:val="Compact"/>
-              <w:spacing w:line="240" w:lineRule="auto" w:after="0"/>
-              <w:ind w:firstLine="0"/>
-              <w:jc w:val="left"/>
-            </w:pPr>
-            <w:r>
-              <w:rPr>
-                <w:rFonts w:ascii="Times New Roman" w:hAnsi="Times New Roman"/>
-                <w:sz w:val="18"/>
+              <w:spacing w:line="240" w:lineRule="auto" w:after="20"/>
+              <w:ind w:firstLine="0"/>
+              <w:jc w:val="left"/>
+            </w:pPr>
+            <w:r>
+              <w:rPr>
+                <w:sz w:val="17"/>
               </w:rPr>
               <w:t xml:space="preserve">/api/Orders/table/{tableId}</w:t>
             </w:r>
@@ -1296,14 +1322,13 @@
           <w:p>
             <w:pPr>
               <w:pStyle w:val="Compact"/>
-              <w:spacing w:line="240" w:lineRule="auto" w:after="0"/>
-              <w:ind w:firstLine="0"/>
-              <w:jc w:val="left"/>
-            </w:pPr>
-            <w:r>
-              <w:rPr>
-                <w:rFonts w:ascii="Times New Roman" w:hAnsi="Times New Roman"/>
-                <w:sz w:val="18"/>
+              <w:spacing w:line="240" w:lineRule="auto" w:after="20"/>
+              <w:ind w:firstLine="0"/>
+              <w:jc w:val="left"/>
+            </w:pPr>
+            <w:r>
+              <w:rPr>
+                <w:sz w:val="17"/>
               </w:rPr>
               <w:t xml:space="preserve">Por mesa</w:t>
             </w:r>
@@ -1316,14 +1341,13 @@
           <w:p>
             <w:pPr>
               <w:pStyle w:val="Compact"/>
-              <w:spacing w:line="240" w:lineRule="auto" w:after="0"/>
-              <w:ind w:firstLine="0"/>
-              <w:jc w:val="left"/>
-            </w:pPr>
-            <w:r>
-              <w:rPr>
-                <w:rFonts w:ascii="Times New Roman" w:hAnsi="Times New Roman"/>
-                <w:sz w:val="18"/>
+              <w:spacing w:line="240" w:lineRule="auto" w:after="20"/>
+              <w:ind w:firstLine="0"/>
+              <w:jc w:val="left"/>
+            </w:pPr>
+            <w:r>
+              <w:rPr>
+                <w:sz w:val="17"/>
               </w:rPr>
               <w:t xml:space="preserve">GET</w:t>
             </w:r>
@@ -1334,14 +1358,13 @@
           <w:p>
             <w:pPr>
               <w:pStyle w:val="Compact"/>
-              <w:spacing w:line="240" w:lineRule="auto" w:after="0"/>
-              <w:ind w:firstLine="0"/>
-              <w:jc w:val="left"/>
-            </w:pPr>
-            <w:r>
-              <w:rPr>
-                <w:rFonts w:ascii="Times New Roman" w:hAnsi="Times New Roman"/>
-                <w:sz w:val="18"/>
+              <w:spacing w:line="240" w:lineRule="auto" w:after="20"/>
+              <w:ind w:firstLine="0"/>
+              <w:jc w:val="left"/>
+            </w:pPr>
+            <w:r>
+              <w:rPr>
+                <w:sz w:val="17"/>
               </w:rPr>
               <w:t xml:space="preserve">/api/Orders/customer/{customerId}</w:t>
             </w:r>
@@ -1352,14 +1375,13 @@
           <w:p>
             <w:pPr>
               <w:pStyle w:val="Compact"/>
-              <w:spacing w:line="240" w:lineRule="auto" w:after="0"/>
-              <w:ind w:firstLine="0"/>
-              <w:jc w:val="left"/>
-            </w:pPr>
-            <w:r>
-              <w:rPr>
-                <w:rFonts w:ascii="Times New Roman" w:hAnsi="Times New Roman"/>
-                <w:sz w:val="18"/>
+              <w:spacing w:line="240" w:lineRule="auto" w:after="20"/>
+              <w:ind w:firstLine="0"/>
+              <w:jc w:val="left"/>
+            </w:pPr>
+            <w:r>
+              <w:rPr>
+                <w:sz w:val="17"/>
               </w:rPr>
               <w:t xml:space="preserve">Por cliente</w:t>
             </w:r>
@@ -1372,14 +1394,13 @@
           <w:p>
             <w:pPr>
               <w:pStyle w:val="Compact"/>
-              <w:spacing w:line="240" w:lineRule="auto" w:after="0"/>
-              <w:ind w:firstLine="0"/>
-              <w:jc w:val="left"/>
-            </w:pPr>
-            <w:r>
-              <w:rPr>
-                <w:rFonts w:ascii="Times New Roman" w:hAnsi="Times New Roman"/>
-                <w:sz w:val="18"/>
+              <w:spacing w:line="240" w:lineRule="auto" w:after="20"/>
+              <w:ind w:firstLine="0"/>
+              <w:jc w:val="left"/>
+            </w:pPr>
+            <w:r>
+              <w:rPr>
+                <w:sz w:val="17"/>
               </w:rPr>
               <w:t xml:space="preserve">GET</w:t>
             </w:r>
@@ -1390,14 +1411,13 @@
           <w:p>
             <w:pPr>
               <w:pStyle w:val="Compact"/>
-              <w:spacing w:line="240" w:lineRule="auto" w:after="0"/>
-              <w:ind w:firstLine="0"/>
-              <w:jc w:val="left"/>
-            </w:pPr>
-            <w:r>
-              <w:rPr>
-                <w:rFonts w:ascii="Times New Roman" w:hAnsi="Times New Roman"/>
-                <w:sz w:val="18"/>
+              <w:spacing w:line="240" w:lineRule="auto" w:after="20"/>
+              <w:ind w:firstLine="0"/>
+              <w:jc w:val="left"/>
+            </w:pPr>
+            <w:r>
+              <w:rPr>
+                <w:sz w:val="17"/>
               </w:rPr>
               <w:t xml:space="preserve">/api/Orders/branch/{branchId}</w:t>
             </w:r>
@@ -1408,14 +1428,13 @@
           <w:p>
             <w:pPr>
               <w:pStyle w:val="Compact"/>
-              <w:spacing w:line="240" w:lineRule="auto" w:after="0"/>
-              <w:ind w:firstLine="0"/>
-              <w:jc w:val="left"/>
-            </w:pPr>
-            <w:r>
-              <w:rPr>
-                <w:rFonts w:ascii="Times New Roman" w:hAnsi="Times New Roman"/>
-                <w:sz w:val="18"/>
+              <w:spacing w:line="240" w:lineRule="auto" w:after="20"/>
+              <w:ind w:firstLine="0"/>
+              <w:jc w:val="left"/>
+            </w:pPr>
+            <w:r>
+              <w:rPr>
+                <w:sz w:val="17"/>
               </w:rPr>
               <w:t xml:space="preserve">Por sede</w:t>
             </w:r>
@@ -1428,14 +1447,13 @@
           <w:p>
             <w:pPr>
               <w:pStyle w:val="Compact"/>
-              <w:spacing w:line="240" w:lineRule="auto" w:after="0"/>
-              <w:ind w:firstLine="0"/>
-              <w:jc w:val="left"/>
-            </w:pPr>
-            <w:r>
-              <w:rPr>
-                <w:rFonts w:ascii="Times New Roman" w:hAnsi="Times New Roman"/>
-                <w:sz w:val="18"/>
+              <w:spacing w:line="240" w:lineRule="auto" w:after="20"/>
+              <w:ind w:firstLine="0"/>
+              <w:jc w:val="left"/>
+            </w:pPr>
+            <w:r>
+              <w:rPr>
+                <w:sz w:val="17"/>
               </w:rPr>
               <w:t xml:space="preserve">PUT</w:t>
             </w:r>
@@ -1446,14 +1464,13 @@
           <w:p>
             <w:pPr>
               <w:pStyle w:val="Compact"/>
-              <w:spacing w:line="240" w:lineRule="auto" w:after="0"/>
-              <w:ind w:firstLine="0"/>
-              <w:jc w:val="left"/>
-            </w:pPr>
-            <w:r>
-              <w:rPr>
-                <w:rFonts w:ascii="Times New Roman" w:hAnsi="Times New Roman"/>
-                <w:sz w:val="18"/>
+              <w:spacing w:line="240" w:lineRule="auto" w:after="20"/>
+              <w:ind w:firstLine="0"/>
+              <w:jc w:val="left"/>
+            </w:pPr>
+            <w:r>
+              <w:rPr>
+                <w:sz w:val="17"/>
               </w:rPr>
               <w:t xml:space="preserve">/api/Orders/{id}</w:t>
             </w:r>
@@ -1464,14 +1481,13 @@
           <w:p>
             <w:pPr>
               <w:pStyle w:val="Compact"/>
-              <w:spacing w:line="240" w:lineRule="auto" w:after="0"/>
-              <w:ind w:firstLine="0"/>
-              <w:jc w:val="left"/>
-            </w:pPr>
-            <w:r>
-              <w:rPr>
-                <w:rFonts w:ascii="Times New Roman" w:hAnsi="Times New Roman"/>
-                <w:sz w:val="18"/>
+              <w:spacing w:line="240" w:lineRule="auto" w:after="20"/>
+              <w:ind w:firstLine="0"/>
+              <w:jc w:val="left"/>
+            </w:pPr>
+            <w:r>
+              <w:rPr>
+                <w:sz w:val="17"/>
               </w:rPr>
               <w:t xml:space="preserve">Actualizar</w:t>
             </w:r>
@@ -1484,14 +1500,13 @@
           <w:p>
             <w:pPr>
               <w:pStyle w:val="Compact"/>
-              <w:spacing w:line="240" w:lineRule="auto" w:after="0"/>
-              <w:ind w:firstLine="0"/>
-              <w:jc w:val="left"/>
-            </w:pPr>
-            <w:r>
-              <w:rPr>
-                <w:rFonts w:ascii="Times New Roman" w:hAnsi="Times New Roman"/>
-                <w:sz w:val="18"/>
+              <w:spacing w:line="240" w:lineRule="auto" w:after="20"/>
+              <w:ind w:firstLine="0"/>
+              <w:jc w:val="left"/>
+            </w:pPr>
+            <w:r>
+              <w:rPr>
+                <w:sz w:val="17"/>
               </w:rPr>
               <w:t xml:space="preserve">PATCH</w:t>
             </w:r>
@@ -1502,14 +1517,13 @@
           <w:p>
             <w:pPr>
               <w:pStyle w:val="Compact"/>
-              <w:spacing w:line="240" w:lineRule="auto" w:after="0"/>
-              <w:ind w:firstLine="0"/>
-              <w:jc w:val="left"/>
-            </w:pPr>
-            <w:r>
-              <w:rPr>
-                <w:rFonts w:ascii="Times New Roman" w:hAnsi="Times New Roman"/>
-                <w:sz w:val="18"/>
+              <w:spacing w:line="240" w:lineRule="auto" w:after="20"/>
+              <w:ind w:firstLine="0"/>
+              <w:jc w:val="left"/>
+            </w:pPr>
+            <w:r>
+              <w:rPr>
+                <w:sz w:val="17"/>
               </w:rPr>
               <w:t xml:space="preserve">/api/Orders/{id}/status</w:t>
             </w:r>
@@ -1520,14 +1534,13 @@
           <w:p>
             <w:pPr>
               <w:pStyle w:val="Compact"/>
-              <w:spacing w:line="240" w:lineRule="auto" w:after="0"/>
-              <w:ind w:firstLine="0"/>
-              <w:jc w:val="left"/>
-            </w:pPr>
-            <w:r>
-              <w:rPr>
-                <w:rFonts w:ascii="Times New Roman" w:hAnsi="Times New Roman"/>
-                <w:sz w:val="18"/>
+              <w:spacing w:line="240" w:lineRule="auto" w:after="20"/>
+              <w:ind w:firstLine="0"/>
+              <w:jc w:val="left"/>
+            </w:pPr>
+            <w:r>
+              <w:rPr>
+                <w:sz w:val="17"/>
               </w:rPr>
               <w:t xml:space="preserve">Actualizar estado</w:t>
             </w:r>
@@ -1540,14 +1553,13 @@
           <w:p>
             <w:pPr>
               <w:pStyle w:val="Compact"/>
-              <w:spacing w:line="240" w:lineRule="auto" w:after="0"/>
-              <w:ind w:firstLine="0"/>
-              <w:jc w:val="left"/>
-            </w:pPr>
-            <w:r>
-              <w:rPr>
-                <w:rFonts w:ascii="Times New Roman" w:hAnsi="Times New Roman"/>
-                <w:sz w:val="18"/>
+              <w:spacing w:line="240" w:lineRule="auto" w:after="20"/>
+              <w:ind w:firstLine="0"/>
+              <w:jc w:val="left"/>
+            </w:pPr>
+            <w:r>
+              <w:rPr>
+                <w:sz w:val="17"/>
               </w:rPr>
               <w:t xml:space="preserve">PATCH</w:t>
             </w:r>
@@ -1558,14 +1570,13 @@
           <w:p>
             <w:pPr>
               <w:pStyle w:val="Compact"/>
-              <w:spacing w:line="240" w:lineRule="auto" w:after="0"/>
-              <w:ind w:firstLine="0"/>
-              <w:jc w:val="left"/>
-            </w:pPr>
-            <w:r>
-              <w:rPr>
-                <w:rFonts w:ascii="Times New Roman" w:hAnsi="Times New Roman"/>
-                <w:sz w:val="18"/>
+              <w:spacing w:line="240" w:lineRule="auto" w:after="20"/>
+              <w:ind w:firstLine="0"/>
+              <w:jc w:val="left"/>
+            </w:pPr>
+            <w:r>
+              <w:rPr>
+                <w:sz w:val="17"/>
               </w:rPr>
               <w:t xml:space="preserve">/api/Orders/{id}/cancel-mine</w:t>
             </w:r>
@@ -1576,14 +1587,13 @@
           <w:p>
             <w:pPr>
               <w:pStyle w:val="Compact"/>
-              <w:spacing w:line="240" w:lineRule="auto" w:after="0"/>
-              <w:ind w:firstLine="0"/>
-              <w:jc w:val="left"/>
-            </w:pPr>
-            <w:r>
-              <w:rPr>
-                <w:rFonts w:ascii="Times New Roman" w:hAnsi="Times New Roman"/>
-                <w:sz w:val="18"/>
+              <w:spacing w:line="240" w:lineRule="auto" w:after="20"/>
+              <w:ind w:firstLine="0"/>
+              <w:jc w:val="left"/>
+            </w:pPr>
+            <w:r>
+              <w:rPr>
+                <w:sz w:val="17"/>
               </w:rPr>
               <w:t xml:space="preserve">Cancelar cliente</w:t>
             </w:r>
@@ -1596,14 +1606,13 @@
           <w:p>
             <w:pPr>
               <w:pStyle w:val="Compact"/>
-              <w:spacing w:line="240" w:lineRule="auto" w:after="0"/>
-              <w:ind w:firstLine="0"/>
-              <w:jc w:val="left"/>
-            </w:pPr>
-            <w:r>
-              <w:rPr>
-                <w:rFonts w:ascii="Times New Roman" w:hAnsi="Times New Roman"/>
-                <w:sz w:val="18"/>
+              <w:spacing w:line="240" w:lineRule="auto" w:after="20"/>
+              <w:ind w:firstLine="0"/>
+              <w:jc w:val="left"/>
+            </w:pPr>
+            <w:r>
+              <w:rPr>
+                <w:sz w:val="17"/>
               </w:rPr>
               <w:t xml:space="preserve">PATCH</w:t>
             </w:r>
@@ -1614,14 +1623,13 @@
           <w:p>
             <w:pPr>
               <w:pStyle w:val="Compact"/>
-              <w:spacing w:line="240" w:lineRule="auto" w:after="0"/>
-              <w:ind w:firstLine="0"/>
-              <w:jc w:val="left"/>
-            </w:pPr>
-            <w:r>
-              <w:rPr>
-                <w:rFonts w:ascii="Times New Roman" w:hAnsi="Times New Roman"/>
-                <w:sz w:val="18"/>
+              <w:spacing w:line="240" w:lineRule="auto" w:after="20"/>
+              <w:ind w:firstLine="0"/>
+              <w:jc w:val="left"/>
+            </w:pPr>
+            <w:r>
+              <w:rPr>
+                <w:sz w:val="17"/>
               </w:rPr>
               <w:t xml:space="preserve">/api/Orders/{id}/cancel</w:t>
             </w:r>
@@ -1632,14 +1640,13 @@
           <w:p>
             <w:pPr>
               <w:pStyle w:val="Compact"/>
-              <w:spacing w:line="240" w:lineRule="auto" w:after="0"/>
-              <w:ind w:firstLine="0"/>
-              <w:jc w:val="left"/>
-            </w:pPr>
-            <w:r>
-              <w:rPr>
-                <w:rFonts w:ascii="Times New Roman" w:hAnsi="Times New Roman"/>
-                <w:sz w:val="18"/>
+              <w:spacing w:line="240" w:lineRule="auto" w:after="20"/>
+              <w:ind w:firstLine="0"/>
+              <w:jc w:val="left"/>
+            </w:pPr>
+            <w:r>
+              <w:rPr>
+                <w:sz w:val="17"/>
               </w:rPr>
               <w:t xml:space="preserve">Cancelar operación</w:t>
             </w:r>
@@ -1653,12 +1660,9 @@
       <w:pPr>
         <w:pStyle w:val="Heading3"/>
         <w:keepNext/>
-        <w:ind w:firstLine="0"/>
-      </w:pPr>
-      <w:r>
-        <w:rPr>
-          <w:color w:val="000000"/>
-        </w:rPr>
+        <w:spacing w:line="264" w:lineRule="auto"/>
+      </w:pPr>
+      <w:r>
         <w:t xml:space="preserve">Products</w:t>
       </w:r>
     </w:p>
@@ -1667,6 +1671,7 @@
         <w:tblStyle w:val="Table"/>
         <w:tblW w:type="auto" w:w="0"/>
         <w:jc w:val="left"/>
+        <w:tblLayout w:type="autofit"/>
         <w:tblLook w:firstRow="1" w:lastRow="0" w:firstColumn="0" w:lastColumn="0" w:noHBand="0" w:noVBand="0" w:val="0020"/>
       </w:tblPr>
       <w:tblGrid>
@@ -1684,14 +1689,14 @@
           <w:p>
             <w:pPr>
               <w:pStyle w:val="Compact"/>
-              <w:spacing w:line="240" w:lineRule="auto" w:after="0"/>
-              <w:ind w:firstLine="0"/>
-              <w:jc w:val="left"/>
-            </w:pPr>
-            <w:r>
-              <w:rPr>
-                <w:rFonts w:ascii="Times New Roman" w:hAnsi="Times New Roman"/>
-                <w:sz w:val="18"/>
+              <w:spacing w:line="240" w:lineRule="auto" w:after="20"/>
+              <w:ind w:firstLine="0"/>
+              <w:jc w:val="left"/>
+            </w:pPr>
+            <w:r>
+              <w:rPr>
+                <w:b/>
+                <w:sz w:val="17"/>
               </w:rPr>
               <w:t xml:space="preserve">Verbo</w:t>
             </w:r>
@@ -1702,14 +1707,14 @@
           <w:p>
             <w:pPr>
               <w:pStyle w:val="Compact"/>
-              <w:spacing w:line="240" w:lineRule="auto" w:after="0"/>
-              <w:ind w:firstLine="0"/>
-              <w:jc w:val="left"/>
-            </w:pPr>
-            <w:r>
-              <w:rPr>
-                <w:rFonts w:ascii="Times New Roman" w:hAnsi="Times New Roman"/>
-                <w:sz w:val="18"/>
+              <w:spacing w:line="240" w:lineRule="auto" w:after="20"/>
+              <w:ind w:firstLine="0"/>
+              <w:jc w:val="left"/>
+            </w:pPr>
+            <w:r>
+              <w:rPr>
+                <w:b/>
+                <w:sz w:val="17"/>
               </w:rPr>
               <w:t xml:space="preserve">Ruta</w:t>
             </w:r>
@@ -1720,14 +1725,14 @@
           <w:p>
             <w:pPr>
               <w:pStyle w:val="Compact"/>
-              <w:spacing w:line="240" w:lineRule="auto" w:after="0"/>
-              <w:ind w:firstLine="0"/>
-              <w:jc w:val="left"/>
-            </w:pPr>
-            <w:r>
-              <w:rPr>
-                <w:rFonts w:ascii="Times New Roman" w:hAnsi="Times New Roman"/>
-                <w:sz w:val="18"/>
+              <w:spacing w:line="240" w:lineRule="auto" w:after="20"/>
+              <w:ind w:firstLine="0"/>
+              <w:jc w:val="left"/>
+            </w:pPr>
+            <w:r>
+              <w:rPr>
+                <w:b/>
+                <w:sz w:val="17"/>
               </w:rPr>
               <w:t xml:space="preserve">Operación identificada</w:t>
             </w:r>
@@ -1740,14 +1745,13 @@
           <w:p>
             <w:pPr>
               <w:pStyle w:val="Compact"/>
-              <w:spacing w:line="240" w:lineRule="auto" w:after="0"/>
-              <w:ind w:firstLine="0"/>
-              <w:jc w:val="left"/>
-            </w:pPr>
-            <w:r>
-              <w:rPr>
-                <w:rFonts w:ascii="Times New Roman" w:hAnsi="Times New Roman"/>
-                <w:sz w:val="18"/>
+              <w:spacing w:line="240" w:lineRule="auto" w:after="20"/>
+              <w:ind w:firstLine="0"/>
+              <w:jc w:val="left"/>
+            </w:pPr>
+            <w:r>
+              <w:rPr>
+                <w:sz w:val="17"/>
               </w:rPr>
               <w:t xml:space="preserve">GET</w:t>
             </w:r>
@@ -1758,14 +1762,13 @@
           <w:p>
             <w:pPr>
               <w:pStyle w:val="Compact"/>
-              <w:spacing w:line="240" w:lineRule="auto" w:after="0"/>
-              <w:ind w:firstLine="0"/>
-              <w:jc w:val="left"/>
-            </w:pPr>
-            <w:r>
-              <w:rPr>
-                <w:rFonts w:ascii="Times New Roman" w:hAnsi="Times New Roman"/>
-                <w:sz w:val="18"/>
+              <w:spacing w:line="240" w:lineRule="auto" w:after="20"/>
+              <w:ind w:firstLine="0"/>
+              <w:jc w:val="left"/>
+            </w:pPr>
+            <w:r>
+              <w:rPr>
+                <w:sz w:val="17"/>
               </w:rPr>
               <w:t xml:space="preserve">/api/Products</w:t>
             </w:r>
@@ -1776,14 +1779,13 @@
           <w:p>
             <w:pPr>
               <w:pStyle w:val="Compact"/>
-              <w:spacing w:line="240" w:lineRule="auto" w:after="0"/>
-              <w:ind w:firstLine="0"/>
-              <w:jc w:val="left"/>
-            </w:pPr>
-            <w:r>
-              <w:rPr>
-                <w:rFonts w:ascii="Times New Roman" w:hAnsi="Times New Roman"/>
-                <w:sz w:val="18"/>
+              <w:spacing w:line="240" w:lineRule="auto" w:after="20"/>
+              <w:ind w:firstLine="0"/>
+              <w:jc w:val="left"/>
+            </w:pPr>
+            <w:r>
+              <w:rPr>
+                <w:sz w:val="17"/>
               </w:rPr>
               <w:t xml:space="preserve">Listar (público)</w:t>
             </w:r>
@@ -1796,14 +1798,13 @@
           <w:p>
             <w:pPr>
               <w:pStyle w:val="Compact"/>
-              <w:spacing w:line="240" w:lineRule="auto" w:after="0"/>
-              <w:ind w:firstLine="0"/>
-              <w:jc w:val="left"/>
-            </w:pPr>
-            <w:r>
-              <w:rPr>
-                <w:rFonts w:ascii="Times New Roman" w:hAnsi="Times New Roman"/>
-                <w:sz w:val="18"/>
+              <w:spacing w:line="240" w:lineRule="auto" w:after="20"/>
+              <w:ind w:firstLine="0"/>
+              <w:jc w:val="left"/>
+            </w:pPr>
+            <w:r>
+              <w:rPr>
+                <w:sz w:val="17"/>
               </w:rPr>
               <w:t xml:space="preserve">GET</w:t>
             </w:r>
@@ -1814,14 +1815,13 @@
           <w:p>
             <w:pPr>
               <w:pStyle w:val="Compact"/>
-              <w:spacing w:line="240" w:lineRule="auto" w:after="0"/>
-              <w:ind w:firstLine="0"/>
-              <w:jc w:val="left"/>
-            </w:pPr>
-            <w:r>
-              <w:rPr>
-                <w:rFonts w:ascii="Times New Roman" w:hAnsi="Times New Roman"/>
-                <w:sz w:val="18"/>
+              <w:spacing w:line="240" w:lineRule="auto" w:after="20"/>
+              <w:ind w:firstLine="0"/>
+              <w:jc w:val="left"/>
+            </w:pPr>
+            <w:r>
+              <w:rPr>
+                <w:sz w:val="17"/>
               </w:rPr>
               <w:t xml:space="preserve">/api/Products/category/{categoryId}</w:t>
             </w:r>
@@ -1832,14 +1832,13 @@
           <w:p>
             <w:pPr>
               <w:pStyle w:val="Compact"/>
-              <w:spacing w:line="240" w:lineRule="auto" w:after="0"/>
-              <w:ind w:firstLine="0"/>
-              <w:jc w:val="left"/>
-            </w:pPr>
-            <w:r>
-              <w:rPr>
-                <w:rFonts w:ascii="Times New Roman" w:hAnsi="Times New Roman"/>
-                <w:sz w:val="18"/>
+              <w:spacing w:line="240" w:lineRule="auto" w:after="20"/>
+              <w:ind w:firstLine="0"/>
+              <w:jc w:val="left"/>
+            </w:pPr>
+            <w:r>
+              <w:rPr>
+                <w:sz w:val="17"/>
               </w:rPr>
               <w:t xml:space="preserve">Por categoría (público)</w:t>
             </w:r>
@@ -1852,14 +1851,13 @@
           <w:p>
             <w:pPr>
               <w:pStyle w:val="Compact"/>
-              <w:spacing w:line="240" w:lineRule="auto" w:after="0"/>
-              <w:ind w:firstLine="0"/>
-              <w:jc w:val="left"/>
-            </w:pPr>
-            <w:r>
-              <w:rPr>
-                <w:rFonts w:ascii="Times New Roman" w:hAnsi="Times New Roman"/>
-                <w:sz w:val="18"/>
+              <w:spacing w:line="240" w:lineRule="auto" w:after="20"/>
+              <w:ind w:firstLine="0"/>
+              <w:jc w:val="left"/>
+            </w:pPr>
+            <w:r>
+              <w:rPr>
+                <w:sz w:val="17"/>
               </w:rPr>
               <w:t xml:space="preserve">GET</w:t>
             </w:r>
@@ -1870,14 +1868,13 @@
           <w:p>
             <w:pPr>
               <w:pStyle w:val="Compact"/>
-              <w:spacing w:line="240" w:lineRule="auto" w:after="0"/>
-              <w:ind w:firstLine="0"/>
-              <w:jc w:val="left"/>
-            </w:pPr>
-            <w:r>
-              <w:rPr>
-                <w:rFonts w:ascii="Times New Roman" w:hAnsi="Times New Roman"/>
-                <w:sz w:val="18"/>
+              <w:spacing w:line="240" w:lineRule="auto" w:after="20"/>
+              <w:ind w:firstLine="0"/>
+              <w:jc w:val="left"/>
+            </w:pPr>
+            <w:r>
+              <w:rPr>
+                <w:sz w:val="17"/>
               </w:rPr>
               <w:t xml:space="preserve">/api/Products/{id}</w:t>
             </w:r>
@@ -1888,14 +1885,13 @@
           <w:p>
             <w:pPr>
               <w:pStyle w:val="Compact"/>
-              <w:spacing w:line="240" w:lineRule="auto" w:after="0"/>
-              <w:ind w:firstLine="0"/>
-              <w:jc w:val="left"/>
-            </w:pPr>
-            <w:r>
-              <w:rPr>
-                <w:rFonts w:ascii="Times New Roman" w:hAnsi="Times New Roman"/>
-                <w:sz w:val="18"/>
+              <w:spacing w:line="240" w:lineRule="auto" w:after="20"/>
+              <w:ind w:firstLine="0"/>
+              <w:jc w:val="left"/>
+            </w:pPr>
+            <w:r>
+              <w:rPr>
+                <w:sz w:val="17"/>
               </w:rPr>
               <w:t xml:space="preserve">Detalle</w:t>
             </w:r>
@@ -1908,14 +1904,13 @@
           <w:p>
             <w:pPr>
               <w:pStyle w:val="Compact"/>
-              <w:spacing w:line="240" w:lineRule="auto" w:after="0"/>
-              <w:ind w:firstLine="0"/>
-              <w:jc w:val="left"/>
-            </w:pPr>
-            <w:r>
-              <w:rPr>
-                <w:rFonts w:ascii="Times New Roman" w:hAnsi="Times New Roman"/>
-                <w:sz w:val="18"/>
+              <w:spacing w:line="240" w:lineRule="auto" w:after="20"/>
+              <w:ind w:firstLine="0"/>
+              <w:jc w:val="left"/>
+            </w:pPr>
+            <w:r>
+              <w:rPr>
+                <w:sz w:val="17"/>
               </w:rPr>
               <w:t xml:space="preserve">POST</w:t>
             </w:r>
@@ -1926,14 +1921,13 @@
           <w:p>
             <w:pPr>
               <w:pStyle w:val="Compact"/>
-              <w:spacing w:line="240" w:lineRule="auto" w:after="0"/>
-              <w:ind w:firstLine="0"/>
-              <w:jc w:val="left"/>
-            </w:pPr>
-            <w:r>
-              <w:rPr>
-                <w:rFonts w:ascii="Times New Roman" w:hAnsi="Times New Roman"/>
-                <w:sz w:val="18"/>
+              <w:spacing w:line="240" w:lineRule="auto" w:after="20"/>
+              <w:ind w:firstLine="0"/>
+              <w:jc w:val="left"/>
+            </w:pPr>
+            <w:r>
+              <w:rPr>
+                <w:sz w:val="17"/>
               </w:rPr>
               <w:t xml:space="preserve">/api/Products</w:t>
             </w:r>
@@ -1944,14 +1938,13 @@
           <w:p>
             <w:pPr>
               <w:pStyle w:val="Compact"/>
-              <w:spacing w:line="240" w:lineRule="auto" w:after="0"/>
-              <w:ind w:firstLine="0"/>
-              <w:jc w:val="left"/>
-            </w:pPr>
-            <w:r>
-              <w:rPr>
-                <w:rFonts w:ascii="Times New Roman" w:hAnsi="Times New Roman"/>
-                <w:sz w:val="18"/>
+              <w:spacing w:line="240" w:lineRule="auto" w:after="20"/>
+              <w:ind w:firstLine="0"/>
+              <w:jc w:val="left"/>
+            </w:pPr>
+            <w:r>
+              <w:rPr>
+                <w:sz w:val="17"/>
               </w:rPr>
               <w:t xml:space="preserve">Crear</w:t>
             </w:r>
@@ -1964,14 +1957,13 @@
           <w:p>
             <w:pPr>
               <w:pStyle w:val="Compact"/>
-              <w:spacing w:line="240" w:lineRule="auto" w:after="0"/>
-              <w:ind w:firstLine="0"/>
-              <w:jc w:val="left"/>
-            </w:pPr>
-            <w:r>
-              <w:rPr>
-                <w:rFonts w:ascii="Times New Roman" w:hAnsi="Times New Roman"/>
-                <w:sz w:val="18"/>
+              <w:spacing w:line="240" w:lineRule="auto" w:after="20"/>
+              <w:ind w:firstLine="0"/>
+              <w:jc w:val="left"/>
+            </w:pPr>
+            <w:r>
+              <w:rPr>
+                <w:sz w:val="17"/>
               </w:rPr>
               <w:t xml:space="preserve">PUT</w:t>
             </w:r>
@@ -1982,14 +1974,13 @@
           <w:p>
             <w:pPr>
               <w:pStyle w:val="Compact"/>
-              <w:spacing w:line="240" w:lineRule="auto" w:after="0"/>
-              <w:ind w:firstLine="0"/>
-              <w:jc w:val="left"/>
-            </w:pPr>
-            <w:r>
-              <w:rPr>
-                <w:rFonts w:ascii="Times New Roman" w:hAnsi="Times New Roman"/>
-                <w:sz w:val="18"/>
+              <w:spacing w:line="240" w:lineRule="auto" w:after="20"/>
+              <w:ind w:firstLine="0"/>
+              <w:jc w:val="left"/>
+            </w:pPr>
+            <w:r>
+              <w:rPr>
+                <w:sz w:val="17"/>
               </w:rPr>
               <w:t xml:space="preserve">/api/Products/{id}</w:t>
             </w:r>
@@ -2000,14 +1991,13 @@
           <w:p>
             <w:pPr>
               <w:pStyle w:val="Compact"/>
-              <w:spacing w:line="240" w:lineRule="auto" w:after="0"/>
-              <w:ind w:firstLine="0"/>
-              <w:jc w:val="left"/>
-            </w:pPr>
-            <w:r>
-              <w:rPr>
-                <w:rFonts w:ascii="Times New Roman" w:hAnsi="Times New Roman"/>
-                <w:sz w:val="18"/>
+              <w:spacing w:line="240" w:lineRule="auto" w:after="20"/>
+              <w:ind w:firstLine="0"/>
+              <w:jc w:val="left"/>
+            </w:pPr>
+            <w:r>
+              <w:rPr>
+                <w:sz w:val="17"/>
               </w:rPr>
               <w:t xml:space="preserve">Actualizar</w:t>
             </w:r>
@@ -2020,14 +2010,13 @@
           <w:p>
             <w:pPr>
               <w:pStyle w:val="Compact"/>
-              <w:spacing w:line="240" w:lineRule="auto" w:after="0"/>
-              <w:ind w:firstLine="0"/>
-              <w:jc w:val="left"/>
-            </w:pPr>
-            <w:r>
-              <w:rPr>
-                <w:rFonts w:ascii="Times New Roman" w:hAnsi="Times New Roman"/>
-                <w:sz w:val="18"/>
+              <w:spacing w:line="240" w:lineRule="auto" w:after="20"/>
+              <w:ind w:firstLine="0"/>
+              <w:jc w:val="left"/>
+            </w:pPr>
+            <w:r>
+              <w:rPr>
+                <w:sz w:val="17"/>
               </w:rPr>
               <w:t xml:space="preserve">DELETE</w:t>
             </w:r>
@@ -2038,14 +2027,13 @@
           <w:p>
             <w:pPr>
               <w:pStyle w:val="Compact"/>
-              <w:spacing w:line="240" w:lineRule="auto" w:after="0"/>
-              <w:ind w:firstLine="0"/>
-              <w:jc w:val="left"/>
-            </w:pPr>
-            <w:r>
-              <w:rPr>
-                <w:rFonts w:ascii="Times New Roman" w:hAnsi="Times New Roman"/>
-                <w:sz w:val="18"/>
+              <w:spacing w:line="240" w:lineRule="auto" w:after="20"/>
+              <w:ind w:firstLine="0"/>
+              <w:jc w:val="left"/>
+            </w:pPr>
+            <w:r>
+              <w:rPr>
+                <w:sz w:val="17"/>
               </w:rPr>
               <w:t xml:space="preserve">/api/Products/{id}</w:t>
             </w:r>
@@ -2056,14 +2044,13 @@
           <w:p>
             <w:pPr>
               <w:pStyle w:val="Compact"/>
-              <w:spacing w:line="240" w:lineRule="auto" w:after="0"/>
-              <w:ind w:firstLine="0"/>
-              <w:jc w:val="left"/>
-            </w:pPr>
-            <w:r>
-              <w:rPr>
-                <w:rFonts w:ascii="Times New Roman" w:hAnsi="Times New Roman"/>
-                <w:sz w:val="18"/>
+              <w:spacing w:line="240" w:lineRule="auto" w:after="20"/>
+              <w:ind w:firstLine="0"/>
+              <w:jc w:val="left"/>
+            </w:pPr>
+            <w:r>
+              <w:rPr>
+                <w:sz w:val="17"/>
               </w:rPr>
               <w:t xml:space="preserve">Eliminar</w:t>
             </w:r>
@@ -2076,14 +2063,13 @@
           <w:p>
             <w:pPr>
               <w:pStyle w:val="Compact"/>
-              <w:spacing w:line="240" w:lineRule="auto" w:after="0"/>
-              <w:ind w:firstLine="0"/>
-              <w:jc w:val="left"/>
-            </w:pPr>
-            <w:r>
-              <w:rPr>
-                <w:rFonts w:ascii="Times New Roman" w:hAnsi="Times New Roman"/>
-                <w:sz w:val="18"/>
+              <w:spacing w:line="240" w:lineRule="auto" w:after="20"/>
+              <w:ind w:firstLine="0"/>
+              <w:jc w:val="left"/>
+            </w:pPr>
+            <w:r>
+              <w:rPr>
+                <w:sz w:val="17"/>
               </w:rPr>
               <w:t xml:space="preserve">PATCH</w:t>
             </w:r>
@@ -2094,14 +2080,13 @@
           <w:p>
             <w:pPr>
               <w:pStyle w:val="Compact"/>
-              <w:spacing w:line="240" w:lineRule="auto" w:after="0"/>
-              <w:ind w:firstLine="0"/>
-              <w:jc w:val="left"/>
-            </w:pPr>
-            <w:r>
-              <w:rPr>
-                <w:rFonts w:ascii="Times New Roman" w:hAnsi="Times New Roman"/>
-                <w:sz w:val="18"/>
+              <w:spacing w:line="240" w:lineRule="auto" w:after="20"/>
+              <w:ind w:firstLine="0"/>
+              <w:jc w:val="left"/>
+            </w:pPr>
+            <w:r>
+              <w:rPr>
+                <w:sz w:val="17"/>
               </w:rPr>
               <w:t xml:space="preserve">/api/Products/{id}/status</w:t>
             </w:r>
@@ -2112,14 +2097,13 @@
           <w:p>
             <w:pPr>
               <w:pStyle w:val="Compact"/>
-              <w:spacing w:line="240" w:lineRule="auto" w:after="0"/>
-              <w:ind w:firstLine="0"/>
-              <w:jc w:val="left"/>
-            </w:pPr>
-            <w:r>
-              <w:rPr>
-                <w:rFonts w:ascii="Times New Roman" w:hAnsi="Times New Roman"/>
-                <w:sz w:val="18"/>
+              <w:spacing w:line="240" w:lineRule="auto" w:after="20"/>
+              <w:ind w:firstLine="0"/>
+              <w:jc w:val="left"/>
+            </w:pPr>
+            <w:r>
+              <w:rPr>
+                <w:sz w:val="17"/>
               </w:rPr>
               <w:t xml:space="preserve">Estado</w:t>
             </w:r>
@@ -2133,12 +2117,9 @@
       <w:pPr>
         <w:pStyle w:val="Heading3"/>
         <w:keepNext/>
-        <w:ind w:firstLine="0"/>
-      </w:pPr>
-      <w:r>
-        <w:rPr>
-          <w:color w:val="000000"/>
-        </w:rPr>
+        <w:spacing w:line="264" w:lineRule="auto"/>
+      </w:pPr>
+      <w:r>
         <w:t xml:space="preserve">Payments</w:t>
       </w:r>
     </w:p>
@@ -2147,6 +2128,7 @@
         <w:tblStyle w:val="Table"/>
         <w:tblW w:type="auto" w:w="0"/>
         <w:jc w:val="left"/>
+        <w:tblLayout w:type="autofit"/>
         <w:tblLook w:firstRow="1" w:lastRow="0" w:firstColumn="0" w:lastColumn="0" w:noHBand="0" w:noVBand="0" w:val="0020"/>
       </w:tblPr>
       <w:tblGrid>
@@ -2164,14 +2146,14 @@
           <w:p>
             <w:pPr>
               <w:pStyle w:val="Compact"/>
-              <w:spacing w:line="240" w:lineRule="auto" w:after="0"/>
-              <w:ind w:firstLine="0"/>
-              <w:jc w:val="left"/>
-            </w:pPr>
-            <w:r>
-              <w:rPr>
-                <w:rFonts w:ascii="Times New Roman" w:hAnsi="Times New Roman"/>
-                <w:sz w:val="18"/>
+              <w:spacing w:line="240" w:lineRule="auto" w:after="20"/>
+              <w:ind w:firstLine="0"/>
+              <w:jc w:val="left"/>
+            </w:pPr>
+            <w:r>
+              <w:rPr>
+                <w:b/>
+                <w:sz w:val="17"/>
               </w:rPr>
               <w:t xml:space="preserve">Verbo</w:t>
             </w:r>
@@ -2182,14 +2164,14 @@
           <w:p>
             <w:pPr>
               <w:pStyle w:val="Compact"/>
-              <w:spacing w:line="240" w:lineRule="auto" w:after="0"/>
-              <w:ind w:firstLine="0"/>
-              <w:jc w:val="left"/>
-            </w:pPr>
-            <w:r>
-              <w:rPr>
-                <w:rFonts w:ascii="Times New Roman" w:hAnsi="Times New Roman"/>
-                <w:sz w:val="18"/>
+              <w:spacing w:line="240" w:lineRule="auto" w:after="20"/>
+              <w:ind w:firstLine="0"/>
+              <w:jc w:val="left"/>
+            </w:pPr>
+            <w:r>
+              <w:rPr>
+                <w:b/>
+                <w:sz w:val="17"/>
               </w:rPr>
               <w:t xml:space="preserve">Ruta</w:t>
             </w:r>
@@ -2200,14 +2182,14 @@
           <w:p>
             <w:pPr>
               <w:pStyle w:val="Compact"/>
-              <w:spacing w:line="240" w:lineRule="auto" w:after="0"/>
-              <w:ind w:firstLine="0"/>
-              <w:jc w:val="left"/>
-            </w:pPr>
-            <w:r>
-              <w:rPr>
-                <w:rFonts w:ascii="Times New Roman" w:hAnsi="Times New Roman"/>
-                <w:sz w:val="18"/>
+              <w:spacing w:line="240" w:lineRule="auto" w:after="20"/>
+              <w:ind w:firstLine="0"/>
+              <w:jc w:val="left"/>
+            </w:pPr>
+            <w:r>
+              <w:rPr>
+                <w:b/>
+                <w:sz w:val="17"/>
               </w:rPr>
               <w:t xml:space="preserve">Operación identificada</w:t>
             </w:r>
@@ -2220,14 +2202,13 @@
           <w:p>
             <w:pPr>
               <w:pStyle w:val="Compact"/>
-              <w:spacing w:line="240" w:lineRule="auto" w:after="0"/>
-              <w:ind w:firstLine="0"/>
-              <w:jc w:val="left"/>
-            </w:pPr>
-            <w:r>
-              <w:rPr>
-                <w:rFonts w:ascii="Times New Roman" w:hAnsi="Times New Roman"/>
-                <w:sz w:val="18"/>
+              <w:spacing w:line="240" w:lineRule="auto" w:after="20"/>
+              <w:ind w:firstLine="0"/>
+              <w:jc w:val="left"/>
+            </w:pPr>
+            <w:r>
+              <w:rPr>
+                <w:sz w:val="17"/>
               </w:rPr>
               <w:t xml:space="preserve">POST</w:t>
             </w:r>
@@ -2238,14 +2219,13 @@
           <w:p>
             <w:pPr>
               <w:pStyle w:val="Compact"/>
-              <w:spacing w:line="240" w:lineRule="auto" w:after="0"/>
-              <w:ind w:firstLine="0"/>
-              <w:jc w:val="left"/>
-            </w:pPr>
-            <w:r>
-              <w:rPr>
-                <w:rFonts w:ascii="Times New Roman" w:hAnsi="Times New Roman"/>
-                <w:sz w:val="18"/>
+              <w:spacing w:line="240" w:lineRule="auto" w:after="20"/>
+              <w:ind w:firstLine="0"/>
+              <w:jc w:val="left"/>
+            </w:pPr>
+            <w:r>
+              <w:rPr>
+                <w:sz w:val="17"/>
               </w:rPr>
               <w:t xml:space="preserve">/api/Payments</w:t>
             </w:r>
@@ -2256,14 +2236,13 @@
           <w:p>
             <w:pPr>
               <w:pStyle w:val="Compact"/>
-              <w:spacing w:line="240" w:lineRule="auto" w:after="0"/>
-              <w:ind w:firstLine="0"/>
-              <w:jc w:val="left"/>
-            </w:pPr>
-            <w:r>
-              <w:rPr>
-                <w:rFonts w:ascii="Times New Roman" w:hAnsi="Times New Roman"/>
-                <w:sz w:val="18"/>
+              <w:spacing w:line="240" w:lineRule="auto" w:after="20"/>
+              <w:ind w:firstLine="0"/>
+              <w:jc w:val="left"/>
+            </w:pPr>
+            <w:r>
+              <w:rPr>
+                <w:sz w:val="17"/>
               </w:rPr>
               <w:t xml:space="preserve">Registrar pago</w:t>
             </w:r>
@@ -2276,14 +2255,13 @@
           <w:p>
             <w:pPr>
               <w:pStyle w:val="Compact"/>
-              <w:spacing w:line="240" w:lineRule="auto" w:after="0"/>
-              <w:ind w:firstLine="0"/>
-              <w:jc w:val="left"/>
-            </w:pPr>
-            <w:r>
-              <w:rPr>
-                <w:rFonts w:ascii="Times New Roman" w:hAnsi="Times New Roman"/>
-                <w:sz w:val="18"/>
+              <w:spacing w:line="240" w:lineRule="auto" w:after="20"/>
+              <w:ind w:firstLine="0"/>
+              <w:jc w:val="left"/>
+            </w:pPr>
+            <w:r>
+              <w:rPr>
+                <w:sz w:val="17"/>
               </w:rPr>
               <w:t xml:space="preserve">GET</w:t>
             </w:r>
@@ -2294,14 +2272,13 @@
           <w:p>
             <w:pPr>
               <w:pStyle w:val="Compact"/>
-              <w:spacing w:line="240" w:lineRule="auto" w:after="0"/>
-              <w:ind w:firstLine="0"/>
-              <w:jc w:val="left"/>
-            </w:pPr>
-            <w:r>
-              <w:rPr>
-                <w:rFonts w:ascii="Times New Roman" w:hAnsi="Times New Roman"/>
-                <w:sz w:val="18"/>
+              <w:spacing w:line="240" w:lineRule="auto" w:after="20"/>
+              <w:ind w:firstLine="0"/>
+              <w:jc w:val="left"/>
+            </w:pPr>
+            <w:r>
+              <w:rPr>
+                <w:sz w:val="17"/>
               </w:rPr>
               <w:t xml:space="preserve">/api/Payments</w:t>
             </w:r>
@@ -2312,14 +2289,13 @@
           <w:p>
             <w:pPr>
               <w:pStyle w:val="Compact"/>
-              <w:spacing w:line="240" w:lineRule="auto" w:after="0"/>
-              <w:ind w:firstLine="0"/>
-              <w:jc w:val="left"/>
-            </w:pPr>
-            <w:r>
-              <w:rPr>
-                <w:rFonts w:ascii="Times New Roman" w:hAnsi="Times New Roman"/>
-                <w:sz w:val="18"/>
+              <w:spacing w:line="240" w:lineRule="auto" w:after="20"/>
+              <w:ind w:firstLine="0"/>
+              <w:jc w:val="left"/>
+            </w:pPr>
+            <w:r>
+              <w:rPr>
+                <w:sz w:val="17"/>
               </w:rPr>
               <w:t xml:space="preserve">Listar con filtros</w:t>
             </w:r>
@@ -2332,14 +2308,13 @@
           <w:p>
             <w:pPr>
               <w:pStyle w:val="Compact"/>
-              <w:spacing w:line="240" w:lineRule="auto" w:after="0"/>
-              <w:ind w:firstLine="0"/>
-              <w:jc w:val="left"/>
-            </w:pPr>
-            <w:r>
-              <w:rPr>
-                <w:rFonts w:ascii="Times New Roman" w:hAnsi="Times New Roman"/>
-                <w:sz w:val="18"/>
+              <w:spacing w:line="240" w:lineRule="auto" w:after="20"/>
+              <w:ind w:firstLine="0"/>
+              <w:jc w:val="left"/>
+            </w:pPr>
+            <w:r>
+              <w:rPr>
+                <w:sz w:val="17"/>
               </w:rPr>
               <w:t xml:space="preserve">GET</w:t>
             </w:r>
@@ -2350,14 +2325,13 @@
           <w:p>
             <w:pPr>
               <w:pStyle w:val="Compact"/>
-              <w:spacing w:line="240" w:lineRule="auto" w:after="0"/>
-              <w:ind w:firstLine="0"/>
-              <w:jc w:val="left"/>
-            </w:pPr>
-            <w:r>
-              <w:rPr>
-                <w:rFonts w:ascii="Times New Roman" w:hAnsi="Times New Roman"/>
-                <w:sz w:val="18"/>
+              <w:spacing w:line="240" w:lineRule="auto" w:after="20"/>
+              <w:ind w:firstLine="0"/>
+              <w:jc w:val="left"/>
+            </w:pPr>
+            <w:r>
+              <w:rPr>
+                <w:sz w:val="17"/>
               </w:rPr>
               <w:t xml:space="preserve">/api/Payments/{id}</w:t>
             </w:r>
@@ -2368,14 +2342,13 @@
           <w:p>
             <w:pPr>
               <w:pStyle w:val="Compact"/>
-              <w:spacing w:line="240" w:lineRule="auto" w:after="0"/>
-              <w:ind w:firstLine="0"/>
-              <w:jc w:val="left"/>
-            </w:pPr>
-            <w:r>
-              <w:rPr>
-                <w:rFonts w:ascii="Times New Roman" w:hAnsi="Times New Roman"/>
-                <w:sz w:val="18"/>
+              <w:spacing w:line="240" w:lineRule="auto" w:after="20"/>
+              <w:ind w:firstLine="0"/>
+              <w:jc w:val="left"/>
+            </w:pPr>
+            <w:r>
+              <w:rPr>
+                <w:sz w:val="17"/>
               </w:rPr>
               <w:t xml:space="preserve">Detalle</w:t>
             </w:r>
@@ -2388,14 +2361,13 @@
           <w:p>
             <w:pPr>
               <w:pStyle w:val="Compact"/>
-              <w:spacing w:line="240" w:lineRule="auto" w:after="0"/>
-              <w:ind w:firstLine="0"/>
-              <w:jc w:val="left"/>
-            </w:pPr>
-            <w:r>
-              <w:rPr>
-                <w:rFonts w:ascii="Times New Roman" w:hAnsi="Times New Roman"/>
-                <w:sz w:val="18"/>
+              <w:spacing w:line="240" w:lineRule="auto" w:after="20"/>
+              <w:ind w:firstLine="0"/>
+              <w:jc w:val="left"/>
+            </w:pPr>
+            <w:r>
+              <w:rPr>
+                <w:sz w:val="17"/>
               </w:rPr>
               <w:t xml:space="preserve">GET</w:t>
             </w:r>
@@ -2406,14 +2378,13 @@
           <w:p>
             <w:pPr>
               <w:pStyle w:val="Compact"/>
-              <w:spacing w:line="240" w:lineRule="auto" w:after="0"/>
-              <w:ind w:firstLine="0"/>
-              <w:jc w:val="left"/>
-            </w:pPr>
-            <w:r>
-              <w:rPr>
-                <w:rFonts w:ascii="Times New Roman" w:hAnsi="Times New Roman"/>
-                <w:sz w:val="18"/>
+              <w:spacing w:line="240" w:lineRule="auto" w:after="20"/>
+              <w:ind w:firstLine="0"/>
+              <w:jc w:val="left"/>
+            </w:pPr>
+            <w:r>
+              <w:rPr>
+                <w:sz w:val="17"/>
               </w:rPr>
               <w:t xml:space="preserve">/api/Payments/order/{orderId}</w:t>
             </w:r>
@@ -2424,14 +2395,13 @@
           <w:p>
             <w:pPr>
               <w:pStyle w:val="Compact"/>
-              <w:spacing w:line="240" w:lineRule="auto" w:after="0"/>
-              <w:ind w:firstLine="0"/>
-              <w:jc w:val="left"/>
-            </w:pPr>
-            <w:r>
-              <w:rPr>
-                <w:rFonts w:ascii="Times New Roman" w:hAnsi="Times New Roman"/>
-                <w:sz w:val="18"/>
+              <w:spacing w:line="240" w:lineRule="auto" w:after="20"/>
+              <w:ind w:firstLine="0"/>
+              <w:jc w:val="left"/>
+            </w:pPr>
+            <w:r>
+              <w:rPr>
+                <w:sz w:val="17"/>
               </w:rPr>
               <w:t xml:space="preserve">Por pedido</w:t>
             </w:r>
@@ -2444,14 +2414,13 @@
           <w:p>
             <w:pPr>
               <w:pStyle w:val="Compact"/>
-              <w:spacing w:line="240" w:lineRule="auto" w:after="0"/>
-              <w:ind w:firstLine="0"/>
-              <w:jc w:val="left"/>
-            </w:pPr>
-            <w:r>
-              <w:rPr>
-                <w:rFonts w:ascii="Times New Roman" w:hAnsi="Times New Roman"/>
-                <w:sz w:val="18"/>
+              <w:spacing w:line="240" w:lineRule="auto" w:after="20"/>
+              <w:ind w:firstLine="0"/>
+              <w:jc w:val="left"/>
+            </w:pPr>
+            <w:r>
+              <w:rPr>
+                <w:sz w:val="17"/>
               </w:rPr>
               <w:t xml:space="preserve">GET</w:t>
             </w:r>
@@ -2462,14 +2431,13 @@
           <w:p>
             <w:pPr>
               <w:pStyle w:val="Compact"/>
-              <w:spacing w:line="240" w:lineRule="auto" w:after="0"/>
-              <w:ind w:firstLine="0"/>
-              <w:jc w:val="left"/>
-            </w:pPr>
-            <w:r>
-              <w:rPr>
-                <w:rFonts w:ascii="Times New Roman" w:hAnsi="Times New Roman"/>
-                <w:sz w:val="18"/>
+              <w:spacing w:line="240" w:lineRule="auto" w:after="20"/>
+              <w:ind w:firstLine="0"/>
+              <w:jc w:val="left"/>
+            </w:pPr>
+            <w:r>
+              <w:rPr>
+                <w:sz w:val="17"/>
               </w:rPr>
               <w:t xml:space="preserve">/api/Payments/my-shift</w:t>
             </w:r>
@@ -2480,14 +2448,13 @@
           <w:p>
             <w:pPr>
               <w:pStyle w:val="Compact"/>
-              <w:spacing w:line="240" w:lineRule="auto" w:after="0"/>
-              <w:ind w:firstLine="0"/>
-              <w:jc w:val="left"/>
-            </w:pPr>
-            <w:r>
-              <w:rPr>
-                <w:rFonts w:ascii="Times New Roman" w:hAnsi="Times New Roman"/>
-                <w:sz w:val="18"/>
+              <w:spacing w:line="240" w:lineRule="auto" w:after="20"/>
+              <w:ind w:firstLine="0"/>
+              <w:jc w:val="left"/>
+            </w:pPr>
+            <w:r>
+              <w:rPr>
+                <w:sz w:val="17"/>
               </w:rPr>
               <w:t xml:space="preserve">Cierre de turno</w:t>
             </w:r>
@@ -2500,14 +2467,13 @@
           <w:p>
             <w:pPr>
               <w:pStyle w:val="Compact"/>
-              <w:spacing w:line="240" w:lineRule="auto" w:after="0"/>
-              <w:ind w:firstLine="0"/>
-              <w:jc w:val="left"/>
-            </w:pPr>
-            <w:r>
-              <w:rPr>
-                <w:rFonts w:ascii="Times New Roman" w:hAnsi="Times New Roman"/>
-                <w:sz w:val="18"/>
+              <w:spacing w:line="240" w:lineRule="auto" w:after="20"/>
+              <w:ind w:firstLine="0"/>
+              <w:jc w:val="left"/>
+            </w:pPr>
+            <w:r>
+              <w:rPr>
+                <w:sz w:val="17"/>
               </w:rPr>
               <w:t xml:space="preserve">PATCH</w:t>
             </w:r>
@@ -2518,14 +2484,13 @@
           <w:p>
             <w:pPr>
               <w:pStyle w:val="Compact"/>
-              <w:spacing w:line="240" w:lineRule="auto" w:after="0"/>
-              <w:ind w:firstLine="0"/>
-              <w:jc w:val="left"/>
-            </w:pPr>
-            <w:r>
-              <w:rPr>
-                <w:rFonts w:ascii="Times New Roman" w:hAnsi="Times New Roman"/>
-                <w:sz w:val="18"/>
+              <w:spacing w:line="240" w:lineRule="auto" w:after="20"/>
+              <w:ind w:firstLine="0"/>
+              <w:jc w:val="left"/>
+            </w:pPr>
+            <w:r>
+              <w:rPr>
+                <w:sz w:val="17"/>
               </w:rPr>
               <w:t xml:space="preserve">/api/Payments/{id}/refund</w:t>
             </w:r>
@@ -2536,14 +2501,13 @@
           <w:p>
             <w:pPr>
               <w:pStyle w:val="Compact"/>
-              <w:spacing w:line="240" w:lineRule="auto" w:after="0"/>
-              <w:ind w:firstLine="0"/>
-              <w:jc w:val="left"/>
-            </w:pPr>
-            <w:r>
-              <w:rPr>
-                <w:rFonts w:ascii="Times New Roman" w:hAnsi="Times New Roman"/>
-                <w:sz w:val="18"/>
+              <w:spacing w:line="240" w:lineRule="auto" w:after="20"/>
+              <w:ind w:firstLine="0"/>
+              <w:jc w:val="left"/>
+            </w:pPr>
+            <w:r>
+              <w:rPr>
+                <w:sz w:val="17"/>
               </w:rPr>
               <w:t xml:space="preserve">Reembolso</w:t>
             </w:r>
@@ -2556,14 +2520,13 @@
           <w:p>
             <w:pPr>
               <w:pStyle w:val="Compact"/>
-              <w:spacing w:line="240" w:lineRule="auto" w:after="0"/>
-              <w:ind w:firstLine="0"/>
-              <w:jc w:val="left"/>
-            </w:pPr>
-            <w:r>
-              <w:rPr>
-                <w:rFonts w:ascii="Times New Roman" w:hAnsi="Times New Roman"/>
-                <w:sz w:val="18"/>
+              <w:spacing w:line="240" w:lineRule="auto" w:after="20"/>
+              <w:ind w:firstLine="0"/>
+              <w:jc w:val="left"/>
+            </w:pPr>
+            <w:r>
+              <w:rPr>
+                <w:sz w:val="17"/>
               </w:rPr>
               <w:t xml:space="preserve">POST</w:t>
             </w:r>
@@ -2574,14 +2537,13 @@
           <w:p>
             <w:pPr>
               <w:pStyle w:val="Compact"/>
-              <w:spacing w:line="240" w:lineRule="auto" w:after="0"/>
-              <w:ind w:firstLine="0"/>
-              <w:jc w:val="left"/>
-            </w:pPr>
-            <w:r>
-              <w:rPr>
-                <w:rFonts w:ascii="Times New Roman" w:hAnsi="Times New Roman"/>
-                <w:sz w:val="18"/>
+              <w:spacing w:line="240" w:lineRule="auto" w:after="20"/>
+              <w:ind w:firstLine="0"/>
+              <w:jc w:val="left"/>
+            </w:pPr>
+            <w:r>
+              <w:rPr>
+                <w:sz w:val="17"/>
               </w:rPr>
               <w:t xml:space="preserve">/api/Payments/wompi/init</w:t>
             </w:r>
@@ -2592,14 +2554,13 @@
           <w:p>
             <w:pPr>
               <w:pStyle w:val="Compact"/>
-              <w:spacing w:line="240" w:lineRule="auto" w:after="0"/>
-              <w:ind w:firstLine="0"/>
-              <w:jc w:val="left"/>
-            </w:pPr>
-            <w:r>
-              <w:rPr>
-                <w:rFonts w:ascii="Times New Roman" w:hAnsi="Times New Roman"/>
-                <w:sz w:val="18"/>
+              <w:spacing w:line="240" w:lineRule="auto" w:after="20"/>
+              <w:ind w:firstLine="0"/>
+              <w:jc w:val="left"/>
+            </w:pPr>
+            <w:r>
+              <w:rPr>
+                <w:sz w:val="17"/>
               </w:rPr>
               <w:t xml:space="preserve">Wompi iniciar cliente</w:t>
             </w:r>
@@ -2612,14 +2573,13 @@
           <w:p>
             <w:pPr>
               <w:pStyle w:val="Compact"/>
-              <w:spacing w:line="240" w:lineRule="auto" w:after="0"/>
-              <w:ind w:firstLine="0"/>
-              <w:jc w:val="left"/>
-            </w:pPr>
-            <w:r>
-              <w:rPr>
-                <w:rFonts w:ascii="Times New Roman" w:hAnsi="Times New Roman"/>
-                <w:sz w:val="18"/>
+              <w:spacing w:line="240" w:lineRule="auto" w:after="20"/>
+              <w:ind w:firstLine="0"/>
+              <w:jc w:val="left"/>
+            </w:pPr>
+            <w:r>
+              <w:rPr>
+                <w:sz w:val="17"/>
               </w:rPr>
               <w:t xml:space="preserve">POST</w:t>
             </w:r>
@@ -2630,14 +2590,13 @@
           <w:p>
             <w:pPr>
               <w:pStyle w:val="Compact"/>
-              <w:spacing w:line="240" w:lineRule="auto" w:after="0"/>
-              <w:ind w:firstLine="0"/>
-              <w:jc w:val="left"/>
-            </w:pPr>
-            <w:r>
-              <w:rPr>
-                <w:rFonts w:ascii="Times New Roman" w:hAnsi="Times New Roman"/>
-                <w:sz w:val="18"/>
+              <w:spacing w:line="240" w:lineRule="auto" w:after="20"/>
+              <w:ind w:firstLine="0"/>
+              <w:jc w:val="left"/>
+            </w:pPr>
+            <w:r>
+              <w:rPr>
+                <w:sz w:val="17"/>
               </w:rPr>
               <w:t xml:space="preserve">/api/Payments/wompi/cashier-init</w:t>
             </w:r>
@@ -2648,14 +2607,13 @@
           <w:p>
             <w:pPr>
               <w:pStyle w:val="Compact"/>
-              <w:spacing w:line="240" w:lineRule="auto" w:after="0"/>
-              <w:ind w:firstLine="0"/>
-              <w:jc w:val="left"/>
-            </w:pPr>
-            <w:r>
-              <w:rPr>
-                <w:rFonts w:ascii="Times New Roman" w:hAnsi="Times New Roman"/>
-                <w:sz w:val="18"/>
+              <w:spacing w:line="240" w:lineRule="auto" w:after="20"/>
+              <w:ind w:firstLine="0"/>
+              <w:jc w:val="left"/>
+            </w:pPr>
+            <w:r>
+              <w:rPr>
+                <w:sz w:val="17"/>
               </w:rPr>
               <w:t xml:space="preserve">Wompi QR cajero</w:t>
             </w:r>
@@ -2668,14 +2626,13 @@
           <w:p>
             <w:pPr>
               <w:pStyle w:val="Compact"/>
-              <w:spacing w:line="240" w:lineRule="auto" w:after="0"/>
-              <w:ind w:firstLine="0"/>
-              <w:jc w:val="left"/>
-            </w:pPr>
-            <w:r>
-              <w:rPr>
-                <w:rFonts w:ascii="Times New Roman" w:hAnsi="Times New Roman"/>
-                <w:sz w:val="18"/>
+              <w:spacing w:line="240" w:lineRule="auto" w:after="20"/>
+              <w:ind w:firstLine="0"/>
+              <w:jc w:val="left"/>
+            </w:pPr>
+            <w:r>
+              <w:rPr>
+                <w:sz w:val="17"/>
               </w:rPr>
               <w:t xml:space="preserve">POST</w:t>
             </w:r>
@@ -2686,14 +2643,13 @@
           <w:p>
             <w:pPr>
               <w:pStyle w:val="Compact"/>
-              <w:spacing w:line="240" w:lineRule="auto" w:after="0"/>
-              <w:ind w:firstLine="0"/>
-              <w:jc w:val="left"/>
-            </w:pPr>
-            <w:r>
-              <w:rPr>
-                <w:rFonts w:ascii="Times New Roman" w:hAnsi="Times New Roman"/>
-                <w:sz w:val="18"/>
+              <w:spacing w:line="240" w:lineRule="auto" w:after="20"/>
+              <w:ind w:firstLine="0"/>
+              <w:jc w:val="left"/>
+            </w:pPr>
+            <w:r>
+              <w:rPr>
+                <w:sz w:val="17"/>
               </w:rPr>
               <w:t xml:space="preserve">/api/Payments/{id}/wompi-sync</w:t>
             </w:r>
@@ -2704,14 +2660,13 @@
           <w:p>
             <w:pPr>
               <w:pStyle w:val="Compact"/>
-              <w:spacing w:line="240" w:lineRule="auto" w:after="0"/>
-              <w:ind w:firstLine="0"/>
-              <w:jc w:val="left"/>
-            </w:pPr>
-            <w:r>
-              <w:rPr>
-                <w:rFonts w:ascii="Times New Roman" w:hAnsi="Times New Roman"/>
-                <w:sz w:val="18"/>
+              <w:spacing w:line="240" w:lineRule="auto" w:after="20"/>
+              <w:ind w:firstLine="0"/>
+              <w:jc w:val="left"/>
+            </w:pPr>
+            <w:r>
+              <w:rPr>
+                <w:sz w:val="17"/>
               </w:rPr>
               <w:t xml:space="preserve">Sincronizar transacción</w:t>
             </w:r>
@@ -2724,14 +2679,13 @@
           <w:p>
             <w:pPr>
               <w:pStyle w:val="Compact"/>
-              <w:spacing w:line="240" w:lineRule="auto" w:after="0"/>
-              <w:ind w:firstLine="0"/>
-              <w:jc w:val="left"/>
-            </w:pPr>
-            <w:r>
-              <w:rPr>
-                <w:rFonts w:ascii="Times New Roman" w:hAnsi="Times New Roman"/>
-                <w:sz w:val="18"/>
+              <w:spacing w:line="240" w:lineRule="auto" w:after="20"/>
+              <w:ind w:firstLine="0"/>
+              <w:jc w:val="left"/>
+            </w:pPr>
+            <w:r>
+              <w:rPr>
+                <w:sz w:val="17"/>
               </w:rPr>
               <w:t xml:space="preserve">POST</w:t>
             </w:r>
@@ -2742,14 +2696,13 @@
           <w:p>
             <w:pPr>
               <w:pStyle w:val="Compact"/>
-              <w:spacing w:line="240" w:lineRule="auto" w:after="0"/>
-              <w:ind w:firstLine="0"/>
-              <w:jc w:val="left"/>
-            </w:pPr>
-            <w:r>
-              <w:rPr>
-                <w:rFonts w:ascii="Times New Roman" w:hAnsi="Times New Roman"/>
-                <w:sz w:val="18"/>
+              <w:spacing w:line="240" w:lineRule="auto" w:after="20"/>
+              <w:ind w:firstLine="0"/>
+              <w:jc w:val="left"/>
+            </w:pPr>
+            <w:r>
+              <w:rPr>
+                <w:sz w:val="17"/>
               </w:rPr>
               <w:t xml:space="preserve">/api/Payments/wompi/webhook</w:t>
             </w:r>
@@ -2760,14 +2713,13 @@
           <w:p>
             <w:pPr>
               <w:pStyle w:val="Compact"/>
-              <w:spacing w:line="240" w:lineRule="auto" w:after="0"/>
-              <w:ind w:firstLine="0"/>
-              <w:jc w:val="left"/>
-            </w:pPr>
-            <w:r>
-              <w:rPr>
-                <w:rFonts w:ascii="Times New Roman" w:hAnsi="Times New Roman"/>
-                <w:sz w:val="18"/>
+              <w:spacing w:line="240" w:lineRule="auto" w:after="20"/>
+              <w:ind w:firstLine="0"/>
+              <w:jc w:val="left"/>
+            </w:pPr>
+            <w:r>
+              <w:rPr>
+                <w:sz w:val="17"/>
               </w:rPr>
               <w:t xml:space="preserve">Webhook recibido</w:t>
             </w:r>
@@ -2781,12 +2733,9 @@
       <w:pPr>
         <w:pStyle w:val="Heading3"/>
         <w:keepNext/>
-        <w:ind w:firstLine="0"/>
-      </w:pPr>
-      <w:r>
-        <w:rPr>
-          <w:color w:val="000000"/>
-        </w:rPr>
+        <w:spacing w:line="264" w:lineRule="auto"/>
+      </w:pPr>
+      <w:r>
         <w:t xml:space="preserve">Deliveries</w:t>
       </w:r>
     </w:p>
@@ -2795,7 +2744,7 @@
         <w:tblStyle w:val="Table"/>
         <w:tblW w:type="pct" w:w="5000"/>
         <w:jc w:val="left"/>
-        <w:tblLayout w:type="fixed"/>
+        <w:tblLayout w:type="autofit"/>
         <w:tblLook w:firstRow="1" w:lastRow="0" w:firstColumn="0" w:lastColumn="0" w:noHBand="0" w:noVBand="0" w:val="0020"/>
       </w:tblPr>
       <w:tblGrid>
@@ -2813,14 +2762,14 @@
           <w:p>
             <w:pPr>
               <w:pStyle w:val="Compact"/>
-              <w:spacing w:line="240" w:lineRule="auto" w:after="0"/>
-              <w:ind w:firstLine="0"/>
-              <w:jc w:val="left"/>
-            </w:pPr>
-            <w:r>
-              <w:rPr>
-                <w:rFonts w:ascii="Times New Roman" w:hAnsi="Times New Roman"/>
-                <w:sz w:val="18"/>
+              <w:spacing w:line="240" w:lineRule="auto" w:after="20"/>
+              <w:ind w:firstLine="0"/>
+              <w:jc w:val="left"/>
+            </w:pPr>
+            <w:r>
+              <w:rPr>
+                <w:b/>
+                <w:sz w:val="17"/>
               </w:rPr>
               <w:t xml:space="preserve">Verbo</w:t>
             </w:r>
@@ -2831,14 +2780,14 @@
           <w:p>
             <w:pPr>
               <w:pStyle w:val="Compact"/>
-              <w:spacing w:line="240" w:lineRule="auto" w:after="0"/>
-              <w:ind w:firstLine="0"/>
-              <w:jc w:val="left"/>
-            </w:pPr>
-            <w:r>
-              <w:rPr>
-                <w:rFonts w:ascii="Times New Roman" w:hAnsi="Times New Roman"/>
-                <w:sz w:val="18"/>
+              <w:spacing w:line="240" w:lineRule="auto" w:after="20"/>
+              <w:ind w:firstLine="0"/>
+              <w:jc w:val="left"/>
+            </w:pPr>
+            <w:r>
+              <w:rPr>
+                <w:b/>
+                <w:sz w:val="17"/>
               </w:rPr>
               <w:t xml:space="preserve">Ruta</w:t>
             </w:r>
@@ -2849,14 +2798,14 @@
           <w:p>
             <w:pPr>
               <w:pStyle w:val="Compact"/>
-              <w:spacing w:line="240" w:lineRule="auto" w:after="0"/>
-              <w:ind w:firstLine="0"/>
-              <w:jc w:val="left"/>
-            </w:pPr>
-            <w:r>
-              <w:rPr>
-                <w:rFonts w:ascii="Times New Roman" w:hAnsi="Times New Roman"/>
-                <w:sz w:val="18"/>
+              <w:spacing w:line="240" w:lineRule="auto" w:after="20"/>
+              <w:ind w:firstLine="0"/>
+              <w:jc w:val="left"/>
+            </w:pPr>
+            <w:r>
+              <w:rPr>
+                <w:b/>
+                <w:sz w:val="17"/>
               </w:rPr>
               <w:t xml:space="preserve">Operación identificada</w:t>
             </w:r>
@@ -2869,14 +2818,13 @@
           <w:p>
             <w:pPr>
               <w:pStyle w:val="Compact"/>
-              <w:spacing w:line="240" w:lineRule="auto" w:after="0"/>
-              <w:ind w:firstLine="0"/>
-              <w:jc w:val="left"/>
-            </w:pPr>
-            <w:r>
-              <w:rPr>
-                <w:rFonts w:ascii="Times New Roman" w:hAnsi="Times New Roman"/>
-                <w:sz w:val="18"/>
+              <w:spacing w:line="240" w:lineRule="auto" w:after="20"/>
+              <w:ind w:firstLine="0"/>
+              <w:jc w:val="left"/>
+            </w:pPr>
+            <w:r>
+              <w:rPr>
+                <w:sz w:val="17"/>
               </w:rPr>
               <w:t xml:space="preserve">POST</w:t>
             </w:r>
@@ -2887,14 +2835,13 @@
           <w:p>
             <w:pPr>
               <w:pStyle w:val="Compact"/>
-              <w:spacing w:line="240" w:lineRule="auto" w:after="0"/>
-              <w:ind w:firstLine="0"/>
-              <w:jc w:val="left"/>
-            </w:pPr>
-            <w:r>
-              <w:rPr>
-                <w:rFonts w:ascii="Times New Roman" w:hAnsi="Times New Roman"/>
-                <w:sz w:val="18"/>
+              <w:spacing w:line="240" w:lineRule="auto" w:after="20"/>
+              <w:ind w:firstLine="0"/>
+              <w:jc w:val="left"/>
+            </w:pPr>
+            <w:r>
+              <w:rPr>
+                <w:sz w:val="17"/>
               </w:rPr>
               <w:t xml:space="preserve">/api/Deliveries</w:t>
             </w:r>
@@ -2905,14 +2852,13 @@
           <w:p>
             <w:pPr>
               <w:pStyle w:val="Compact"/>
-              <w:spacing w:line="240" w:lineRule="auto" w:after="0"/>
-              <w:ind w:firstLine="0"/>
-              <w:jc w:val="left"/>
-            </w:pPr>
-            <w:r>
-              <w:rPr>
-                <w:rFonts w:ascii="Times New Roman" w:hAnsi="Times New Roman"/>
-                <w:sz w:val="18"/>
+              <w:spacing w:line="240" w:lineRule="auto" w:after="20"/>
+              <w:ind w:firstLine="0"/>
+              <w:jc w:val="left"/>
+            </w:pPr>
+            <w:r>
+              <w:rPr>
+                <w:sz w:val="17"/>
               </w:rPr>
               <w:t xml:space="preserve">Registrar entrega</w:t>
             </w:r>
@@ -2925,14 +2871,13 @@
           <w:p>
             <w:pPr>
               <w:pStyle w:val="Compact"/>
-              <w:spacing w:line="240" w:lineRule="auto" w:after="0"/>
-              <w:ind w:firstLine="0"/>
-              <w:jc w:val="left"/>
-            </w:pPr>
-            <w:r>
-              <w:rPr>
-                <w:rFonts w:ascii="Times New Roman" w:hAnsi="Times New Roman"/>
-                <w:sz w:val="18"/>
+              <w:spacing w:line="240" w:lineRule="auto" w:after="20"/>
+              <w:ind w:firstLine="0"/>
+              <w:jc w:val="left"/>
+            </w:pPr>
+            <w:r>
+              <w:rPr>
+                <w:sz w:val="17"/>
               </w:rPr>
               <w:t xml:space="preserve">GET</w:t>
             </w:r>
@@ -2943,14 +2888,13 @@
           <w:p>
             <w:pPr>
               <w:pStyle w:val="Compact"/>
-              <w:spacing w:line="240" w:lineRule="auto" w:after="0"/>
-              <w:ind w:firstLine="0"/>
-              <w:jc w:val="left"/>
-            </w:pPr>
-            <w:r>
-              <w:rPr>
-                <w:rFonts w:ascii="Times New Roman" w:hAnsi="Times New Roman"/>
-                <w:sz w:val="18"/>
+              <w:spacing w:line="240" w:lineRule="auto" w:after="20"/>
+              <w:ind w:firstLine="0"/>
+              <w:jc w:val="left"/>
+            </w:pPr>
+            <w:r>
+              <w:rPr>
+                <w:sz w:val="17"/>
               </w:rPr>
               <w:t xml:space="preserve">/api/Deliveries/order/{orderId}</w:t>
             </w:r>
@@ -2961,14 +2905,13 @@
           <w:p>
             <w:pPr>
               <w:pStyle w:val="Compact"/>
-              <w:spacing w:line="240" w:lineRule="auto" w:after="0"/>
-              <w:ind w:firstLine="0"/>
-              <w:jc w:val="left"/>
-            </w:pPr>
-            <w:r>
-              <w:rPr>
-                <w:rFonts w:ascii="Times New Roman" w:hAnsi="Times New Roman"/>
-                <w:sz w:val="18"/>
+              <w:spacing w:line="240" w:lineRule="auto" w:after="20"/>
+              <w:ind w:firstLine="0"/>
+              <w:jc w:val="left"/>
+            </w:pPr>
+            <w:r>
+              <w:rPr>
+                <w:sz w:val="17"/>
               </w:rPr>
               <w:t xml:space="preserve">Por pedido</w:t>
             </w:r>
@@ -2981,14 +2924,13 @@
           <w:p>
             <w:pPr>
               <w:pStyle w:val="Compact"/>
-              <w:spacing w:line="240" w:lineRule="auto" w:after="0"/>
-              <w:ind w:firstLine="0"/>
-              <w:jc w:val="left"/>
-            </w:pPr>
-            <w:r>
-              <w:rPr>
-                <w:rFonts w:ascii="Times New Roman" w:hAnsi="Times New Roman"/>
-                <w:sz w:val="18"/>
+              <w:spacing w:line="240" w:lineRule="auto" w:after="20"/>
+              <w:ind w:firstLine="0"/>
+              <w:jc w:val="left"/>
+            </w:pPr>
+            <w:r>
+              <w:rPr>
+                <w:sz w:val="17"/>
               </w:rPr>
               <w:t xml:space="preserve">GET</w:t>
             </w:r>
@@ -2999,14 +2941,13 @@
           <w:p>
             <w:pPr>
               <w:pStyle w:val="Compact"/>
-              <w:spacing w:line="240" w:lineRule="auto" w:after="0"/>
-              <w:ind w:firstLine="0"/>
-              <w:jc w:val="left"/>
-            </w:pPr>
-            <w:r>
-              <w:rPr>
-                <w:rFonts w:ascii="Times New Roman" w:hAnsi="Times New Roman"/>
-                <w:sz w:val="18"/>
+              <w:spacing w:line="240" w:lineRule="auto" w:after="20"/>
+              <w:ind w:firstLine="0"/>
+              <w:jc w:val="left"/>
+            </w:pPr>
+            <w:r>
+              <w:rPr>
+                <w:sz w:val="17"/>
               </w:rPr>
               <w:t xml:space="preserve">/api/Deliveries/employee/{deliveryPersonId}</w:t>
             </w:r>
@@ -3017,14 +2958,13 @@
           <w:p>
             <w:pPr>
               <w:pStyle w:val="Compact"/>
-              <w:spacing w:line="240" w:lineRule="auto" w:after="0"/>
-              <w:ind w:firstLine="0"/>
-              <w:jc w:val="left"/>
-            </w:pPr>
-            <w:r>
-              <w:rPr>
-                <w:rFonts w:ascii="Times New Roman" w:hAnsi="Times New Roman"/>
-                <w:sz w:val="18"/>
+              <w:spacing w:line="240" w:lineRule="auto" w:after="20"/>
+              <w:ind w:firstLine="0"/>
+              <w:jc w:val="left"/>
+            </w:pPr>
+            <w:r>
+              <w:rPr>
+                <w:sz w:val="17"/>
               </w:rPr>
               <w:t xml:space="preserve">Por repartidor</w:t>
             </w:r>
@@ -3037,14 +2977,13 @@
           <w:p>
             <w:pPr>
               <w:pStyle w:val="Compact"/>
-              <w:spacing w:line="240" w:lineRule="auto" w:after="0"/>
-              <w:ind w:firstLine="0"/>
-              <w:jc w:val="left"/>
-            </w:pPr>
-            <w:r>
-              <w:rPr>
-                <w:rFonts w:ascii="Times New Roman" w:hAnsi="Times New Roman"/>
-                <w:sz w:val="18"/>
+              <w:spacing w:line="240" w:lineRule="auto" w:after="20"/>
+              <w:ind w:firstLine="0"/>
+              <w:jc w:val="left"/>
+            </w:pPr>
+            <w:r>
+              <w:rPr>
+                <w:sz w:val="17"/>
               </w:rPr>
               <w:t xml:space="preserve">GET</w:t>
             </w:r>
@@ -3055,14 +2994,13 @@
           <w:p>
             <w:pPr>
               <w:pStyle w:val="Compact"/>
-              <w:spacing w:line="240" w:lineRule="auto" w:after="0"/>
-              <w:ind w:firstLine="0"/>
-              <w:jc w:val="left"/>
-            </w:pPr>
-            <w:r>
-              <w:rPr>
-                <w:rFonts w:ascii="Times New Roman" w:hAnsi="Times New Roman"/>
-                <w:sz w:val="18"/>
+              <w:spacing w:line="240" w:lineRule="auto" w:after="20"/>
+              <w:ind w:firstLine="0"/>
+              <w:jc w:val="left"/>
+            </w:pPr>
+            <w:r>
+              <w:rPr>
+                <w:sz w:val="17"/>
               </w:rPr>
               <w:t xml:space="preserve">/api/Deliveries/branch/{branchId}</w:t>
             </w:r>
@@ -3073,14 +3011,13 @@
           <w:p>
             <w:pPr>
               <w:pStyle w:val="Compact"/>
-              <w:spacing w:line="240" w:lineRule="auto" w:after="0"/>
-              <w:ind w:firstLine="0"/>
-              <w:jc w:val="left"/>
-            </w:pPr>
-            <w:r>
-              <w:rPr>
-                <w:rFonts w:ascii="Times New Roman" w:hAnsi="Times New Roman"/>
-                <w:sz w:val="18"/>
+              <w:spacing w:line="240" w:lineRule="auto" w:after="20"/>
+              <w:ind w:firstLine="0"/>
+              <w:jc w:val="left"/>
+            </w:pPr>
+            <w:r>
+              <w:rPr>
+                <w:sz w:val="17"/>
               </w:rPr>
               <w:t xml:space="preserve">Por sede</w:t>
             </w:r>
@@ -3093,14 +3030,13 @@
           <w:p>
             <w:pPr>
               <w:pStyle w:val="Compact"/>
-              <w:spacing w:line="240" w:lineRule="auto" w:after="0"/>
-              <w:ind w:firstLine="0"/>
-              <w:jc w:val="left"/>
-            </w:pPr>
-            <w:r>
-              <w:rPr>
-                <w:rFonts w:ascii="Times New Roman" w:hAnsi="Times New Roman"/>
-                <w:sz w:val="18"/>
+              <w:spacing w:line="240" w:lineRule="auto" w:after="20"/>
+              <w:ind w:firstLine="0"/>
+              <w:jc w:val="left"/>
+            </w:pPr>
+            <w:r>
+              <w:rPr>
+                <w:sz w:val="17"/>
               </w:rPr>
               <w:t xml:space="preserve">GET</w:t>
             </w:r>
@@ -3111,14 +3047,13 @@
           <w:p>
             <w:pPr>
               <w:pStyle w:val="Compact"/>
-              <w:spacing w:line="240" w:lineRule="auto" w:after="0"/>
-              <w:ind w:firstLine="0"/>
-              <w:jc w:val="left"/>
-            </w:pPr>
-            <w:r>
-              <w:rPr>
-                <w:rFonts w:ascii="Times New Roman" w:hAnsi="Times New Roman"/>
-                <w:sz w:val="18"/>
+              <w:spacing w:line="240" w:lineRule="auto" w:after="20"/>
+              <w:ind w:firstLine="0"/>
+              <w:jc w:val="left"/>
+            </w:pPr>
+            <w:r>
+              <w:rPr>
+                <w:sz w:val="17"/>
               </w:rPr>
               <w:t xml:space="preserve">/api/Deliveries/branch/{branchId}/delivery-persons</w:t>
             </w:r>
@@ -3129,14 +3064,13 @@
           <w:p>
             <w:pPr>
               <w:pStyle w:val="Compact"/>
-              <w:spacing w:line="240" w:lineRule="auto" w:after="0"/>
-              <w:ind w:firstLine="0"/>
-              <w:jc w:val="left"/>
-            </w:pPr>
-            <w:r>
-              <w:rPr>
-                <w:rFonts w:ascii="Times New Roman" w:hAnsi="Times New Roman"/>
-                <w:sz w:val="18"/>
+              <w:spacing w:line="240" w:lineRule="auto" w:after="20"/>
+              <w:ind w:firstLine="0"/>
+              <w:jc w:val="left"/>
+            </w:pPr>
+            <w:r>
+              <w:rPr>
+                <w:sz w:val="17"/>
               </w:rPr>
               <w:t xml:space="preserve">Repartidores disponibles</w:t>
             </w:r>
@@ -3149,14 +3083,13 @@
           <w:p>
             <w:pPr>
               <w:pStyle w:val="Compact"/>
-              <w:spacing w:line="240" w:lineRule="auto" w:after="0"/>
-              <w:ind w:firstLine="0"/>
-              <w:jc w:val="left"/>
-            </w:pPr>
-            <w:r>
-              <w:rPr>
-                <w:rFonts w:ascii="Times New Roman" w:hAnsi="Times New Roman"/>
-                <w:sz w:val="18"/>
+              <w:spacing w:line="240" w:lineRule="auto" w:after="20"/>
+              <w:ind w:firstLine="0"/>
+              <w:jc w:val="left"/>
+            </w:pPr>
+            <w:r>
+              <w:rPr>
+                <w:sz w:val="17"/>
               </w:rPr>
               <w:t xml:space="preserve">PATCH</w:t>
             </w:r>
@@ -3167,14 +3100,13 @@
           <w:p>
             <w:pPr>
               <w:pStyle w:val="Compact"/>
-              <w:spacing w:line="240" w:lineRule="auto" w:after="0"/>
-              <w:ind w:firstLine="0"/>
-              <w:jc w:val="left"/>
-            </w:pPr>
-            <w:r>
-              <w:rPr>
-                <w:rFonts w:ascii="Times New Roman" w:hAnsi="Times New Roman"/>
-                <w:sz w:val="18"/>
+              <w:spacing w:line="240" w:lineRule="auto" w:after="20"/>
+              <w:ind w:firstLine="0"/>
+              <w:jc w:val="left"/>
+            </w:pPr>
+            <w:r>
+              <w:rPr>
+                <w:sz w:val="17"/>
               </w:rPr>
               <w:t xml:space="preserve">/api/Deliveries/{id}/status</w:t>
             </w:r>
@@ -3185,14 +3117,13 @@
           <w:p>
             <w:pPr>
               <w:pStyle w:val="Compact"/>
-              <w:spacing w:line="240" w:lineRule="auto" w:after="0"/>
-              <w:ind w:firstLine="0"/>
-              <w:jc w:val="left"/>
-            </w:pPr>
-            <w:r>
-              <w:rPr>
-                <w:rFonts w:ascii="Times New Roman" w:hAnsi="Times New Roman"/>
-                <w:sz w:val="18"/>
+              <w:spacing w:line="240" w:lineRule="auto" w:after="20"/>
+              <w:ind w:firstLine="0"/>
+              <w:jc w:val="left"/>
+            </w:pPr>
+            <w:r>
+              <w:rPr>
+                <w:sz w:val="17"/>
               </w:rPr>
               <w:t xml:space="preserve">Estado de entrega</w:t>
             </w:r>
@@ -3205,14 +3136,13 @@
           <w:p>
             <w:pPr>
               <w:pStyle w:val="Compact"/>
-              <w:spacing w:line="240" w:lineRule="auto" w:after="0"/>
-              <w:ind w:firstLine="0"/>
-              <w:jc w:val="left"/>
-            </w:pPr>
-            <w:r>
-              <w:rPr>
-                <w:rFonts w:ascii="Times New Roman" w:hAnsi="Times New Roman"/>
-                <w:sz w:val="18"/>
+              <w:spacing w:line="240" w:lineRule="auto" w:after="20"/>
+              <w:ind w:firstLine="0"/>
+              <w:jc w:val="left"/>
+            </w:pPr>
+            <w:r>
+              <w:rPr>
+                <w:sz w:val="17"/>
               </w:rPr>
               <w:t xml:space="preserve">POST</w:t>
             </w:r>
@@ -3223,14 +3153,13 @@
           <w:p>
             <w:pPr>
               <w:pStyle w:val="Compact"/>
-              <w:spacing w:line="240" w:lineRule="auto" w:after="0"/>
-              <w:ind w:firstLine="0"/>
-              <w:jc w:val="left"/>
-            </w:pPr>
-            <w:r>
-              <w:rPr>
-                <w:rFonts w:ascii="Times New Roman" w:hAnsi="Times New Roman"/>
-                <w:sz w:val="18"/>
+              <w:spacing w:line="240" w:lineRule="auto" w:after="20"/>
+              <w:ind w:firstLine="0"/>
+              <w:jc w:val="left"/>
+            </w:pPr>
+            <w:r>
+              <w:rPr>
+                <w:sz w:val="17"/>
               </w:rPr>
               <w:t xml:space="preserve">/api/Deliveries/{id}/rating</w:t>
             </w:r>
@@ -3241,14 +3170,13 @@
           <w:p>
             <w:pPr>
               <w:pStyle w:val="Compact"/>
-              <w:spacing w:line="240" w:lineRule="auto" w:after="0"/>
-              <w:ind w:firstLine="0"/>
-              <w:jc w:val="left"/>
-            </w:pPr>
-            <w:r>
-              <w:rPr>
-                <w:rFonts w:ascii="Times New Roman" w:hAnsi="Times New Roman"/>
-                <w:sz w:val="18"/>
+              <w:spacing w:line="240" w:lineRule="auto" w:after="20"/>
+              <w:ind w:firstLine="0"/>
+              <w:jc w:val="left"/>
+            </w:pPr>
+            <w:r>
+              <w:rPr>
+                <w:sz w:val="17"/>
               </w:rPr>
               <w:t xml:space="preserve">Calificar</w:t>
             </w:r>
@@ -3262,12 +3190,9 @@
       <w:pPr>
         <w:pStyle w:val="Heading3"/>
         <w:keepNext/>
-        <w:ind w:firstLine="0"/>
-      </w:pPr>
-      <w:r>
-        <w:rPr>
-          <w:color w:val="000000"/>
-        </w:rPr>
+        <w:spacing w:line="264" w:lineRule="auto"/>
+      </w:pPr>
+      <w:r>
         <w:t xml:space="preserve">Branches</w:t>
       </w:r>
     </w:p>
@@ -3276,7 +3201,7 @@
         <w:tblStyle w:val="Table"/>
         <w:tblW w:type="pct" w:w="5000"/>
         <w:jc w:val="left"/>
-        <w:tblLayout w:type="fixed"/>
+        <w:tblLayout w:type="autofit"/>
         <w:tblLook w:firstRow="1" w:lastRow="0" w:firstColumn="0" w:lastColumn="0" w:noHBand="0" w:noVBand="0" w:val="0020"/>
       </w:tblPr>
       <w:tblGrid>
@@ -3294,14 +3219,14 @@
           <w:p>
             <w:pPr>
               <w:pStyle w:val="Compact"/>
-              <w:spacing w:line="240" w:lineRule="auto" w:after="0"/>
-              <w:ind w:firstLine="0"/>
-              <w:jc w:val="left"/>
-            </w:pPr>
-            <w:r>
-              <w:rPr>
-                <w:rFonts w:ascii="Times New Roman" w:hAnsi="Times New Roman"/>
-                <w:sz w:val="18"/>
+              <w:spacing w:line="240" w:lineRule="auto" w:after="20"/>
+              <w:ind w:firstLine="0"/>
+              <w:jc w:val="left"/>
+            </w:pPr>
+            <w:r>
+              <w:rPr>
+                <w:b/>
+                <w:sz w:val="17"/>
               </w:rPr>
               <w:t xml:space="preserve">Verbo</w:t>
             </w:r>
@@ -3312,14 +3237,14 @@
           <w:p>
             <w:pPr>
               <w:pStyle w:val="Compact"/>
-              <w:spacing w:line="240" w:lineRule="auto" w:after="0"/>
-              <w:ind w:firstLine="0"/>
-              <w:jc w:val="left"/>
-            </w:pPr>
-            <w:r>
-              <w:rPr>
-                <w:rFonts w:ascii="Times New Roman" w:hAnsi="Times New Roman"/>
-                <w:sz w:val="18"/>
+              <w:spacing w:line="240" w:lineRule="auto" w:after="20"/>
+              <w:ind w:firstLine="0"/>
+              <w:jc w:val="left"/>
+            </w:pPr>
+            <w:r>
+              <w:rPr>
+                <w:b/>
+                <w:sz w:val="17"/>
               </w:rPr>
               <w:t xml:space="preserve">Ruta</w:t>
             </w:r>
@@ -3330,14 +3255,14 @@
           <w:p>
             <w:pPr>
               <w:pStyle w:val="Compact"/>
-              <w:spacing w:line="240" w:lineRule="auto" w:after="0"/>
-              <w:ind w:firstLine="0"/>
-              <w:jc w:val="left"/>
-            </w:pPr>
-            <w:r>
-              <w:rPr>
-                <w:rFonts w:ascii="Times New Roman" w:hAnsi="Times New Roman"/>
-                <w:sz w:val="18"/>
+              <w:spacing w:line="240" w:lineRule="auto" w:after="20"/>
+              <w:ind w:firstLine="0"/>
+              <w:jc w:val="left"/>
+            </w:pPr>
+            <w:r>
+              <w:rPr>
+                <w:b/>
+                <w:sz w:val="17"/>
               </w:rPr>
               <w:t xml:space="preserve">Operación identificada</w:t>
             </w:r>
@@ -3350,14 +3275,13 @@
           <w:p>
             <w:pPr>
               <w:pStyle w:val="Compact"/>
-              <w:spacing w:line="240" w:lineRule="auto" w:after="0"/>
-              <w:ind w:firstLine="0"/>
-              <w:jc w:val="left"/>
-            </w:pPr>
-            <w:r>
-              <w:rPr>
-                <w:rFonts w:ascii="Times New Roman" w:hAnsi="Times New Roman"/>
-                <w:sz w:val="18"/>
+              <w:spacing w:line="240" w:lineRule="auto" w:after="20"/>
+              <w:ind w:firstLine="0"/>
+              <w:jc w:val="left"/>
+            </w:pPr>
+            <w:r>
+              <w:rPr>
+                <w:sz w:val="17"/>
               </w:rPr>
               <w:t xml:space="preserve">GET</w:t>
             </w:r>
@@ -3368,14 +3292,13 @@
           <w:p>
             <w:pPr>
               <w:pStyle w:val="Compact"/>
-              <w:spacing w:line="240" w:lineRule="auto" w:after="0"/>
-              <w:ind w:firstLine="0"/>
-              <w:jc w:val="left"/>
-            </w:pPr>
-            <w:r>
-              <w:rPr>
-                <w:rFonts w:ascii="Times New Roman" w:hAnsi="Times New Roman"/>
-                <w:sz w:val="18"/>
+              <w:spacing w:line="240" w:lineRule="auto" w:after="20"/>
+              <w:ind w:firstLine="0"/>
+              <w:jc w:val="left"/>
+            </w:pPr>
+            <w:r>
+              <w:rPr>
+                <w:sz w:val="17"/>
               </w:rPr>
               <w:t xml:space="preserve">/api/Branches</w:t>
             </w:r>
@@ -3386,14 +3309,13 @@
           <w:p>
             <w:pPr>
               <w:pStyle w:val="Compact"/>
-              <w:spacing w:line="240" w:lineRule="auto" w:after="0"/>
-              <w:ind w:firstLine="0"/>
-              <w:jc w:val="left"/>
-            </w:pPr>
-            <w:r>
-              <w:rPr>
-                <w:rFonts w:ascii="Times New Roman" w:hAnsi="Times New Roman"/>
-                <w:sz w:val="18"/>
+              <w:spacing w:line="240" w:lineRule="auto" w:after="20"/>
+              <w:ind w:firstLine="0"/>
+              <w:jc w:val="left"/>
+            </w:pPr>
+            <w:r>
+              <w:rPr>
+                <w:sz w:val="17"/>
               </w:rPr>
               <w:t xml:space="preserve">Listar</w:t>
             </w:r>
@@ -3406,14 +3328,13 @@
           <w:p>
             <w:pPr>
               <w:pStyle w:val="Compact"/>
-              <w:spacing w:line="240" w:lineRule="auto" w:after="0"/>
-              <w:ind w:firstLine="0"/>
-              <w:jc w:val="left"/>
-            </w:pPr>
-            <w:r>
-              <w:rPr>
-                <w:rFonts w:ascii="Times New Roman" w:hAnsi="Times New Roman"/>
-                <w:sz w:val="18"/>
+              <w:spacing w:line="240" w:lineRule="auto" w:after="20"/>
+              <w:ind w:firstLine="0"/>
+              <w:jc w:val="left"/>
+            </w:pPr>
+            <w:r>
+              <w:rPr>
+                <w:sz w:val="17"/>
               </w:rPr>
               <w:t xml:space="preserve">GET</w:t>
             </w:r>
@@ -3424,14 +3345,13 @@
           <w:p>
             <w:pPr>
               <w:pStyle w:val="Compact"/>
-              <w:spacing w:line="240" w:lineRule="auto" w:after="0"/>
-              <w:ind w:firstLine="0"/>
-              <w:jc w:val="left"/>
-            </w:pPr>
-            <w:r>
-              <w:rPr>
-                <w:rFonts w:ascii="Times New Roman" w:hAnsi="Times New Roman"/>
-                <w:sz w:val="18"/>
+              <w:spacing w:line="240" w:lineRule="auto" w:after="20"/>
+              <w:ind w:firstLine="0"/>
+              <w:jc w:val="left"/>
+            </w:pPr>
+            <w:r>
+              <w:rPr>
+                <w:sz w:val="17"/>
               </w:rPr>
               <w:t xml:space="preserve">/api/Branches/mine</w:t>
             </w:r>
@@ -3442,14 +3362,13 @@
           <w:p>
             <w:pPr>
               <w:pStyle w:val="Compact"/>
-              <w:spacing w:line="240" w:lineRule="auto" w:after="0"/>
-              <w:ind w:firstLine="0"/>
-              <w:jc w:val="left"/>
-            </w:pPr>
-            <w:r>
-              <w:rPr>
-                <w:rFonts w:ascii="Times New Roman" w:hAnsi="Times New Roman"/>
-                <w:sz w:val="18"/>
+              <w:spacing w:line="240" w:lineRule="auto" w:after="20"/>
+              <w:ind w:firstLine="0"/>
+              <w:jc w:val="left"/>
+            </w:pPr>
+            <w:r>
+              <w:rPr>
+                <w:sz w:val="17"/>
               </w:rPr>
               <w:t xml:space="preserve">Mi sede</w:t>
             </w:r>
@@ -3462,14 +3381,13 @@
           <w:p>
             <w:pPr>
               <w:pStyle w:val="Compact"/>
-              <w:spacing w:line="240" w:lineRule="auto" w:after="0"/>
-              <w:ind w:firstLine="0"/>
-              <w:jc w:val="left"/>
-            </w:pPr>
-            <w:r>
-              <w:rPr>
-                <w:rFonts w:ascii="Times New Roman" w:hAnsi="Times New Roman"/>
-                <w:sz w:val="18"/>
+              <w:spacing w:line="240" w:lineRule="auto" w:after="20"/>
+              <w:ind w:firstLine="0"/>
+              <w:jc w:val="left"/>
+            </w:pPr>
+            <w:r>
+              <w:rPr>
+                <w:sz w:val="17"/>
               </w:rPr>
               <w:t xml:space="preserve">GET</w:t>
             </w:r>
@@ -3480,14 +3398,13 @@
           <w:p>
             <w:pPr>
               <w:pStyle w:val="Compact"/>
-              <w:spacing w:line="240" w:lineRule="auto" w:after="0"/>
-              <w:ind w:firstLine="0"/>
-              <w:jc w:val="left"/>
-            </w:pPr>
-            <w:r>
-              <w:rPr>
-                <w:rFonts w:ascii="Times New Roman" w:hAnsi="Times New Roman"/>
-                <w:sz w:val="18"/>
+              <w:spacing w:line="240" w:lineRule="auto" w:after="20"/>
+              <w:ind w:firstLine="0"/>
+              <w:jc w:val="left"/>
+            </w:pPr>
+            <w:r>
+              <w:rPr>
+                <w:sz w:val="17"/>
               </w:rPr>
               <w:t xml:space="preserve">/api/Branches/{id}</w:t>
             </w:r>
@@ -3498,14 +3415,13 @@
           <w:p>
             <w:pPr>
               <w:pStyle w:val="Compact"/>
-              <w:spacing w:line="240" w:lineRule="auto" w:after="0"/>
-              <w:ind w:firstLine="0"/>
-              <w:jc w:val="left"/>
-            </w:pPr>
-            <w:r>
-              <w:rPr>
-                <w:rFonts w:ascii="Times New Roman" w:hAnsi="Times New Roman"/>
-                <w:sz w:val="18"/>
+              <w:spacing w:line="240" w:lineRule="auto" w:after="20"/>
+              <w:ind w:firstLine="0"/>
+              <w:jc w:val="left"/>
+            </w:pPr>
+            <w:r>
+              <w:rPr>
+                <w:sz w:val="17"/>
               </w:rPr>
               <w:t xml:space="preserve">Detalle</w:t>
             </w:r>
@@ -3518,14 +3434,13 @@
           <w:p>
             <w:pPr>
               <w:pStyle w:val="Compact"/>
-              <w:spacing w:line="240" w:lineRule="auto" w:after="0"/>
-              <w:ind w:firstLine="0"/>
-              <w:jc w:val="left"/>
-            </w:pPr>
-            <w:r>
-              <w:rPr>
-                <w:rFonts w:ascii="Times New Roman" w:hAnsi="Times New Roman"/>
-                <w:sz w:val="18"/>
+              <w:spacing w:line="240" w:lineRule="auto" w:after="20"/>
+              <w:ind w:firstLine="0"/>
+              <w:jc w:val="left"/>
+            </w:pPr>
+            <w:r>
+              <w:rPr>
+                <w:sz w:val="17"/>
               </w:rPr>
               <w:t xml:space="preserve">POST</w:t>
             </w:r>
@@ -3536,14 +3451,13 @@
           <w:p>
             <w:pPr>
               <w:pStyle w:val="Compact"/>
-              <w:spacing w:line="240" w:lineRule="auto" w:after="0"/>
-              <w:ind w:firstLine="0"/>
-              <w:jc w:val="left"/>
-            </w:pPr>
-            <w:r>
-              <w:rPr>
-                <w:rFonts w:ascii="Times New Roman" w:hAnsi="Times New Roman"/>
-                <w:sz w:val="18"/>
+              <w:spacing w:line="240" w:lineRule="auto" w:after="20"/>
+              <w:ind w:firstLine="0"/>
+              <w:jc w:val="left"/>
+            </w:pPr>
+            <w:r>
+              <w:rPr>
+                <w:sz w:val="17"/>
               </w:rPr>
               <w:t xml:space="preserve">/api/Branches</w:t>
             </w:r>
@@ -3554,14 +3468,13 @@
           <w:p>
             <w:pPr>
               <w:pStyle w:val="Compact"/>
-              <w:spacing w:line="240" w:lineRule="auto" w:after="0"/>
-              <w:ind w:firstLine="0"/>
-              <w:jc w:val="left"/>
-            </w:pPr>
-            <w:r>
-              <w:rPr>
-                <w:rFonts w:ascii="Times New Roman" w:hAnsi="Times New Roman"/>
-                <w:sz w:val="18"/>
+              <w:spacing w:line="240" w:lineRule="auto" w:after="20"/>
+              <w:ind w:firstLine="0"/>
+              <w:jc w:val="left"/>
+            </w:pPr>
+            <w:r>
+              <w:rPr>
+                <w:sz w:val="17"/>
               </w:rPr>
               <w:t xml:space="preserve">Crear</w:t>
             </w:r>
@@ -3574,14 +3487,13 @@
           <w:p>
             <w:pPr>
               <w:pStyle w:val="Compact"/>
-              <w:spacing w:line="240" w:lineRule="auto" w:after="0"/>
-              <w:ind w:firstLine="0"/>
-              <w:jc w:val="left"/>
-            </w:pPr>
-            <w:r>
-              <w:rPr>
-                <w:rFonts w:ascii="Times New Roman" w:hAnsi="Times New Roman"/>
-                <w:sz w:val="18"/>
+              <w:spacing w:line="240" w:lineRule="auto" w:after="20"/>
+              <w:ind w:firstLine="0"/>
+              <w:jc w:val="left"/>
+            </w:pPr>
+            <w:r>
+              <w:rPr>
+                <w:sz w:val="17"/>
               </w:rPr>
               <w:t xml:space="preserve">PUT</w:t>
             </w:r>
@@ -3592,14 +3504,13 @@
           <w:p>
             <w:pPr>
               <w:pStyle w:val="Compact"/>
-              <w:spacing w:line="240" w:lineRule="auto" w:after="0"/>
-              <w:ind w:firstLine="0"/>
-              <w:jc w:val="left"/>
-            </w:pPr>
-            <w:r>
-              <w:rPr>
-                <w:rFonts w:ascii="Times New Roman" w:hAnsi="Times New Roman"/>
-                <w:sz w:val="18"/>
+              <w:spacing w:line="240" w:lineRule="auto" w:after="20"/>
+              <w:ind w:firstLine="0"/>
+              <w:jc w:val="left"/>
+            </w:pPr>
+            <w:r>
+              <w:rPr>
+                <w:sz w:val="17"/>
               </w:rPr>
               <w:t xml:space="preserve">/api/Branches/{id}</w:t>
             </w:r>
@@ -3610,14 +3521,13 @@
           <w:p>
             <w:pPr>
               <w:pStyle w:val="Compact"/>
-              <w:spacing w:line="240" w:lineRule="auto" w:after="0"/>
-              <w:ind w:firstLine="0"/>
-              <w:jc w:val="left"/>
-            </w:pPr>
-            <w:r>
-              <w:rPr>
-                <w:rFonts w:ascii="Times New Roman" w:hAnsi="Times New Roman"/>
-                <w:sz w:val="18"/>
+              <w:spacing w:line="240" w:lineRule="auto" w:after="20"/>
+              <w:ind w:firstLine="0"/>
+              <w:jc w:val="left"/>
+            </w:pPr>
+            <w:r>
+              <w:rPr>
+                <w:sz w:val="17"/>
               </w:rPr>
               <w:t xml:space="preserve">Actualizar</w:t>
             </w:r>
@@ -3630,14 +3540,13 @@
           <w:p>
             <w:pPr>
               <w:pStyle w:val="Compact"/>
-              <w:spacing w:line="240" w:lineRule="auto" w:after="0"/>
-              <w:ind w:firstLine="0"/>
-              <w:jc w:val="left"/>
-            </w:pPr>
-            <w:r>
-              <w:rPr>
-                <w:rFonts w:ascii="Times New Roman" w:hAnsi="Times New Roman"/>
-                <w:sz w:val="18"/>
+              <w:spacing w:line="240" w:lineRule="auto" w:after="20"/>
+              <w:ind w:firstLine="0"/>
+              <w:jc w:val="left"/>
+            </w:pPr>
+            <w:r>
+              <w:rPr>
+                <w:sz w:val="17"/>
               </w:rPr>
               <w:t xml:space="preserve">DELETE</w:t>
             </w:r>
@@ -3648,14 +3557,13 @@
           <w:p>
             <w:pPr>
               <w:pStyle w:val="Compact"/>
-              <w:spacing w:line="240" w:lineRule="auto" w:after="0"/>
-              <w:ind w:firstLine="0"/>
-              <w:jc w:val="left"/>
-            </w:pPr>
-            <w:r>
-              <w:rPr>
-                <w:rFonts w:ascii="Times New Roman" w:hAnsi="Times New Roman"/>
-                <w:sz w:val="18"/>
+              <w:spacing w:line="240" w:lineRule="auto" w:after="20"/>
+              <w:ind w:firstLine="0"/>
+              <w:jc w:val="left"/>
+            </w:pPr>
+            <w:r>
+              <w:rPr>
+                <w:sz w:val="17"/>
               </w:rPr>
               <w:t xml:space="preserve">/api/Branches/{id}</w:t>
             </w:r>
@@ -3666,14 +3574,13 @@
           <w:p>
             <w:pPr>
               <w:pStyle w:val="Compact"/>
-              <w:spacing w:line="240" w:lineRule="auto" w:after="0"/>
-              <w:ind w:firstLine="0"/>
-              <w:jc w:val="left"/>
-            </w:pPr>
-            <w:r>
-              <w:rPr>
-                <w:rFonts w:ascii="Times New Roman" w:hAnsi="Times New Roman"/>
-                <w:sz w:val="18"/>
+              <w:spacing w:line="240" w:lineRule="auto" w:after="20"/>
+              <w:ind w:firstLine="0"/>
+              <w:jc w:val="left"/>
+            </w:pPr>
+            <w:r>
+              <w:rPr>
+                <w:sz w:val="17"/>
               </w:rPr>
               <w:t xml:space="preserve">Eliminar</w:t>
             </w:r>
@@ -3686,14 +3593,13 @@
           <w:p>
             <w:pPr>
               <w:pStyle w:val="Compact"/>
-              <w:spacing w:line="240" w:lineRule="auto" w:after="0"/>
-              <w:ind w:firstLine="0"/>
-              <w:jc w:val="left"/>
-            </w:pPr>
-            <w:r>
-              <w:rPr>
-                <w:rFonts w:ascii="Times New Roman" w:hAnsi="Times New Roman"/>
-                <w:sz w:val="18"/>
+              <w:spacing w:line="240" w:lineRule="auto" w:after="20"/>
+              <w:ind w:firstLine="0"/>
+              <w:jc w:val="left"/>
+            </w:pPr>
+            <w:r>
+              <w:rPr>
+                <w:sz w:val="17"/>
               </w:rPr>
               <w:t xml:space="preserve">GET</w:t>
             </w:r>
@@ -3704,14 +3610,13 @@
           <w:p>
             <w:pPr>
               <w:pStyle w:val="Compact"/>
-              <w:spacing w:line="240" w:lineRule="auto" w:after="0"/>
-              <w:ind w:firstLine="0"/>
-              <w:jc w:val="left"/>
-            </w:pPr>
-            <w:r>
-              <w:rPr>
-                <w:rFonts w:ascii="Times New Roman" w:hAnsi="Times New Roman"/>
-                <w:sz w:val="18"/>
+              <w:spacing w:line="240" w:lineRule="auto" w:after="20"/>
+              <w:ind w:firstLine="0"/>
+              <w:jc w:val="left"/>
+            </w:pPr>
+            <w:r>
+              <w:rPr>
+                <w:sz w:val="17"/>
               </w:rPr>
               <w:t xml:space="preserve">/api/Branches/public</w:t>
             </w:r>
@@ -3722,14 +3627,13 @@
           <w:p>
             <w:pPr>
               <w:pStyle w:val="Compact"/>
-              <w:spacing w:line="240" w:lineRule="auto" w:after="0"/>
-              <w:ind w:firstLine="0"/>
-              <w:jc w:val="left"/>
-            </w:pPr>
-            <w:r>
-              <w:rPr>
-                <w:rFonts w:ascii="Times New Roman" w:hAnsi="Times New Roman"/>
-                <w:sz w:val="18"/>
+              <w:spacing w:line="240" w:lineRule="auto" w:after="20"/>
+              <w:ind w:firstLine="0"/>
+              <w:jc w:val="left"/>
+            </w:pPr>
+            <w:r>
+              <w:rPr>
+                <w:sz w:val="17"/>
               </w:rPr>
               <w:t xml:space="preserve">Listado público según autorización de clase</w:t>
             </w:r>
@@ -3742,14 +3646,13 @@
           <w:p>
             <w:pPr>
               <w:pStyle w:val="Compact"/>
-              <w:spacing w:line="240" w:lineRule="auto" w:after="0"/>
-              <w:ind w:firstLine="0"/>
-              <w:jc w:val="left"/>
-            </w:pPr>
-            <w:r>
-              <w:rPr>
-                <w:rFonts w:ascii="Times New Roman" w:hAnsi="Times New Roman"/>
-                <w:sz w:val="18"/>
+              <w:spacing w:line="240" w:lineRule="auto" w:after="20"/>
+              <w:ind w:firstLine="0"/>
+              <w:jc w:val="left"/>
+            </w:pPr>
+            <w:r>
+              <w:rPr>
+                <w:sz w:val="17"/>
               </w:rPr>
               <w:t xml:space="preserve">GET</w:t>
             </w:r>
@@ -3760,14 +3663,13 @@
           <w:p>
             <w:pPr>
               <w:pStyle w:val="Compact"/>
-              <w:spacing w:line="240" w:lineRule="auto" w:after="0"/>
-              <w:ind w:firstLine="0"/>
-              <w:jc w:val="left"/>
-            </w:pPr>
-            <w:r>
-              <w:rPr>
-                <w:rFonts w:ascii="Times New Roman" w:hAnsi="Times New Roman"/>
-                <w:sz w:val="18"/>
+              <w:spacing w:line="240" w:lineRule="auto" w:after="20"/>
+              <w:ind w:firstLine="0"/>
+              <w:jc w:val="left"/>
+            </w:pPr>
+            <w:r>
+              <w:rPr>
+                <w:sz w:val="17"/>
               </w:rPr>
               <w:t xml:space="preserve">/api/Branches/nearest</w:t>
             </w:r>
@@ -3778,14 +3680,13 @@
           <w:p>
             <w:pPr>
               <w:pStyle w:val="Compact"/>
-              <w:spacing w:line="240" w:lineRule="auto" w:after="0"/>
-              <w:ind w:firstLine="0"/>
-              <w:jc w:val="left"/>
-            </w:pPr>
-            <w:r>
-              <w:rPr>
-                <w:rFonts w:ascii="Times New Roman" w:hAnsi="Times New Roman"/>
-                <w:sz w:val="18"/>
+              <w:spacing w:line="240" w:lineRule="auto" w:after="20"/>
+              <w:ind w:firstLine="0"/>
+              <w:jc w:val="left"/>
+            </w:pPr>
+            <w:r>
+              <w:rPr>
+                <w:sz w:val="17"/>
               </w:rPr>
               <w:t xml:space="preserve">Proximidad; revisar autorización de clase</w:t>
             </w:r>
@@ -3800,20 +3701,16 @@
       <w:pPr>
         <w:pStyle w:val="Heading2"/>
         <w:keepNext/>
-        <w:ind w:firstLine="0"/>
-      </w:pPr>
-      <w:r>
-        <w:rPr>
-          <w:color w:val="000000"/>
-        </w:rPr>
+        <w:spacing w:line="264" w:lineRule="auto"/>
+      </w:pPr>
+      <w:r>
         <w:t xml:space="preserve">3. Controles de autorización observados</w:t>
       </w:r>
     </w:p>
     <w:p>
       <w:pPr>
         <w:pStyle w:val="FirstParagraph"/>
-        <w:spacing w:line="480" w:lineRule="auto" w:after="0"/>
-        <w:ind w:firstLine="720"/>
+        <w:spacing w:line="396" w:lineRule="auto" w:after="100"/>
       </w:pPr>
       <w:r>
         <w:rPr>
@@ -3988,20 +3885,16 @@
       <w:pPr>
         <w:pStyle w:val="Heading2"/>
         <w:keepNext/>
-        <w:ind w:firstLine="0"/>
-      </w:pPr>
-      <w:r>
-        <w:rPr>
-          <w:color w:val="000000"/>
-        </w:rPr>
+        <w:spacing w:line="264" w:lineRule="auto"/>
+      </w:pPr>
+      <w:r>
         <w:t xml:space="preserve">4. Ejemplos ilustrativos, NO contratos DTO exactos</w:t>
       </w:r>
     </w:p>
     <w:p>
       <w:pPr>
         <w:pStyle w:val="FirstParagraph"/>
-        <w:spacing w:line="480" w:lineRule="auto" w:after="0"/>
-        <w:ind w:firstLine="720"/>
+        <w:spacing w:line="396" w:lineRule="auto" w:after="100"/>
       </w:pPr>
       <w:r>
         <w:rPr>
@@ -4095,20 +3988,16 @@
       <w:pPr>
         <w:pStyle w:val="Heading2"/>
         <w:keepNext/>
-        <w:ind w:firstLine="0"/>
-      </w:pPr>
-      <w:r>
-        <w:rPr>
-          <w:color w:val="000000"/>
-        </w:rPr>
+        <w:spacing w:line="264" w:lineRule="auto"/>
+      </w:pPr>
+      <w:r>
         <w:t xml:space="preserve">5. Semántica de errores recomendada</w:t>
       </w:r>
     </w:p>
     <w:p>
       <w:pPr>
         <w:pStyle w:val="FirstParagraph"/>
-        <w:spacing w:line="480" w:lineRule="auto" w:after="0"/>
-        <w:ind w:firstLine="720"/>
+        <w:spacing w:line="396" w:lineRule="auto" w:after="100"/>
       </w:pPr>
       <w:r>
         <w:t xml:space="preserve">200 lectura, 201 creación, 204 sin contenido, 400 solicitud inválida, 401 no autenticado, 403 sin permiso, 404 no encontrado, 409 conflicto, 422 reglas de negocio, 500 error inesperado. Se trata de guía según RFC 9110; las respuestas reales deben contrastarse con el filtro de excepciones del backend.</w:t>
@@ -4120,20 +4009,16 @@
       <w:pPr>
         <w:pStyle w:val="Heading2"/>
         <w:keepNext/>
-        <w:ind w:firstLine="0"/>
-      </w:pPr>
-      <w:r>
-        <w:rPr>
-          <w:color w:val="000000"/>
-        </w:rPr>
+        <w:spacing w:line="264" w:lineRule="auto"/>
+      </w:pPr>
+      <w:r>
         <w:t xml:space="preserve">6. Compatibilidad/versionado</w:t>
       </w:r>
     </w:p>
     <w:p>
       <w:pPr>
         <w:pStyle w:val="FirstParagraph"/>
-        <w:spacing w:line="480" w:lineRule="auto" w:after="0"/>
-        <w:ind w:firstLine="720"/>
+        <w:spacing w:line="396" w:lineRule="auto" w:after="100"/>
       </w:pPr>
       <w:r>
         <w:t xml:space="preserve">La implementación presenta rutas</w:t>
@@ -4160,12 +4045,9 @@
       <w:pPr>
         <w:pStyle w:val="Heading2"/>
         <w:keepNext/>
-        <w:ind w:firstLine="0"/>
-      </w:pPr>
-      <w:r>
-        <w:rPr>
-          <w:color w:val="000000"/>
-        </w:rPr>
+        <w:spacing w:line="264" w:lineRule="auto"/>
+      </w:pPr>
+      <w:r>
         <w:t xml:space="preserve">7. Guía de verificación</w:t>
       </w:r>
     </w:p>
@@ -4176,6 +4058,7 @@
           <w:ilvl w:val="0"/>
           <w:numId w:val="1001"/>
         </w:numPr>
+        <w:spacing w:line="396" w:lineRule="auto" w:after="100"/>
       </w:pPr>
       <w:r>
         <w:t xml:space="preserve">Ejecutar backend con BD de pruebas y configuración segura. 2. Solicitar</w:t>
@@ -4199,20 +4082,16 @@
       <w:pPr>
         <w:pStyle w:val="Heading2"/>
         <w:keepNext/>
-        <w:ind w:firstLine="0"/>
-      </w:pPr>
-      <w:r>
-        <w:rPr>
-          <w:color w:val="000000"/>
-        </w:rPr>
+        <w:spacing w:line="264" w:lineRule="auto"/>
+      </w:pPr>
+      <w:r>
         <w:t xml:space="preserve">8. Fichas profesionales de contrato HTTP</w:t>
       </w:r>
     </w:p>
     <w:p>
       <w:pPr>
         <w:pStyle w:val="FirstParagraph"/>
-        <w:spacing w:line="480" w:lineRule="auto" w:after="0"/>
-        <w:ind w:firstLine="720"/>
+        <w:spacing w:line="396" w:lineRule="auto" w:after="100"/>
       </w:pPr>
       <w:r>
         <w:t xml:space="preserve">Se amplían los endpoints inspeccionados. Para los atributos de autorización, esquemas DTO y respuestas, prevalece el controlador y DTO de la versión exacta: no se deben inferir parámetros no observados. Cada ficha propone casos de uso y pruebas, pero NO equivale a OpenAPI exportado de una instancia.</w:t>
@@ -4223,20 +4102,16 @@
       <w:pPr>
         <w:pStyle w:val="Heading3"/>
         <w:keepNext/>
-        <w:ind w:firstLine="0"/>
-      </w:pPr>
-      <w:r>
-        <w:rPr>
-          <w:color w:val="000000"/>
-        </w:rPr>
+        <w:spacing w:line="264" w:lineRule="auto"/>
+      </w:pPr>
+      <w:r>
         <w:t xml:space="preserve">API-001. POST /api/Auth/login</w:t>
       </w:r>
     </w:p>
     <w:p>
       <w:pPr>
         <w:pStyle w:val="FirstParagraph"/>
-        <w:spacing w:line="480" w:lineRule="auto" w:after="0"/>
-        <w:ind w:firstLine="720"/>
+        <w:spacing w:line="396" w:lineRule="auto" w:after="100"/>
       </w:pPr>
       <w:r>
         <w:rPr>
@@ -4303,8 +4178,7 @@
     <w:p>
       <w:pPr>
         <w:pStyle w:val="BodyText"/>
-        <w:spacing w:line="480" w:lineRule="auto" w:after="0"/>
-        <w:ind w:firstLine="720"/>
+        <w:spacing w:line="396" w:lineRule="auto" w:after="100"/>
       </w:pPr>
       <w:r>
         <w:rPr>
@@ -4374,8 +4248,7 @@
     <w:p>
       <w:pPr>
         <w:pStyle w:val="BodyText"/>
-        <w:spacing w:line="480" w:lineRule="auto" w:after="0"/>
-        <w:ind w:firstLine="720"/>
+        <w:spacing w:line="396" w:lineRule="auto" w:after="100"/>
       </w:pPr>
       <w:r>
         <w:rPr>
@@ -4394,8 +4267,7 @@
     <w:p>
       <w:pPr>
         <w:pStyle w:val="BodyText"/>
-        <w:spacing w:line="480" w:lineRule="auto" w:after="0"/>
-        <w:ind w:firstLine="720"/>
+        <w:spacing w:line="396" w:lineRule="auto" w:after="100"/>
       </w:pPr>
       <w:r>
         <w:rPr>
@@ -4417,20 +4289,16 @@
       <w:pPr>
         <w:pStyle w:val="Heading3"/>
         <w:keepNext/>
-        <w:ind w:firstLine="0"/>
-      </w:pPr>
-      <w:r>
-        <w:rPr>
-          <w:color w:val="000000"/>
-        </w:rPr>
+        <w:spacing w:line="264" w:lineRule="auto"/>
+      </w:pPr>
+      <w:r>
         <w:t xml:space="preserve">API-002. POST /api/Auth/logout</w:t>
       </w:r>
     </w:p>
     <w:p>
       <w:pPr>
         <w:pStyle w:val="FirstParagraph"/>
-        <w:spacing w:line="480" w:lineRule="auto" w:after="0"/>
-        <w:ind w:firstLine="720"/>
+        <w:spacing w:line="396" w:lineRule="auto" w:after="100"/>
       </w:pPr>
       <w:r>
         <w:rPr>
@@ -4497,8 +4365,7 @@
     <w:p>
       <w:pPr>
         <w:pStyle w:val="BodyText"/>
-        <w:spacing w:line="480" w:lineRule="auto" w:after="0"/>
-        <w:ind w:firstLine="720"/>
+        <w:spacing w:line="396" w:lineRule="auto" w:after="100"/>
       </w:pPr>
       <w:r>
         <w:rPr>
@@ -4568,8 +4435,7 @@
     <w:p>
       <w:pPr>
         <w:pStyle w:val="BodyText"/>
-        <w:spacing w:line="480" w:lineRule="auto" w:after="0"/>
-        <w:ind w:firstLine="720"/>
+        <w:spacing w:line="396" w:lineRule="auto" w:after="100"/>
       </w:pPr>
       <w:r>
         <w:rPr>
@@ -4588,8 +4454,7 @@
     <w:p>
       <w:pPr>
         <w:pStyle w:val="BodyText"/>
-        <w:spacing w:line="480" w:lineRule="auto" w:after="0"/>
-        <w:ind w:firstLine="720"/>
+        <w:spacing w:line="396" w:lineRule="auto" w:after="100"/>
       </w:pPr>
       <w:r>
         <w:rPr>
@@ -4611,20 +4476,16 @@
       <w:pPr>
         <w:pStyle w:val="Heading3"/>
         <w:keepNext/>
-        <w:ind w:firstLine="0"/>
-      </w:pPr>
-      <w:r>
-        <w:rPr>
-          <w:color w:val="000000"/>
-        </w:rPr>
+        <w:spacing w:line="264" w:lineRule="auto"/>
+      </w:pPr>
+      <w:r>
         <w:t xml:space="preserve">API-003. POST /api/Auth/refresh-token</w:t>
       </w:r>
     </w:p>
     <w:p>
       <w:pPr>
         <w:pStyle w:val="FirstParagraph"/>
-        <w:spacing w:line="480" w:lineRule="auto" w:after="0"/>
-        <w:ind w:firstLine="720"/>
+        <w:spacing w:line="396" w:lineRule="auto" w:after="100"/>
       </w:pPr>
       <w:r>
         <w:rPr>
@@ -4691,8 +4552,7 @@
     <w:p>
       <w:pPr>
         <w:pStyle w:val="BodyText"/>
-        <w:spacing w:line="480" w:lineRule="auto" w:after="0"/>
-        <w:ind w:firstLine="720"/>
+        <w:spacing w:line="396" w:lineRule="auto" w:after="100"/>
       </w:pPr>
       <w:r>
         <w:rPr>
@@ -4762,8 +4622,7 @@
     <w:p>
       <w:pPr>
         <w:pStyle w:val="BodyText"/>
-        <w:spacing w:line="480" w:lineRule="auto" w:after="0"/>
-        <w:ind w:firstLine="720"/>
+        <w:spacing w:line="396" w:lineRule="auto" w:after="100"/>
       </w:pPr>
       <w:r>
         <w:rPr>
@@ -4782,8 +4641,7 @@
     <w:p>
       <w:pPr>
         <w:pStyle w:val="BodyText"/>
-        <w:spacing w:line="480" w:lineRule="auto" w:after="0"/>
-        <w:ind w:firstLine="720"/>
+        <w:spacing w:line="396" w:lineRule="auto" w:after="100"/>
       </w:pPr>
       <w:r>
         <w:rPr>
@@ -4805,20 +4663,16 @@
       <w:pPr>
         <w:pStyle w:val="Heading3"/>
         <w:keepNext/>
-        <w:ind w:firstLine="0"/>
-      </w:pPr>
-      <w:r>
-        <w:rPr>
-          <w:color w:val="000000"/>
-        </w:rPr>
+        <w:spacing w:line="264" w:lineRule="auto"/>
+      </w:pPr>
+      <w:r>
         <w:t xml:space="preserve">API-004. POST /api/Auth/forgot-password</w:t>
       </w:r>
     </w:p>
     <w:p>
       <w:pPr>
         <w:pStyle w:val="FirstParagraph"/>
-        <w:spacing w:line="480" w:lineRule="auto" w:after="0"/>
-        <w:ind w:firstLine="720"/>
+        <w:spacing w:line="396" w:lineRule="auto" w:after="100"/>
       </w:pPr>
       <w:r>
         <w:rPr>
@@ -4885,8 +4739,7 @@
     <w:p>
       <w:pPr>
         <w:pStyle w:val="BodyText"/>
-        <w:spacing w:line="480" w:lineRule="auto" w:after="0"/>
-        <w:ind w:firstLine="720"/>
+        <w:spacing w:line="396" w:lineRule="auto" w:after="100"/>
       </w:pPr>
       <w:r>
         <w:rPr>
@@ -4956,8 +4809,7 @@
     <w:p>
       <w:pPr>
         <w:pStyle w:val="BodyText"/>
-        <w:spacing w:line="480" w:lineRule="auto" w:after="0"/>
-        <w:ind w:firstLine="720"/>
+        <w:spacing w:line="396" w:lineRule="auto" w:after="100"/>
       </w:pPr>
       <w:r>
         <w:rPr>
@@ -4976,8 +4828,7 @@
     <w:p>
       <w:pPr>
         <w:pStyle w:val="BodyText"/>
-        <w:spacing w:line="480" w:lineRule="auto" w:after="0"/>
-        <w:ind w:firstLine="720"/>
+        <w:spacing w:line="396" w:lineRule="auto" w:after="100"/>
       </w:pPr>
       <w:r>
         <w:rPr>
@@ -4999,20 +4850,16 @@
       <w:pPr>
         <w:pStyle w:val="Heading3"/>
         <w:keepNext/>
-        <w:ind w:firstLine="0"/>
-      </w:pPr>
-      <w:r>
-        <w:rPr>
-          <w:color w:val="000000"/>
-        </w:rPr>
+        <w:spacing w:line="264" w:lineRule="auto"/>
+      </w:pPr>
+      <w:r>
         <w:t xml:space="preserve">API-005. POST /api/Auth/verify-reset-code</w:t>
       </w:r>
     </w:p>
     <w:p>
       <w:pPr>
         <w:pStyle w:val="FirstParagraph"/>
-        <w:spacing w:line="480" w:lineRule="auto" w:after="0"/>
-        <w:ind w:firstLine="720"/>
+        <w:spacing w:line="396" w:lineRule="auto" w:after="100"/>
       </w:pPr>
       <w:r>
         <w:rPr>
@@ -5079,8 +4926,7 @@
     <w:p>
       <w:pPr>
         <w:pStyle w:val="BodyText"/>
-        <w:spacing w:line="480" w:lineRule="auto" w:after="0"/>
-        <w:ind w:firstLine="720"/>
+        <w:spacing w:line="396" w:lineRule="auto" w:after="100"/>
       </w:pPr>
       <w:r>
         <w:rPr>
@@ -5150,8 +4996,7 @@
     <w:p>
       <w:pPr>
         <w:pStyle w:val="BodyText"/>
-        <w:spacing w:line="480" w:lineRule="auto" w:after="0"/>
-        <w:ind w:firstLine="720"/>
+        <w:spacing w:line="396" w:lineRule="auto" w:after="100"/>
       </w:pPr>
       <w:r>
         <w:rPr>
@@ -5170,8 +5015,7 @@
     <w:p>
       <w:pPr>
         <w:pStyle w:val="BodyText"/>
-        <w:spacing w:line="480" w:lineRule="auto" w:after="0"/>
-        <w:ind w:firstLine="720"/>
+        <w:spacing w:line="396" w:lineRule="auto" w:after="100"/>
       </w:pPr>
       <w:r>
         <w:rPr>
@@ -5193,20 +5037,16 @@
       <w:pPr>
         <w:pStyle w:val="Heading3"/>
         <w:keepNext/>
-        <w:ind w:firstLine="0"/>
-      </w:pPr>
-      <w:r>
-        <w:rPr>
-          <w:color w:val="000000"/>
-        </w:rPr>
+        <w:spacing w:line="264" w:lineRule="auto"/>
+      </w:pPr>
+      <w:r>
         <w:t xml:space="preserve">API-006. POST /api/Auth/reset-password</w:t>
       </w:r>
     </w:p>
     <w:p>
       <w:pPr>
         <w:pStyle w:val="FirstParagraph"/>
-        <w:spacing w:line="480" w:lineRule="auto" w:after="0"/>
-        <w:ind w:firstLine="720"/>
+        <w:spacing w:line="396" w:lineRule="auto" w:after="100"/>
       </w:pPr>
       <w:r>
         <w:rPr>
@@ -5273,8 +5113,7 @@
     <w:p>
       <w:pPr>
         <w:pStyle w:val="BodyText"/>
-        <w:spacing w:line="480" w:lineRule="auto" w:after="0"/>
-        <w:ind w:firstLine="720"/>
+        <w:spacing w:line="396" w:lineRule="auto" w:after="100"/>
       </w:pPr>
       <w:r>
         <w:rPr>
@@ -5344,8 +5183,7 @@
     <w:p>
       <w:pPr>
         <w:pStyle w:val="BodyText"/>
-        <w:spacing w:line="480" w:lineRule="auto" w:after="0"/>
-        <w:ind w:firstLine="720"/>
+        <w:spacing w:line="396" w:lineRule="auto" w:after="100"/>
       </w:pPr>
       <w:r>
         <w:rPr>
@@ -5364,8 +5202,7 @@
     <w:p>
       <w:pPr>
         <w:pStyle w:val="BodyText"/>
-        <w:spacing w:line="480" w:lineRule="auto" w:after="0"/>
-        <w:ind w:firstLine="720"/>
+        <w:spacing w:line="396" w:lineRule="auto" w:after="100"/>
       </w:pPr>
       <w:r>
         <w:rPr>
@@ -5387,20 +5224,16 @@
       <w:pPr>
         <w:pStyle w:val="Heading3"/>
         <w:keepNext/>
-        <w:ind w:firstLine="0"/>
-      </w:pPr>
-      <w:r>
-        <w:rPr>
-          <w:color w:val="000000"/>
-        </w:rPr>
+        <w:spacing w:line="264" w:lineRule="auto"/>
+      </w:pPr>
+      <w:r>
         <w:t xml:space="preserve">API-007. POST /api/Auth/confirm-email</w:t>
       </w:r>
     </w:p>
     <w:p>
       <w:pPr>
         <w:pStyle w:val="FirstParagraph"/>
-        <w:spacing w:line="480" w:lineRule="auto" w:after="0"/>
-        <w:ind w:firstLine="720"/>
+        <w:spacing w:line="396" w:lineRule="auto" w:after="100"/>
       </w:pPr>
       <w:r>
         <w:rPr>
@@ -5467,8 +5300,7 @@
     <w:p>
       <w:pPr>
         <w:pStyle w:val="BodyText"/>
-        <w:spacing w:line="480" w:lineRule="auto" w:after="0"/>
-        <w:ind w:firstLine="720"/>
+        <w:spacing w:line="396" w:lineRule="auto" w:after="100"/>
       </w:pPr>
       <w:r>
         <w:rPr>
@@ -5538,8 +5370,7 @@
     <w:p>
       <w:pPr>
         <w:pStyle w:val="BodyText"/>
-        <w:spacing w:line="480" w:lineRule="auto" w:after="0"/>
-        <w:ind w:firstLine="720"/>
+        <w:spacing w:line="396" w:lineRule="auto" w:after="100"/>
       </w:pPr>
       <w:r>
         <w:rPr>
@@ -5558,8 +5389,7 @@
     <w:p>
       <w:pPr>
         <w:pStyle w:val="BodyText"/>
-        <w:spacing w:line="480" w:lineRule="auto" w:after="0"/>
-        <w:ind w:firstLine="720"/>
+        <w:spacing w:line="396" w:lineRule="auto" w:after="100"/>
       </w:pPr>
       <w:r>
         <w:rPr>
@@ -5581,20 +5411,16 @@
       <w:pPr>
         <w:pStyle w:val="Heading3"/>
         <w:keepNext/>
-        <w:ind w:firstLine="0"/>
-      </w:pPr>
-      <w:r>
-        <w:rPr>
-          <w:color w:val="000000"/>
-        </w:rPr>
+        <w:spacing w:line="264" w:lineRule="auto"/>
+      </w:pPr>
+      <w:r>
         <w:t xml:space="preserve">API-008. POST /api/Auth/resend-confirmation-code</w:t>
       </w:r>
     </w:p>
     <w:p>
       <w:pPr>
         <w:pStyle w:val="FirstParagraph"/>
-        <w:spacing w:line="480" w:lineRule="auto" w:after="0"/>
-        <w:ind w:firstLine="720"/>
+        <w:spacing w:line="396" w:lineRule="auto" w:after="100"/>
       </w:pPr>
       <w:r>
         <w:rPr>
@@ -5661,8 +5487,7 @@
     <w:p>
       <w:pPr>
         <w:pStyle w:val="BodyText"/>
-        <w:spacing w:line="480" w:lineRule="auto" w:after="0"/>
-        <w:ind w:firstLine="720"/>
+        <w:spacing w:line="396" w:lineRule="auto" w:after="100"/>
       </w:pPr>
       <w:r>
         <w:rPr>
@@ -5732,8 +5557,7 @@
     <w:p>
       <w:pPr>
         <w:pStyle w:val="BodyText"/>
-        <w:spacing w:line="480" w:lineRule="auto" w:after="0"/>
-        <w:ind w:firstLine="720"/>
+        <w:spacing w:line="396" w:lineRule="auto" w:after="100"/>
       </w:pPr>
       <w:r>
         <w:rPr>
@@ -5752,8 +5576,7 @@
     <w:p>
       <w:pPr>
         <w:pStyle w:val="BodyText"/>
-        <w:spacing w:line="480" w:lineRule="auto" w:after="0"/>
-        <w:ind w:firstLine="720"/>
+        <w:spacing w:line="396" w:lineRule="auto" w:after="100"/>
       </w:pPr>
       <w:r>
         <w:rPr>
@@ -5775,20 +5598,16 @@
       <w:pPr>
         <w:pStyle w:val="Heading3"/>
         <w:keepNext/>
-        <w:ind w:firstLine="0"/>
-      </w:pPr>
-      <w:r>
-        <w:rPr>
-          <w:color w:val="000000"/>
-        </w:rPr>
+        <w:spacing w:line="264" w:lineRule="auto"/>
+      </w:pPr>
+      <w:r>
         <w:t xml:space="preserve">API-009. POST /api/Auth/resend-activation-code</w:t>
       </w:r>
     </w:p>
     <w:p>
       <w:pPr>
         <w:pStyle w:val="FirstParagraph"/>
-        <w:spacing w:line="480" w:lineRule="auto" w:after="0"/>
-        <w:ind w:firstLine="720"/>
+        <w:spacing w:line="396" w:lineRule="auto" w:after="100"/>
       </w:pPr>
       <w:r>
         <w:rPr>
@@ -5855,8 +5674,7 @@
     <w:p>
       <w:pPr>
         <w:pStyle w:val="BodyText"/>
-        <w:spacing w:line="480" w:lineRule="auto" w:after="0"/>
-        <w:ind w:firstLine="720"/>
+        <w:spacing w:line="396" w:lineRule="auto" w:after="100"/>
       </w:pPr>
       <w:r>
         <w:rPr>
@@ -5926,8 +5744,7 @@
     <w:p>
       <w:pPr>
         <w:pStyle w:val="BodyText"/>
-        <w:spacing w:line="480" w:lineRule="auto" w:after="0"/>
-        <w:ind w:firstLine="720"/>
+        <w:spacing w:line="396" w:lineRule="auto" w:after="100"/>
       </w:pPr>
       <w:r>
         <w:rPr>
@@ -5946,8 +5763,7 @@
     <w:p>
       <w:pPr>
         <w:pStyle w:val="BodyText"/>
-        <w:spacing w:line="480" w:lineRule="auto" w:after="0"/>
-        <w:ind w:firstLine="720"/>
+        <w:spacing w:line="396" w:lineRule="auto" w:after="100"/>
       </w:pPr>
       <w:r>
         <w:rPr>
@@ -5969,20 +5785,16 @@
       <w:pPr>
         <w:pStyle w:val="Heading3"/>
         <w:keepNext/>
-        <w:ind w:firstLine="0"/>
-      </w:pPr>
-      <w:r>
-        <w:rPr>
-          <w:color w:val="000000"/>
-        </w:rPr>
+        <w:spacing w:line="264" w:lineRule="auto"/>
+      </w:pPr>
+      <w:r>
         <w:t xml:space="preserve">API-010. POST /api/Auth/activate-account</w:t>
       </w:r>
     </w:p>
     <w:p>
       <w:pPr>
         <w:pStyle w:val="FirstParagraph"/>
-        <w:spacing w:line="480" w:lineRule="auto" w:after="0"/>
-        <w:ind w:firstLine="720"/>
+        <w:spacing w:line="396" w:lineRule="auto" w:after="100"/>
       </w:pPr>
       <w:r>
         <w:rPr>
@@ -6049,8 +5861,7 @@
     <w:p>
       <w:pPr>
         <w:pStyle w:val="BodyText"/>
-        <w:spacing w:line="480" w:lineRule="auto" w:after="0"/>
-        <w:ind w:firstLine="720"/>
+        <w:spacing w:line="396" w:lineRule="auto" w:after="100"/>
       </w:pPr>
       <w:r>
         <w:rPr>
@@ -6120,8 +5931,7 @@
     <w:p>
       <w:pPr>
         <w:pStyle w:val="BodyText"/>
-        <w:spacing w:line="480" w:lineRule="auto" w:after="0"/>
-        <w:ind w:firstLine="720"/>
+        <w:spacing w:line="396" w:lineRule="auto" w:after="100"/>
       </w:pPr>
       <w:r>
         <w:rPr>
@@ -6140,8 +5950,7 @@
     <w:p>
       <w:pPr>
         <w:pStyle w:val="BodyText"/>
-        <w:spacing w:line="480" w:lineRule="auto" w:after="0"/>
-        <w:ind w:firstLine="720"/>
+        <w:spacing w:line="396" w:lineRule="auto" w:after="100"/>
       </w:pPr>
       <w:r>
         <w:rPr>
@@ -6163,20 +5972,16 @@
       <w:pPr>
         <w:pStyle w:val="Heading3"/>
         <w:keepNext/>
-        <w:ind w:firstLine="0"/>
-      </w:pPr>
-      <w:r>
-        <w:rPr>
-          <w:color w:val="000000"/>
-        </w:rPr>
+        <w:spacing w:line="264" w:lineRule="auto"/>
+      </w:pPr>
+      <w:r>
         <w:t xml:space="preserve">API-011. POST /api/Orders</w:t>
       </w:r>
     </w:p>
     <w:p>
       <w:pPr>
         <w:pStyle w:val="FirstParagraph"/>
-        <w:spacing w:line="480" w:lineRule="auto" w:after="0"/>
-        <w:ind w:firstLine="720"/>
+        <w:spacing w:line="396" w:lineRule="auto" w:after="100"/>
       </w:pPr>
       <w:r>
         <w:rPr>
@@ -6243,8 +6048,7 @@
     <w:p>
       <w:pPr>
         <w:pStyle w:val="BodyText"/>
-        <w:spacing w:line="480" w:lineRule="auto" w:after="0"/>
-        <w:ind w:firstLine="720"/>
+        <w:spacing w:line="396" w:lineRule="auto" w:after="100"/>
       </w:pPr>
       <w:r>
         <w:rPr>
@@ -6314,8 +6118,7 @@
     <w:p>
       <w:pPr>
         <w:pStyle w:val="BodyText"/>
-        <w:spacing w:line="480" w:lineRule="auto" w:after="0"/>
-        <w:ind w:firstLine="720"/>
+        <w:spacing w:line="396" w:lineRule="auto" w:after="100"/>
       </w:pPr>
       <w:r>
         <w:rPr>
@@ -6334,8 +6137,7 @@
     <w:p>
       <w:pPr>
         <w:pStyle w:val="BodyText"/>
-        <w:spacing w:line="480" w:lineRule="auto" w:after="0"/>
-        <w:ind w:firstLine="720"/>
+        <w:spacing w:line="396" w:lineRule="auto" w:after="100"/>
       </w:pPr>
       <w:r>
         <w:rPr>
@@ -6357,20 +6159,16 @@
       <w:pPr>
         <w:pStyle w:val="Heading3"/>
         <w:keepNext/>
-        <w:ind w:firstLine="0"/>
-      </w:pPr>
-      <w:r>
-        <w:rPr>
-          <w:color w:val="000000"/>
-        </w:rPr>
+        <w:spacing w:line="264" w:lineRule="auto"/>
+      </w:pPr>
+      <w:r>
         <w:t xml:space="preserve">API-012. GET /api/Orders</w:t>
       </w:r>
     </w:p>
     <w:p>
       <w:pPr>
         <w:pStyle w:val="FirstParagraph"/>
-        <w:spacing w:line="480" w:lineRule="auto" w:after="0"/>
-        <w:ind w:firstLine="720"/>
+        <w:spacing w:line="396" w:lineRule="auto" w:after="100"/>
       </w:pPr>
       <w:r>
         <w:rPr>
@@ -6437,8 +6235,7 @@
     <w:p>
       <w:pPr>
         <w:pStyle w:val="BodyText"/>
-        <w:spacing w:line="480" w:lineRule="auto" w:after="0"/>
-        <w:ind w:firstLine="720"/>
+        <w:spacing w:line="396" w:lineRule="auto" w:after="100"/>
       </w:pPr>
       <w:r>
         <w:rPr>
@@ -6508,8 +6305,7 @@
     <w:p>
       <w:pPr>
         <w:pStyle w:val="BodyText"/>
-        <w:spacing w:line="480" w:lineRule="auto" w:after="0"/>
-        <w:ind w:firstLine="720"/>
+        <w:spacing w:line="396" w:lineRule="auto" w:after="100"/>
       </w:pPr>
       <w:r>
         <w:rPr>
@@ -6528,8 +6324,7 @@
     <w:p>
       <w:pPr>
         <w:pStyle w:val="BodyText"/>
-        <w:spacing w:line="480" w:lineRule="auto" w:after="0"/>
-        <w:ind w:firstLine="720"/>
+        <w:spacing w:line="396" w:lineRule="auto" w:after="100"/>
       </w:pPr>
       <w:r>
         <w:rPr>
@@ -6551,20 +6346,16 @@
       <w:pPr>
         <w:pStyle w:val="Heading3"/>
         <w:keepNext/>
-        <w:ind w:firstLine="0"/>
-      </w:pPr>
-      <w:r>
-        <w:rPr>
-          <w:color w:val="000000"/>
-        </w:rPr>
+        <w:spacing w:line="264" w:lineRule="auto"/>
+      </w:pPr>
+      <w:r>
         <w:t xml:space="preserve">API-013. GET /api/Orders/{id}</w:t>
       </w:r>
     </w:p>
     <w:p>
       <w:pPr>
         <w:pStyle w:val="FirstParagraph"/>
-        <w:spacing w:line="480" w:lineRule="auto" w:after="0"/>
-        <w:ind w:firstLine="720"/>
+        <w:spacing w:line="396" w:lineRule="auto" w:after="100"/>
       </w:pPr>
       <w:r>
         <w:rPr>
@@ -6631,8 +6422,7 @@
     <w:p>
       <w:pPr>
         <w:pStyle w:val="BodyText"/>
-        <w:spacing w:line="480" w:lineRule="auto" w:after="0"/>
-        <w:ind w:firstLine="720"/>
+        <w:spacing w:line="396" w:lineRule="auto" w:after="100"/>
       </w:pPr>
       <w:r>
         <w:rPr>
@@ -6702,8 +6492,7 @@
     <w:p>
       <w:pPr>
         <w:pStyle w:val="BodyText"/>
-        <w:spacing w:line="480" w:lineRule="auto" w:after="0"/>
-        <w:ind w:firstLine="720"/>
+        <w:spacing w:line="396" w:lineRule="auto" w:after="100"/>
       </w:pPr>
       <w:r>
         <w:rPr>
@@ -6722,8 +6511,7 @@
     <w:p>
       <w:pPr>
         <w:pStyle w:val="BodyText"/>
-        <w:spacing w:line="480" w:lineRule="auto" w:after="0"/>
-        <w:ind w:firstLine="720"/>
+        <w:spacing w:line="396" w:lineRule="auto" w:after="100"/>
       </w:pPr>
       <w:r>
         <w:rPr>
@@ -6745,20 +6533,16 @@
       <w:pPr>
         <w:pStyle w:val="Heading3"/>
         <w:keepNext/>
-        <w:ind w:firstLine="0"/>
-      </w:pPr>
-      <w:r>
-        <w:rPr>
-          <w:color w:val="000000"/>
-        </w:rPr>
+        <w:spacing w:line="264" w:lineRule="auto"/>
+      </w:pPr>
+      <w:r>
         <w:t xml:space="preserve">API-014. GET /api/Orders/table/{tableId}</w:t>
       </w:r>
     </w:p>
     <w:p>
       <w:pPr>
         <w:pStyle w:val="FirstParagraph"/>
-        <w:spacing w:line="480" w:lineRule="auto" w:after="0"/>
-        <w:ind w:firstLine="720"/>
+        <w:spacing w:line="396" w:lineRule="auto" w:after="100"/>
       </w:pPr>
       <w:r>
         <w:rPr>
@@ -6825,8 +6609,7 @@
     <w:p>
       <w:pPr>
         <w:pStyle w:val="BodyText"/>
-        <w:spacing w:line="480" w:lineRule="auto" w:after="0"/>
-        <w:ind w:firstLine="720"/>
+        <w:spacing w:line="396" w:lineRule="auto" w:after="100"/>
       </w:pPr>
       <w:r>
         <w:rPr>
@@ -6896,8 +6679,7 @@
     <w:p>
       <w:pPr>
         <w:pStyle w:val="BodyText"/>
-        <w:spacing w:line="480" w:lineRule="auto" w:after="0"/>
-        <w:ind w:firstLine="720"/>
+        <w:spacing w:line="396" w:lineRule="auto" w:after="100"/>
       </w:pPr>
       <w:r>
         <w:rPr>
@@ -6916,8 +6698,7 @@
     <w:p>
       <w:pPr>
         <w:pStyle w:val="BodyText"/>
-        <w:spacing w:line="480" w:lineRule="auto" w:after="0"/>
-        <w:ind w:firstLine="720"/>
+        <w:spacing w:line="396" w:lineRule="auto" w:after="100"/>
       </w:pPr>
       <w:r>
         <w:rPr>
@@ -6939,20 +6720,16 @@
       <w:pPr>
         <w:pStyle w:val="Heading3"/>
         <w:keepNext/>
-        <w:ind w:firstLine="0"/>
-      </w:pPr>
-      <w:r>
-        <w:rPr>
-          <w:color w:val="000000"/>
-        </w:rPr>
+        <w:spacing w:line="264" w:lineRule="auto"/>
+      </w:pPr>
+      <w:r>
         <w:t xml:space="preserve">API-015. GET /api/Orders/customer/{customerId}</w:t>
       </w:r>
     </w:p>
     <w:p>
       <w:pPr>
         <w:pStyle w:val="FirstParagraph"/>
-        <w:spacing w:line="480" w:lineRule="auto" w:after="0"/>
-        <w:ind w:firstLine="720"/>
+        <w:spacing w:line="396" w:lineRule="auto" w:after="100"/>
       </w:pPr>
       <w:r>
         <w:rPr>
@@ -7019,8 +6796,7 @@
     <w:p>
       <w:pPr>
         <w:pStyle w:val="BodyText"/>
-        <w:spacing w:line="480" w:lineRule="auto" w:after="0"/>
-        <w:ind w:firstLine="720"/>
+        <w:spacing w:line="396" w:lineRule="auto" w:after="100"/>
       </w:pPr>
       <w:r>
         <w:rPr>
@@ -7090,8 +6866,7 @@
     <w:p>
       <w:pPr>
         <w:pStyle w:val="BodyText"/>
-        <w:spacing w:line="480" w:lineRule="auto" w:after="0"/>
-        <w:ind w:firstLine="720"/>
+        <w:spacing w:line="396" w:lineRule="auto" w:after="100"/>
       </w:pPr>
       <w:r>
         <w:rPr>
@@ -7110,8 +6885,7 @@
     <w:p>
       <w:pPr>
         <w:pStyle w:val="BodyText"/>
-        <w:spacing w:line="480" w:lineRule="auto" w:after="0"/>
-        <w:ind w:firstLine="720"/>
+        <w:spacing w:line="396" w:lineRule="auto" w:after="100"/>
       </w:pPr>
       <w:r>
         <w:rPr>
@@ -7133,20 +6907,16 @@
       <w:pPr>
         <w:pStyle w:val="Heading3"/>
         <w:keepNext/>
-        <w:ind w:firstLine="0"/>
-      </w:pPr>
-      <w:r>
-        <w:rPr>
-          <w:color w:val="000000"/>
-        </w:rPr>
+        <w:spacing w:line="264" w:lineRule="auto"/>
+      </w:pPr>
+      <w:r>
         <w:t xml:space="preserve">API-016. GET /api/Orders/branch/{branchId}</w:t>
       </w:r>
     </w:p>
     <w:p>
       <w:pPr>
         <w:pStyle w:val="FirstParagraph"/>
-        <w:spacing w:line="480" w:lineRule="auto" w:after="0"/>
-        <w:ind w:firstLine="720"/>
+        <w:spacing w:line="396" w:lineRule="auto" w:after="100"/>
       </w:pPr>
       <w:r>
         <w:rPr>
@@ -7213,8 +6983,7 @@
     <w:p>
       <w:pPr>
         <w:pStyle w:val="BodyText"/>
-        <w:spacing w:line="480" w:lineRule="auto" w:after="0"/>
-        <w:ind w:firstLine="720"/>
+        <w:spacing w:line="396" w:lineRule="auto" w:after="100"/>
       </w:pPr>
       <w:r>
         <w:rPr>
@@ -7284,8 +7053,7 @@
     <w:p>
       <w:pPr>
         <w:pStyle w:val="BodyText"/>
-        <w:spacing w:line="480" w:lineRule="auto" w:after="0"/>
-        <w:ind w:firstLine="720"/>
+        <w:spacing w:line="396" w:lineRule="auto" w:after="100"/>
       </w:pPr>
       <w:r>
         <w:rPr>
@@ -7304,8 +7072,7 @@
     <w:p>
       <w:pPr>
         <w:pStyle w:val="BodyText"/>
-        <w:spacing w:line="480" w:lineRule="auto" w:after="0"/>
-        <w:ind w:firstLine="720"/>
+        <w:spacing w:line="396" w:lineRule="auto" w:after="100"/>
       </w:pPr>
       <w:r>
         <w:rPr>
@@ -7327,20 +7094,16 @@
       <w:pPr>
         <w:pStyle w:val="Heading3"/>
         <w:keepNext/>
-        <w:ind w:firstLine="0"/>
-      </w:pPr>
-      <w:r>
-        <w:rPr>
-          <w:color w:val="000000"/>
-        </w:rPr>
+        <w:spacing w:line="264" w:lineRule="auto"/>
+      </w:pPr>
+      <w:r>
         <w:t xml:space="preserve">API-017. PUT /api/Orders/{id}</w:t>
       </w:r>
     </w:p>
     <w:p>
       <w:pPr>
         <w:pStyle w:val="FirstParagraph"/>
-        <w:spacing w:line="480" w:lineRule="auto" w:after="0"/>
-        <w:ind w:firstLine="720"/>
+        <w:spacing w:line="396" w:lineRule="auto" w:after="100"/>
       </w:pPr>
       <w:r>
         <w:rPr>
@@ -7407,8 +7170,7 @@
     <w:p>
       <w:pPr>
         <w:pStyle w:val="BodyText"/>
-        <w:spacing w:line="480" w:lineRule="auto" w:after="0"/>
-        <w:ind w:firstLine="720"/>
+        <w:spacing w:line="396" w:lineRule="auto" w:after="100"/>
       </w:pPr>
       <w:r>
         <w:rPr>
@@ -7478,8 +7240,7 @@
     <w:p>
       <w:pPr>
         <w:pStyle w:val="BodyText"/>
-        <w:spacing w:line="480" w:lineRule="auto" w:after="0"/>
-        <w:ind w:firstLine="720"/>
+        <w:spacing w:line="396" w:lineRule="auto" w:after="100"/>
       </w:pPr>
       <w:r>
         <w:rPr>
@@ -7498,8 +7259,7 @@
     <w:p>
       <w:pPr>
         <w:pStyle w:val="BodyText"/>
-        <w:spacing w:line="480" w:lineRule="auto" w:after="0"/>
-        <w:ind w:firstLine="720"/>
+        <w:spacing w:line="396" w:lineRule="auto" w:after="100"/>
       </w:pPr>
       <w:r>
         <w:rPr>
@@ -7521,20 +7281,16 @@
       <w:pPr>
         <w:pStyle w:val="Heading3"/>
         <w:keepNext/>
-        <w:ind w:firstLine="0"/>
-      </w:pPr>
-      <w:r>
-        <w:rPr>
-          <w:color w:val="000000"/>
-        </w:rPr>
+        <w:spacing w:line="264" w:lineRule="auto"/>
+      </w:pPr>
+      <w:r>
         <w:t xml:space="preserve">API-018. PATCH /api/Orders/{id}/status</w:t>
       </w:r>
     </w:p>
     <w:p>
       <w:pPr>
         <w:pStyle w:val="FirstParagraph"/>
-        <w:spacing w:line="480" w:lineRule="auto" w:after="0"/>
-        <w:ind w:firstLine="720"/>
+        <w:spacing w:line="396" w:lineRule="auto" w:after="100"/>
       </w:pPr>
       <w:r>
         <w:rPr>
@@ -7601,8 +7357,7 @@
     <w:p>
       <w:pPr>
         <w:pStyle w:val="BodyText"/>
-        <w:spacing w:line="480" w:lineRule="auto" w:after="0"/>
-        <w:ind w:firstLine="720"/>
+        <w:spacing w:line="396" w:lineRule="auto" w:after="100"/>
       </w:pPr>
       <w:r>
         <w:rPr>
@@ -7672,8 +7427,7 @@
     <w:p>
       <w:pPr>
         <w:pStyle w:val="BodyText"/>
-        <w:spacing w:line="480" w:lineRule="auto" w:after="0"/>
-        <w:ind w:firstLine="720"/>
+        <w:spacing w:line="396" w:lineRule="auto" w:after="100"/>
       </w:pPr>
       <w:r>
         <w:rPr>
@@ -7692,8 +7446,7 @@
     <w:p>
       <w:pPr>
         <w:pStyle w:val="BodyText"/>
-        <w:spacing w:line="480" w:lineRule="auto" w:after="0"/>
-        <w:ind w:firstLine="720"/>
+        <w:spacing w:line="396" w:lineRule="auto" w:after="100"/>
       </w:pPr>
       <w:r>
         <w:rPr>
@@ -7715,20 +7468,16 @@
       <w:pPr>
         <w:pStyle w:val="Heading3"/>
         <w:keepNext/>
-        <w:ind w:firstLine="0"/>
-      </w:pPr>
-      <w:r>
-        <w:rPr>
-          <w:color w:val="000000"/>
-        </w:rPr>
+        <w:spacing w:line="264" w:lineRule="auto"/>
+      </w:pPr>
+      <w:r>
         <w:t xml:space="preserve">API-019. PATCH /api/Orders/{id}/cancel-mine</w:t>
       </w:r>
     </w:p>
     <w:p>
       <w:pPr>
         <w:pStyle w:val="FirstParagraph"/>
-        <w:spacing w:line="480" w:lineRule="auto" w:after="0"/>
-        <w:ind w:firstLine="720"/>
+        <w:spacing w:line="396" w:lineRule="auto" w:after="100"/>
       </w:pPr>
       <w:r>
         <w:rPr>
@@ -7795,8 +7544,7 @@
     <w:p>
       <w:pPr>
         <w:pStyle w:val="BodyText"/>
-        <w:spacing w:line="480" w:lineRule="auto" w:after="0"/>
-        <w:ind w:firstLine="720"/>
+        <w:spacing w:line="396" w:lineRule="auto" w:after="100"/>
       </w:pPr>
       <w:r>
         <w:rPr>
@@ -7866,8 +7614,7 @@
     <w:p>
       <w:pPr>
         <w:pStyle w:val="BodyText"/>
-        <w:spacing w:line="480" w:lineRule="auto" w:after="0"/>
-        <w:ind w:firstLine="720"/>
+        <w:spacing w:line="396" w:lineRule="auto" w:after="100"/>
       </w:pPr>
       <w:r>
         <w:rPr>
@@ -7886,8 +7633,7 @@
     <w:p>
       <w:pPr>
         <w:pStyle w:val="BodyText"/>
-        <w:spacing w:line="480" w:lineRule="auto" w:after="0"/>
-        <w:ind w:firstLine="720"/>
+        <w:spacing w:line="396" w:lineRule="auto" w:after="100"/>
       </w:pPr>
       <w:r>
         <w:rPr>
@@ -7909,20 +7655,16 @@
       <w:pPr>
         <w:pStyle w:val="Heading3"/>
         <w:keepNext/>
-        <w:ind w:firstLine="0"/>
-      </w:pPr>
-      <w:r>
-        <w:rPr>
-          <w:color w:val="000000"/>
-        </w:rPr>
+        <w:spacing w:line="264" w:lineRule="auto"/>
+      </w:pPr>
+      <w:r>
         <w:t xml:space="preserve">API-020. PATCH /api/Orders/{id}/cancel</w:t>
       </w:r>
     </w:p>
     <w:p>
       <w:pPr>
         <w:pStyle w:val="FirstParagraph"/>
-        <w:spacing w:line="480" w:lineRule="auto" w:after="0"/>
-        <w:ind w:firstLine="720"/>
+        <w:spacing w:line="396" w:lineRule="auto" w:after="100"/>
       </w:pPr>
       <w:r>
         <w:rPr>
@@ -7989,8 +7731,7 @@
     <w:p>
       <w:pPr>
         <w:pStyle w:val="BodyText"/>
-        <w:spacing w:line="480" w:lineRule="auto" w:after="0"/>
-        <w:ind w:firstLine="720"/>
+        <w:spacing w:line="396" w:lineRule="auto" w:after="100"/>
       </w:pPr>
       <w:r>
         <w:rPr>
@@ -8060,8 +7801,7 @@
     <w:p>
       <w:pPr>
         <w:pStyle w:val="BodyText"/>
-        <w:spacing w:line="480" w:lineRule="auto" w:after="0"/>
-        <w:ind w:firstLine="720"/>
+        <w:spacing w:line="396" w:lineRule="auto" w:after="100"/>
       </w:pPr>
       <w:r>
         <w:rPr>
@@ -8080,8 +7820,7 @@
     <w:p>
       <w:pPr>
         <w:pStyle w:val="BodyText"/>
-        <w:spacing w:line="480" w:lineRule="auto" w:after="0"/>
-        <w:ind w:firstLine="720"/>
+        <w:spacing w:line="396" w:lineRule="auto" w:after="100"/>
       </w:pPr>
       <w:r>
         <w:rPr>
@@ -8103,20 +7842,16 @@
       <w:pPr>
         <w:pStyle w:val="Heading3"/>
         <w:keepNext/>
-        <w:ind w:firstLine="0"/>
-      </w:pPr>
-      <w:r>
-        <w:rPr>
-          <w:color w:val="000000"/>
-        </w:rPr>
+        <w:spacing w:line="264" w:lineRule="auto"/>
+      </w:pPr>
+      <w:r>
         <w:t xml:space="preserve">API-021. GET /api/Products</w:t>
       </w:r>
     </w:p>
     <w:p>
       <w:pPr>
         <w:pStyle w:val="FirstParagraph"/>
-        <w:spacing w:line="480" w:lineRule="auto" w:after="0"/>
-        <w:ind w:firstLine="720"/>
+        <w:spacing w:line="396" w:lineRule="auto" w:after="100"/>
       </w:pPr>
       <w:r>
         <w:rPr>
@@ -8183,8 +7918,7 @@
     <w:p>
       <w:pPr>
         <w:pStyle w:val="BodyText"/>
-        <w:spacing w:line="480" w:lineRule="auto" w:after="0"/>
-        <w:ind w:firstLine="720"/>
+        <w:spacing w:line="396" w:lineRule="auto" w:after="100"/>
       </w:pPr>
       <w:r>
         <w:rPr>
@@ -8254,8 +7988,7 @@
     <w:p>
       <w:pPr>
         <w:pStyle w:val="BodyText"/>
-        <w:spacing w:line="480" w:lineRule="auto" w:after="0"/>
-        <w:ind w:firstLine="720"/>
+        <w:spacing w:line="396" w:lineRule="auto" w:after="100"/>
       </w:pPr>
       <w:r>
         <w:rPr>
@@ -8274,8 +8007,7 @@
     <w:p>
       <w:pPr>
         <w:pStyle w:val="BodyText"/>
-        <w:spacing w:line="480" w:lineRule="auto" w:after="0"/>
-        <w:ind w:firstLine="720"/>
+        <w:spacing w:line="396" w:lineRule="auto" w:after="100"/>
       </w:pPr>
       <w:r>
         <w:rPr>
@@ -8297,20 +8029,16 @@
       <w:pPr>
         <w:pStyle w:val="Heading3"/>
         <w:keepNext/>
-        <w:ind w:firstLine="0"/>
-      </w:pPr>
-      <w:r>
-        <w:rPr>
-          <w:color w:val="000000"/>
-        </w:rPr>
+        <w:spacing w:line="264" w:lineRule="auto"/>
+      </w:pPr>
+      <w:r>
         <w:t xml:space="preserve">API-022. GET /api/Products/category/{categoryId}</w:t>
       </w:r>
     </w:p>
     <w:p>
       <w:pPr>
         <w:pStyle w:val="FirstParagraph"/>
-        <w:spacing w:line="480" w:lineRule="auto" w:after="0"/>
-        <w:ind w:firstLine="720"/>
+        <w:spacing w:line="396" w:lineRule="auto" w:after="100"/>
       </w:pPr>
       <w:r>
         <w:rPr>
@@ -8377,8 +8105,7 @@
     <w:p>
       <w:pPr>
         <w:pStyle w:val="BodyText"/>
-        <w:spacing w:line="480" w:lineRule="auto" w:after="0"/>
-        <w:ind w:firstLine="720"/>
+        <w:spacing w:line="396" w:lineRule="auto" w:after="100"/>
       </w:pPr>
       <w:r>
         <w:rPr>
@@ -8448,8 +8175,7 @@
     <w:p>
       <w:pPr>
         <w:pStyle w:val="BodyText"/>
-        <w:spacing w:line="480" w:lineRule="auto" w:after="0"/>
-        <w:ind w:firstLine="720"/>
+        <w:spacing w:line="396" w:lineRule="auto" w:after="100"/>
       </w:pPr>
       <w:r>
         <w:rPr>
@@ -8468,8 +8194,7 @@
     <w:p>
       <w:pPr>
         <w:pStyle w:val="BodyText"/>
-        <w:spacing w:line="480" w:lineRule="auto" w:after="0"/>
-        <w:ind w:firstLine="720"/>
+        <w:spacing w:line="396" w:lineRule="auto" w:after="100"/>
       </w:pPr>
       <w:r>
         <w:rPr>
@@ -8491,20 +8216,16 @@
       <w:pPr>
         <w:pStyle w:val="Heading3"/>
         <w:keepNext/>
-        <w:ind w:firstLine="0"/>
-      </w:pPr>
-      <w:r>
-        <w:rPr>
-          <w:color w:val="000000"/>
-        </w:rPr>
+        <w:spacing w:line="264" w:lineRule="auto"/>
+      </w:pPr>
+      <w:r>
         <w:t xml:space="preserve">API-023. GET /api/Products/{id}</w:t>
       </w:r>
     </w:p>
     <w:p>
       <w:pPr>
         <w:pStyle w:val="FirstParagraph"/>
-        <w:spacing w:line="480" w:lineRule="auto" w:after="0"/>
-        <w:ind w:firstLine="720"/>
+        <w:spacing w:line="396" w:lineRule="auto" w:after="100"/>
       </w:pPr>
       <w:r>
         <w:rPr>
@@ -8571,8 +8292,7 @@
     <w:p>
       <w:pPr>
         <w:pStyle w:val="BodyText"/>
-        <w:spacing w:line="480" w:lineRule="auto" w:after="0"/>
-        <w:ind w:firstLine="720"/>
+        <w:spacing w:line="396" w:lineRule="auto" w:after="100"/>
       </w:pPr>
       <w:r>
         <w:rPr>
@@ -8642,8 +8362,7 @@
     <w:p>
       <w:pPr>
         <w:pStyle w:val="BodyText"/>
-        <w:spacing w:line="480" w:lineRule="auto" w:after="0"/>
-        <w:ind w:firstLine="720"/>
+        <w:spacing w:line="396" w:lineRule="auto" w:after="100"/>
       </w:pPr>
       <w:r>
         <w:rPr>
@@ -8662,8 +8381,7 @@
     <w:p>
       <w:pPr>
         <w:pStyle w:val="BodyText"/>
-        <w:spacing w:line="480" w:lineRule="auto" w:after="0"/>
-        <w:ind w:firstLine="720"/>
+        <w:spacing w:line="396" w:lineRule="auto" w:after="100"/>
       </w:pPr>
       <w:r>
         <w:rPr>
@@ -8685,20 +8403,16 @@
       <w:pPr>
         <w:pStyle w:val="Heading3"/>
         <w:keepNext/>
-        <w:ind w:firstLine="0"/>
-      </w:pPr>
-      <w:r>
-        <w:rPr>
-          <w:color w:val="000000"/>
-        </w:rPr>
+        <w:spacing w:line="264" w:lineRule="auto"/>
+      </w:pPr>
+      <w:r>
         <w:t xml:space="preserve">API-024. POST /api/Products</w:t>
       </w:r>
     </w:p>
     <w:p>
       <w:pPr>
         <w:pStyle w:val="FirstParagraph"/>
-        <w:spacing w:line="480" w:lineRule="auto" w:after="0"/>
-        <w:ind w:firstLine="720"/>
+        <w:spacing w:line="396" w:lineRule="auto" w:after="100"/>
       </w:pPr>
       <w:r>
         <w:rPr>
@@ -8765,8 +8479,7 @@
     <w:p>
       <w:pPr>
         <w:pStyle w:val="BodyText"/>
-        <w:spacing w:line="480" w:lineRule="auto" w:after="0"/>
-        <w:ind w:firstLine="720"/>
+        <w:spacing w:line="396" w:lineRule="auto" w:after="100"/>
       </w:pPr>
       <w:r>
         <w:rPr>
@@ -8836,8 +8549,7 @@
     <w:p>
       <w:pPr>
         <w:pStyle w:val="BodyText"/>
-        <w:spacing w:line="480" w:lineRule="auto" w:after="0"/>
-        <w:ind w:firstLine="720"/>
+        <w:spacing w:line="396" w:lineRule="auto" w:after="100"/>
       </w:pPr>
       <w:r>
         <w:rPr>
@@ -8856,8 +8568,7 @@
     <w:p>
       <w:pPr>
         <w:pStyle w:val="BodyText"/>
-        <w:spacing w:line="480" w:lineRule="auto" w:after="0"/>
-        <w:ind w:firstLine="720"/>
+        <w:spacing w:line="396" w:lineRule="auto" w:after="100"/>
       </w:pPr>
       <w:r>
         <w:rPr>
@@ -8879,20 +8590,16 @@
       <w:pPr>
         <w:pStyle w:val="Heading3"/>
         <w:keepNext/>
-        <w:ind w:firstLine="0"/>
-      </w:pPr>
-      <w:r>
-        <w:rPr>
-          <w:color w:val="000000"/>
-        </w:rPr>
+        <w:spacing w:line="264" w:lineRule="auto"/>
+      </w:pPr>
+      <w:r>
         <w:t xml:space="preserve">API-025. PUT /api/Products/{id}</w:t>
       </w:r>
     </w:p>
     <w:p>
       <w:pPr>
         <w:pStyle w:val="FirstParagraph"/>
-        <w:spacing w:line="480" w:lineRule="auto" w:after="0"/>
-        <w:ind w:firstLine="720"/>
+        <w:spacing w:line="396" w:lineRule="auto" w:after="100"/>
       </w:pPr>
       <w:r>
         <w:rPr>
@@ -8959,8 +8666,7 @@
     <w:p>
       <w:pPr>
         <w:pStyle w:val="BodyText"/>
-        <w:spacing w:line="480" w:lineRule="auto" w:after="0"/>
-        <w:ind w:firstLine="720"/>
+        <w:spacing w:line="396" w:lineRule="auto" w:after="100"/>
       </w:pPr>
       <w:r>
         <w:rPr>
@@ -9030,8 +8736,7 @@
     <w:p>
       <w:pPr>
         <w:pStyle w:val="BodyText"/>
-        <w:spacing w:line="480" w:lineRule="auto" w:after="0"/>
-        <w:ind w:firstLine="720"/>
+        <w:spacing w:line="396" w:lineRule="auto" w:after="100"/>
       </w:pPr>
       <w:r>
         <w:rPr>
@@ -9050,8 +8755,7 @@
     <w:p>
       <w:pPr>
         <w:pStyle w:val="BodyText"/>
-        <w:spacing w:line="480" w:lineRule="auto" w:after="0"/>
-        <w:ind w:firstLine="720"/>
+        <w:spacing w:line="396" w:lineRule="auto" w:after="100"/>
       </w:pPr>
       <w:r>
         <w:rPr>
@@ -9073,20 +8777,16 @@
       <w:pPr>
         <w:pStyle w:val="Heading3"/>
         <w:keepNext/>
-        <w:ind w:firstLine="0"/>
-      </w:pPr>
-      <w:r>
-        <w:rPr>
-          <w:color w:val="000000"/>
-        </w:rPr>
+        <w:spacing w:line="264" w:lineRule="auto"/>
+      </w:pPr>
+      <w:r>
         <w:t xml:space="preserve">API-026. DELETE /api/Products/{id}</w:t>
       </w:r>
     </w:p>
     <w:p>
       <w:pPr>
         <w:pStyle w:val="FirstParagraph"/>
-        <w:spacing w:line="480" w:lineRule="auto" w:after="0"/>
-        <w:ind w:firstLine="720"/>
+        <w:spacing w:line="396" w:lineRule="auto" w:after="100"/>
       </w:pPr>
       <w:r>
         <w:rPr>
@@ -9153,8 +8853,7 @@
     <w:p>
       <w:pPr>
         <w:pStyle w:val="BodyText"/>
-        <w:spacing w:line="480" w:lineRule="auto" w:after="0"/>
-        <w:ind w:firstLine="720"/>
+        <w:spacing w:line="396" w:lineRule="auto" w:after="100"/>
       </w:pPr>
       <w:r>
         <w:rPr>
@@ -9224,8 +8923,7 @@
     <w:p>
       <w:pPr>
         <w:pStyle w:val="BodyText"/>
-        <w:spacing w:line="480" w:lineRule="auto" w:after="0"/>
-        <w:ind w:firstLine="720"/>
+        <w:spacing w:line="396" w:lineRule="auto" w:after="100"/>
       </w:pPr>
       <w:r>
         <w:rPr>
@@ -9244,8 +8942,7 @@
     <w:p>
       <w:pPr>
         <w:pStyle w:val="BodyText"/>
-        <w:spacing w:line="480" w:lineRule="auto" w:after="0"/>
-        <w:ind w:firstLine="720"/>
+        <w:spacing w:line="396" w:lineRule="auto" w:after="100"/>
       </w:pPr>
       <w:r>
         <w:rPr>
@@ -9267,20 +8964,16 @@
       <w:pPr>
         <w:pStyle w:val="Heading3"/>
         <w:keepNext/>
-        <w:ind w:firstLine="0"/>
-      </w:pPr>
-      <w:r>
-        <w:rPr>
-          <w:color w:val="000000"/>
-        </w:rPr>
+        <w:spacing w:line="264" w:lineRule="auto"/>
+      </w:pPr>
+      <w:r>
         <w:t xml:space="preserve">API-027. PATCH /api/Products/{id}/status</w:t>
       </w:r>
     </w:p>
     <w:p>
       <w:pPr>
         <w:pStyle w:val="FirstParagraph"/>
-        <w:spacing w:line="480" w:lineRule="auto" w:after="0"/>
-        <w:ind w:firstLine="720"/>
+        <w:spacing w:line="396" w:lineRule="auto" w:after="100"/>
       </w:pPr>
       <w:r>
         <w:rPr>
@@ -9347,8 +9040,7 @@
     <w:p>
       <w:pPr>
         <w:pStyle w:val="BodyText"/>
-        <w:spacing w:line="480" w:lineRule="auto" w:after="0"/>
-        <w:ind w:firstLine="720"/>
+        <w:spacing w:line="396" w:lineRule="auto" w:after="100"/>
       </w:pPr>
       <w:r>
         <w:rPr>
@@ -9418,8 +9110,7 @@
     <w:p>
       <w:pPr>
         <w:pStyle w:val="BodyText"/>
-        <w:spacing w:line="480" w:lineRule="auto" w:after="0"/>
-        <w:ind w:firstLine="720"/>
+        <w:spacing w:line="396" w:lineRule="auto" w:after="100"/>
       </w:pPr>
       <w:r>
         <w:rPr>
@@ -9438,8 +9129,7 @@
     <w:p>
       <w:pPr>
         <w:pStyle w:val="BodyText"/>
-        <w:spacing w:line="480" w:lineRule="auto" w:after="0"/>
-        <w:ind w:firstLine="720"/>
+        <w:spacing w:line="396" w:lineRule="auto" w:after="100"/>
       </w:pPr>
       <w:r>
         <w:rPr>
@@ -9461,20 +9151,16 @@
       <w:pPr>
         <w:pStyle w:val="Heading3"/>
         <w:keepNext/>
-        <w:ind w:firstLine="0"/>
-      </w:pPr>
-      <w:r>
-        <w:rPr>
-          <w:color w:val="000000"/>
-        </w:rPr>
+        <w:spacing w:line="264" w:lineRule="auto"/>
+      </w:pPr>
+      <w:r>
         <w:t xml:space="preserve">API-028. POST /api/Payments</w:t>
       </w:r>
     </w:p>
     <w:p>
       <w:pPr>
         <w:pStyle w:val="FirstParagraph"/>
-        <w:spacing w:line="480" w:lineRule="auto" w:after="0"/>
-        <w:ind w:firstLine="720"/>
+        <w:spacing w:line="396" w:lineRule="auto" w:after="100"/>
       </w:pPr>
       <w:r>
         <w:rPr>
@@ -9541,8 +9227,7 @@
     <w:p>
       <w:pPr>
         <w:pStyle w:val="BodyText"/>
-        <w:spacing w:line="480" w:lineRule="auto" w:after="0"/>
-        <w:ind w:firstLine="720"/>
+        <w:spacing w:line="396" w:lineRule="auto" w:after="100"/>
       </w:pPr>
       <w:r>
         <w:rPr>
@@ -9612,8 +9297,7 @@
     <w:p>
       <w:pPr>
         <w:pStyle w:val="BodyText"/>
-        <w:spacing w:line="480" w:lineRule="auto" w:after="0"/>
-        <w:ind w:firstLine="720"/>
+        <w:spacing w:line="396" w:lineRule="auto" w:after="100"/>
       </w:pPr>
       <w:r>
         <w:rPr>
@@ -9632,8 +9316,7 @@
     <w:p>
       <w:pPr>
         <w:pStyle w:val="BodyText"/>
-        <w:spacing w:line="480" w:lineRule="auto" w:after="0"/>
-        <w:ind w:firstLine="720"/>
+        <w:spacing w:line="396" w:lineRule="auto" w:after="100"/>
       </w:pPr>
       <w:r>
         <w:rPr>
@@ -9655,20 +9338,16 @@
       <w:pPr>
         <w:pStyle w:val="Heading3"/>
         <w:keepNext/>
-        <w:ind w:firstLine="0"/>
-      </w:pPr>
-      <w:r>
-        <w:rPr>
-          <w:color w:val="000000"/>
-        </w:rPr>
+        <w:spacing w:line="264" w:lineRule="auto"/>
+      </w:pPr>
+      <w:r>
         <w:t xml:space="preserve">API-029. GET /api/Payments</w:t>
       </w:r>
     </w:p>
     <w:p>
       <w:pPr>
         <w:pStyle w:val="FirstParagraph"/>
-        <w:spacing w:line="480" w:lineRule="auto" w:after="0"/>
-        <w:ind w:firstLine="720"/>
+        <w:spacing w:line="396" w:lineRule="auto" w:after="100"/>
       </w:pPr>
       <w:r>
         <w:rPr>
@@ -9735,8 +9414,7 @@
     <w:p>
       <w:pPr>
         <w:pStyle w:val="BodyText"/>
-        <w:spacing w:line="480" w:lineRule="auto" w:after="0"/>
-        <w:ind w:firstLine="720"/>
+        <w:spacing w:line="396" w:lineRule="auto" w:after="100"/>
       </w:pPr>
       <w:r>
         <w:rPr>
@@ -9806,8 +9484,7 @@
     <w:p>
       <w:pPr>
         <w:pStyle w:val="BodyText"/>
-        <w:spacing w:line="480" w:lineRule="auto" w:after="0"/>
-        <w:ind w:firstLine="720"/>
+        <w:spacing w:line="396" w:lineRule="auto" w:after="100"/>
       </w:pPr>
       <w:r>
         <w:rPr>
@@ -9826,8 +9503,7 @@
     <w:p>
       <w:pPr>
         <w:pStyle w:val="BodyText"/>
-        <w:spacing w:line="480" w:lineRule="auto" w:after="0"/>
-        <w:ind w:firstLine="720"/>
+        <w:spacing w:line="396" w:lineRule="auto" w:after="100"/>
       </w:pPr>
       <w:r>
         <w:rPr>
@@ -9849,20 +9525,16 @@
       <w:pPr>
         <w:pStyle w:val="Heading3"/>
         <w:keepNext/>
-        <w:ind w:firstLine="0"/>
-      </w:pPr>
-      <w:r>
-        <w:rPr>
-          <w:color w:val="000000"/>
-        </w:rPr>
+        <w:spacing w:line="264" w:lineRule="auto"/>
+      </w:pPr>
+      <w:r>
         <w:t xml:space="preserve">API-030. GET /api/Payments/{id}</w:t>
       </w:r>
     </w:p>
     <w:p>
       <w:pPr>
         <w:pStyle w:val="FirstParagraph"/>
-        <w:spacing w:line="480" w:lineRule="auto" w:after="0"/>
-        <w:ind w:firstLine="720"/>
+        <w:spacing w:line="396" w:lineRule="auto" w:after="100"/>
       </w:pPr>
       <w:r>
         <w:rPr>
@@ -9929,8 +9601,7 @@
     <w:p>
       <w:pPr>
         <w:pStyle w:val="BodyText"/>
-        <w:spacing w:line="480" w:lineRule="auto" w:after="0"/>
-        <w:ind w:firstLine="720"/>
+        <w:spacing w:line="396" w:lineRule="auto" w:after="100"/>
       </w:pPr>
       <w:r>
         <w:rPr>
@@ -10000,8 +9671,7 @@
     <w:p>
       <w:pPr>
         <w:pStyle w:val="BodyText"/>
-        <w:spacing w:line="480" w:lineRule="auto" w:after="0"/>
-        <w:ind w:firstLine="720"/>
+        <w:spacing w:line="396" w:lineRule="auto" w:after="100"/>
       </w:pPr>
       <w:r>
         <w:rPr>
@@ -10020,8 +9690,7 @@
     <w:p>
       <w:pPr>
         <w:pStyle w:val="BodyText"/>
-        <w:spacing w:line="480" w:lineRule="auto" w:after="0"/>
-        <w:ind w:firstLine="720"/>
+        <w:spacing w:line="396" w:lineRule="auto" w:after="100"/>
       </w:pPr>
       <w:r>
         <w:rPr>
@@ -10043,20 +9712,16 @@
       <w:pPr>
         <w:pStyle w:val="Heading3"/>
         <w:keepNext/>
-        <w:ind w:firstLine="0"/>
-      </w:pPr>
-      <w:r>
-        <w:rPr>
-          <w:color w:val="000000"/>
-        </w:rPr>
+        <w:spacing w:line="264" w:lineRule="auto"/>
+      </w:pPr>
+      <w:r>
         <w:t xml:space="preserve">API-031. GET /api/Payments/order/{orderId}</w:t>
       </w:r>
     </w:p>
     <w:p>
       <w:pPr>
         <w:pStyle w:val="FirstParagraph"/>
-        <w:spacing w:line="480" w:lineRule="auto" w:after="0"/>
-        <w:ind w:firstLine="720"/>
+        <w:spacing w:line="396" w:lineRule="auto" w:after="100"/>
       </w:pPr>
       <w:r>
         <w:rPr>
@@ -10123,8 +9788,7 @@
     <w:p>
       <w:pPr>
         <w:pStyle w:val="BodyText"/>
-        <w:spacing w:line="480" w:lineRule="auto" w:after="0"/>
-        <w:ind w:firstLine="720"/>
+        <w:spacing w:line="396" w:lineRule="auto" w:after="100"/>
       </w:pPr>
       <w:r>
         <w:rPr>
@@ -10194,8 +9858,7 @@
     <w:p>
       <w:pPr>
         <w:pStyle w:val="BodyText"/>
-        <w:spacing w:line="480" w:lineRule="auto" w:after="0"/>
-        <w:ind w:firstLine="720"/>
+        <w:spacing w:line="396" w:lineRule="auto" w:after="100"/>
       </w:pPr>
       <w:r>
         <w:rPr>
@@ -10214,8 +9877,7 @@
     <w:p>
       <w:pPr>
         <w:pStyle w:val="BodyText"/>
-        <w:spacing w:line="480" w:lineRule="auto" w:after="0"/>
-        <w:ind w:firstLine="720"/>
+        <w:spacing w:line="396" w:lineRule="auto" w:after="100"/>
       </w:pPr>
       <w:r>
         <w:rPr>
@@ -10237,20 +9899,16 @@
       <w:pPr>
         <w:pStyle w:val="Heading3"/>
         <w:keepNext/>
-        <w:ind w:firstLine="0"/>
-      </w:pPr>
-      <w:r>
-        <w:rPr>
-          <w:color w:val="000000"/>
-        </w:rPr>
+        <w:spacing w:line="264" w:lineRule="auto"/>
+      </w:pPr>
+      <w:r>
         <w:t xml:space="preserve">API-032. GET /api/Payments/my-shift</w:t>
       </w:r>
     </w:p>
     <w:p>
       <w:pPr>
         <w:pStyle w:val="FirstParagraph"/>
-        <w:spacing w:line="480" w:lineRule="auto" w:after="0"/>
-        <w:ind w:firstLine="720"/>
+        <w:spacing w:line="396" w:lineRule="auto" w:after="100"/>
       </w:pPr>
       <w:r>
         <w:rPr>
@@ -10317,8 +9975,7 @@
     <w:p>
       <w:pPr>
         <w:pStyle w:val="BodyText"/>
-        <w:spacing w:line="480" w:lineRule="auto" w:after="0"/>
-        <w:ind w:firstLine="720"/>
+        <w:spacing w:line="396" w:lineRule="auto" w:after="100"/>
       </w:pPr>
       <w:r>
         <w:rPr>
@@ -10388,8 +10045,7 @@
     <w:p>
       <w:pPr>
         <w:pStyle w:val="BodyText"/>
-        <w:spacing w:line="480" w:lineRule="auto" w:after="0"/>
-        <w:ind w:firstLine="720"/>
+        <w:spacing w:line="396" w:lineRule="auto" w:after="100"/>
       </w:pPr>
       <w:r>
         <w:rPr>
@@ -10408,8 +10064,7 @@
     <w:p>
       <w:pPr>
         <w:pStyle w:val="BodyText"/>
-        <w:spacing w:line="480" w:lineRule="auto" w:after="0"/>
-        <w:ind w:firstLine="720"/>
+        <w:spacing w:line="396" w:lineRule="auto" w:after="100"/>
       </w:pPr>
       <w:r>
         <w:rPr>
@@ -10431,20 +10086,16 @@
       <w:pPr>
         <w:pStyle w:val="Heading3"/>
         <w:keepNext/>
-        <w:ind w:firstLine="0"/>
-      </w:pPr>
-      <w:r>
-        <w:rPr>
-          <w:color w:val="000000"/>
-        </w:rPr>
+        <w:spacing w:line="264" w:lineRule="auto"/>
+      </w:pPr>
+      <w:r>
         <w:t xml:space="preserve">API-033. PATCH /api/Payments/{id}/refund</w:t>
       </w:r>
     </w:p>
     <w:p>
       <w:pPr>
         <w:pStyle w:val="FirstParagraph"/>
-        <w:spacing w:line="480" w:lineRule="auto" w:after="0"/>
-        <w:ind w:firstLine="720"/>
+        <w:spacing w:line="396" w:lineRule="auto" w:after="100"/>
       </w:pPr>
       <w:r>
         <w:rPr>
@@ -10511,8 +10162,7 @@
     <w:p>
       <w:pPr>
         <w:pStyle w:val="BodyText"/>
-        <w:spacing w:line="480" w:lineRule="auto" w:after="0"/>
-        <w:ind w:firstLine="720"/>
+        <w:spacing w:line="396" w:lineRule="auto" w:after="100"/>
       </w:pPr>
       <w:r>
         <w:rPr>
@@ -10582,8 +10232,7 @@
     <w:p>
       <w:pPr>
         <w:pStyle w:val="BodyText"/>
-        <w:spacing w:line="480" w:lineRule="auto" w:after="0"/>
-        <w:ind w:firstLine="720"/>
+        <w:spacing w:line="396" w:lineRule="auto" w:after="100"/>
       </w:pPr>
       <w:r>
         <w:rPr>
@@ -10602,8 +10251,7 @@
     <w:p>
       <w:pPr>
         <w:pStyle w:val="BodyText"/>
-        <w:spacing w:line="480" w:lineRule="auto" w:after="0"/>
-        <w:ind w:firstLine="720"/>
+        <w:spacing w:line="396" w:lineRule="auto" w:after="100"/>
       </w:pPr>
       <w:r>
         <w:rPr>
@@ -10625,20 +10273,16 @@
       <w:pPr>
         <w:pStyle w:val="Heading3"/>
         <w:keepNext/>
-        <w:ind w:firstLine="0"/>
-      </w:pPr>
-      <w:r>
-        <w:rPr>
-          <w:color w:val="000000"/>
-        </w:rPr>
+        <w:spacing w:line="264" w:lineRule="auto"/>
+      </w:pPr>
+      <w:r>
         <w:t xml:space="preserve">API-034. POST /api/Payments/wompi/init</w:t>
       </w:r>
     </w:p>
     <w:p>
       <w:pPr>
         <w:pStyle w:val="FirstParagraph"/>
-        <w:spacing w:line="480" w:lineRule="auto" w:after="0"/>
-        <w:ind w:firstLine="720"/>
+        <w:spacing w:line="396" w:lineRule="auto" w:after="100"/>
       </w:pPr>
       <w:r>
         <w:rPr>
@@ -10705,8 +10349,7 @@
     <w:p>
       <w:pPr>
         <w:pStyle w:val="BodyText"/>
-        <w:spacing w:line="480" w:lineRule="auto" w:after="0"/>
-        <w:ind w:firstLine="720"/>
+        <w:spacing w:line="396" w:lineRule="auto" w:after="100"/>
       </w:pPr>
       <w:r>
         <w:rPr>
@@ -10776,8 +10419,7 @@
     <w:p>
       <w:pPr>
         <w:pStyle w:val="BodyText"/>
-        <w:spacing w:line="480" w:lineRule="auto" w:after="0"/>
-        <w:ind w:firstLine="720"/>
+        <w:spacing w:line="396" w:lineRule="auto" w:after="100"/>
       </w:pPr>
       <w:r>
         <w:rPr>
@@ -10796,8 +10438,7 @@
     <w:p>
       <w:pPr>
         <w:pStyle w:val="BodyText"/>
-        <w:spacing w:line="480" w:lineRule="auto" w:after="0"/>
-        <w:ind w:firstLine="720"/>
+        <w:spacing w:line="396" w:lineRule="auto" w:after="100"/>
       </w:pPr>
       <w:r>
         <w:rPr>
@@ -10819,20 +10460,16 @@
       <w:pPr>
         <w:pStyle w:val="Heading3"/>
         <w:keepNext/>
-        <w:ind w:firstLine="0"/>
-      </w:pPr>
-      <w:r>
-        <w:rPr>
-          <w:color w:val="000000"/>
-        </w:rPr>
+        <w:spacing w:line="264" w:lineRule="auto"/>
+      </w:pPr>
+      <w:r>
         <w:t xml:space="preserve">API-035. POST /api/Payments/wompi/cashier-init</w:t>
       </w:r>
     </w:p>
     <w:p>
       <w:pPr>
         <w:pStyle w:val="FirstParagraph"/>
-        <w:spacing w:line="480" w:lineRule="auto" w:after="0"/>
-        <w:ind w:firstLine="720"/>
+        <w:spacing w:line="396" w:lineRule="auto" w:after="100"/>
       </w:pPr>
       <w:r>
         <w:rPr>
@@ -10899,8 +10536,7 @@
     <w:p>
       <w:pPr>
         <w:pStyle w:val="BodyText"/>
-        <w:spacing w:line="480" w:lineRule="auto" w:after="0"/>
-        <w:ind w:firstLine="720"/>
+        <w:spacing w:line="396" w:lineRule="auto" w:after="100"/>
       </w:pPr>
       <w:r>
         <w:rPr>
@@ -10970,8 +10606,7 @@
     <w:p>
       <w:pPr>
         <w:pStyle w:val="BodyText"/>
-        <w:spacing w:line="480" w:lineRule="auto" w:after="0"/>
-        <w:ind w:firstLine="720"/>
+        <w:spacing w:line="396" w:lineRule="auto" w:after="100"/>
       </w:pPr>
       <w:r>
         <w:rPr>
@@ -10990,8 +10625,7 @@
     <w:p>
       <w:pPr>
         <w:pStyle w:val="BodyText"/>
-        <w:spacing w:line="480" w:lineRule="auto" w:after="0"/>
-        <w:ind w:firstLine="720"/>
+        <w:spacing w:line="396" w:lineRule="auto" w:after="100"/>
       </w:pPr>
       <w:r>
         <w:rPr>
@@ -11013,20 +10647,16 @@
       <w:pPr>
         <w:pStyle w:val="Heading3"/>
         <w:keepNext/>
-        <w:ind w:firstLine="0"/>
-      </w:pPr>
-      <w:r>
-        <w:rPr>
-          <w:color w:val="000000"/>
-        </w:rPr>
+        <w:spacing w:line="264" w:lineRule="auto"/>
+      </w:pPr>
+      <w:r>
         <w:t xml:space="preserve">API-036. POST /api/Payments/{id}/wompi-sync</w:t>
       </w:r>
     </w:p>
     <w:p>
       <w:pPr>
         <w:pStyle w:val="FirstParagraph"/>
-        <w:spacing w:line="480" w:lineRule="auto" w:after="0"/>
-        <w:ind w:firstLine="720"/>
+        <w:spacing w:line="396" w:lineRule="auto" w:after="100"/>
       </w:pPr>
       <w:r>
         <w:rPr>
@@ -11093,8 +10723,7 @@
     <w:p>
       <w:pPr>
         <w:pStyle w:val="BodyText"/>
-        <w:spacing w:line="480" w:lineRule="auto" w:after="0"/>
-        <w:ind w:firstLine="720"/>
+        <w:spacing w:line="396" w:lineRule="auto" w:after="100"/>
       </w:pPr>
       <w:r>
         <w:rPr>
@@ -11164,8 +10793,7 @@
     <w:p>
       <w:pPr>
         <w:pStyle w:val="BodyText"/>
-        <w:spacing w:line="480" w:lineRule="auto" w:after="0"/>
-        <w:ind w:firstLine="720"/>
+        <w:spacing w:line="396" w:lineRule="auto" w:after="100"/>
       </w:pPr>
       <w:r>
         <w:rPr>
@@ -11184,8 +10812,7 @@
     <w:p>
       <w:pPr>
         <w:pStyle w:val="BodyText"/>
-        <w:spacing w:line="480" w:lineRule="auto" w:after="0"/>
-        <w:ind w:firstLine="720"/>
+        <w:spacing w:line="396" w:lineRule="auto" w:after="100"/>
       </w:pPr>
       <w:r>
         <w:rPr>
@@ -11207,20 +10834,16 @@
       <w:pPr>
         <w:pStyle w:val="Heading3"/>
         <w:keepNext/>
-        <w:ind w:firstLine="0"/>
-      </w:pPr>
-      <w:r>
-        <w:rPr>
-          <w:color w:val="000000"/>
-        </w:rPr>
+        <w:spacing w:line="264" w:lineRule="auto"/>
+      </w:pPr>
+      <w:r>
         <w:t xml:space="preserve">API-037. POST /api/Payments/wompi/webhook</w:t>
       </w:r>
     </w:p>
     <w:p>
       <w:pPr>
         <w:pStyle w:val="FirstParagraph"/>
-        <w:spacing w:line="480" w:lineRule="auto" w:after="0"/>
-        <w:ind w:firstLine="720"/>
+        <w:spacing w:line="396" w:lineRule="auto" w:after="100"/>
       </w:pPr>
       <w:r>
         <w:rPr>
@@ -11287,8 +10910,7 @@
     <w:p>
       <w:pPr>
         <w:pStyle w:val="BodyText"/>
-        <w:spacing w:line="480" w:lineRule="auto" w:after="0"/>
-        <w:ind w:firstLine="720"/>
+        <w:spacing w:line="396" w:lineRule="auto" w:after="100"/>
       </w:pPr>
       <w:r>
         <w:rPr>
@@ -11358,8 +10980,7 @@
     <w:p>
       <w:pPr>
         <w:pStyle w:val="BodyText"/>
-        <w:spacing w:line="480" w:lineRule="auto" w:after="0"/>
-        <w:ind w:firstLine="720"/>
+        <w:spacing w:line="396" w:lineRule="auto" w:after="100"/>
       </w:pPr>
       <w:r>
         <w:rPr>
@@ -11378,8 +10999,7 @@
     <w:p>
       <w:pPr>
         <w:pStyle w:val="BodyText"/>
-        <w:spacing w:line="480" w:lineRule="auto" w:after="0"/>
-        <w:ind w:firstLine="720"/>
+        <w:spacing w:line="396" w:lineRule="auto" w:after="100"/>
       </w:pPr>
       <w:r>
         <w:rPr>
@@ -11401,20 +11021,16 @@
       <w:pPr>
         <w:pStyle w:val="Heading3"/>
         <w:keepNext/>
-        <w:ind w:firstLine="0"/>
-      </w:pPr>
-      <w:r>
-        <w:rPr>
-          <w:color w:val="000000"/>
-        </w:rPr>
+        <w:spacing w:line="264" w:lineRule="auto"/>
+      </w:pPr>
+      <w:r>
         <w:t xml:space="preserve">API-038. POST /api/Deliveries</w:t>
       </w:r>
     </w:p>
     <w:p>
       <w:pPr>
         <w:pStyle w:val="FirstParagraph"/>
-        <w:spacing w:line="480" w:lineRule="auto" w:after="0"/>
-        <w:ind w:firstLine="720"/>
+        <w:spacing w:line="396" w:lineRule="auto" w:after="100"/>
       </w:pPr>
       <w:r>
         <w:rPr>
@@ -11481,8 +11097,7 @@
     <w:p>
       <w:pPr>
         <w:pStyle w:val="BodyText"/>
-        <w:spacing w:line="480" w:lineRule="auto" w:after="0"/>
-        <w:ind w:firstLine="720"/>
+        <w:spacing w:line="396" w:lineRule="auto" w:after="100"/>
       </w:pPr>
       <w:r>
         <w:rPr>
@@ -11552,8 +11167,7 @@
     <w:p>
       <w:pPr>
         <w:pStyle w:val="BodyText"/>
-        <w:spacing w:line="480" w:lineRule="auto" w:after="0"/>
-        <w:ind w:firstLine="720"/>
+        <w:spacing w:line="396" w:lineRule="auto" w:after="100"/>
       </w:pPr>
       <w:r>
         <w:rPr>
@@ -11572,8 +11186,7 @@
     <w:p>
       <w:pPr>
         <w:pStyle w:val="BodyText"/>
-        <w:spacing w:line="480" w:lineRule="auto" w:after="0"/>
-        <w:ind w:firstLine="720"/>
+        <w:spacing w:line="396" w:lineRule="auto" w:after="100"/>
       </w:pPr>
       <w:r>
         <w:rPr>
@@ -11595,20 +11208,16 @@
       <w:pPr>
         <w:pStyle w:val="Heading3"/>
         <w:keepNext/>
-        <w:ind w:firstLine="0"/>
-      </w:pPr>
-      <w:r>
-        <w:rPr>
-          <w:color w:val="000000"/>
-        </w:rPr>
+        <w:spacing w:line="264" w:lineRule="auto"/>
+      </w:pPr>
+      <w:r>
         <w:t xml:space="preserve">API-039. GET /api/Deliveries/order/{orderId}</w:t>
       </w:r>
     </w:p>
     <w:p>
       <w:pPr>
         <w:pStyle w:val="FirstParagraph"/>
-        <w:spacing w:line="480" w:lineRule="auto" w:after="0"/>
-        <w:ind w:firstLine="720"/>
+        <w:spacing w:line="396" w:lineRule="auto" w:after="100"/>
       </w:pPr>
       <w:r>
         <w:rPr>
@@ -11675,8 +11284,7 @@
     <w:p>
       <w:pPr>
         <w:pStyle w:val="BodyText"/>
-        <w:spacing w:line="480" w:lineRule="auto" w:after="0"/>
-        <w:ind w:firstLine="720"/>
+        <w:spacing w:line="396" w:lineRule="auto" w:after="100"/>
       </w:pPr>
       <w:r>
         <w:rPr>
@@ -11746,8 +11354,7 @@
     <w:p>
       <w:pPr>
         <w:pStyle w:val="BodyText"/>
-        <w:spacing w:line="480" w:lineRule="auto" w:after="0"/>
-        <w:ind w:firstLine="720"/>
+        <w:spacing w:line="396" w:lineRule="auto" w:after="100"/>
       </w:pPr>
       <w:r>
         <w:rPr>
@@ -11766,8 +11373,7 @@
     <w:p>
       <w:pPr>
         <w:pStyle w:val="BodyText"/>
-        <w:spacing w:line="480" w:lineRule="auto" w:after="0"/>
-        <w:ind w:firstLine="720"/>
+        <w:spacing w:line="396" w:lineRule="auto" w:after="100"/>
       </w:pPr>
       <w:r>
         <w:rPr>
@@ -11789,20 +11395,16 @@
       <w:pPr>
         <w:pStyle w:val="Heading3"/>
         <w:keepNext/>
-        <w:ind w:firstLine="0"/>
-      </w:pPr>
-      <w:r>
-        <w:rPr>
-          <w:color w:val="000000"/>
-        </w:rPr>
+        <w:spacing w:line="264" w:lineRule="auto"/>
+      </w:pPr>
+      <w:r>
         <w:t xml:space="preserve">API-040. GET /api/Deliveries/employee/{deliveryPersonId}</w:t>
       </w:r>
     </w:p>
     <w:p>
       <w:pPr>
         <w:pStyle w:val="FirstParagraph"/>
-        <w:spacing w:line="480" w:lineRule="auto" w:after="0"/>
-        <w:ind w:firstLine="720"/>
+        <w:spacing w:line="396" w:lineRule="auto" w:after="100"/>
       </w:pPr>
       <w:r>
         <w:rPr>
@@ -11869,8 +11471,7 @@
     <w:p>
       <w:pPr>
         <w:pStyle w:val="BodyText"/>
-        <w:spacing w:line="480" w:lineRule="auto" w:after="0"/>
-        <w:ind w:firstLine="720"/>
+        <w:spacing w:line="396" w:lineRule="auto" w:after="100"/>
       </w:pPr>
       <w:r>
         <w:rPr>
@@ -11940,8 +11541,7 @@
     <w:p>
       <w:pPr>
         <w:pStyle w:val="BodyText"/>
-        <w:spacing w:line="480" w:lineRule="auto" w:after="0"/>
-        <w:ind w:firstLine="720"/>
+        <w:spacing w:line="396" w:lineRule="auto" w:after="100"/>
       </w:pPr>
       <w:r>
         <w:rPr>
@@ -11960,8 +11560,7 @@
     <w:p>
       <w:pPr>
         <w:pStyle w:val="BodyText"/>
-        <w:spacing w:line="480" w:lineRule="auto" w:after="0"/>
-        <w:ind w:firstLine="720"/>
+        <w:spacing w:line="396" w:lineRule="auto" w:after="100"/>
       </w:pPr>
       <w:r>
         <w:rPr>
@@ -11983,20 +11582,16 @@
       <w:pPr>
         <w:pStyle w:val="Heading3"/>
         <w:keepNext/>
-        <w:ind w:firstLine="0"/>
-      </w:pPr>
-      <w:r>
-        <w:rPr>
-          <w:color w:val="000000"/>
-        </w:rPr>
+        <w:spacing w:line="264" w:lineRule="auto"/>
+      </w:pPr>
+      <w:r>
         <w:t xml:space="preserve">API-041. GET /api/Deliveries/branch/{branchId}</w:t>
       </w:r>
     </w:p>
     <w:p>
       <w:pPr>
         <w:pStyle w:val="FirstParagraph"/>
-        <w:spacing w:line="480" w:lineRule="auto" w:after="0"/>
-        <w:ind w:firstLine="720"/>
+        <w:spacing w:line="396" w:lineRule="auto" w:after="100"/>
       </w:pPr>
       <w:r>
         <w:rPr>
@@ -12063,8 +11658,7 @@
     <w:p>
       <w:pPr>
         <w:pStyle w:val="BodyText"/>
-        <w:spacing w:line="480" w:lineRule="auto" w:after="0"/>
-        <w:ind w:firstLine="720"/>
+        <w:spacing w:line="396" w:lineRule="auto" w:after="100"/>
       </w:pPr>
       <w:r>
         <w:rPr>
@@ -12134,8 +11728,7 @@
     <w:p>
       <w:pPr>
         <w:pStyle w:val="BodyText"/>
-        <w:spacing w:line="480" w:lineRule="auto" w:after="0"/>
-        <w:ind w:firstLine="720"/>
+        <w:spacing w:line="396" w:lineRule="auto" w:after="100"/>
       </w:pPr>
       <w:r>
         <w:rPr>
@@ -12154,8 +11747,7 @@
     <w:p>
       <w:pPr>
         <w:pStyle w:val="BodyText"/>
-        <w:spacing w:line="480" w:lineRule="auto" w:after="0"/>
-        <w:ind w:firstLine="720"/>
+        <w:spacing w:line="396" w:lineRule="auto" w:after="100"/>
       </w:pPr>
       <w:r>
         <w:rPr>
@@ -12177,20 +11769,16 @@
       <w:pPr>
         <w:pStyle w:val="Heading3"/>
         <w:keepNext/>
-        <w:ind w:firstLine="0"/>
-      </w:pPr>
-      <w:r>
-        <w:rPr>
-          <w:color w:val="000000"/>
-        </w:rPr>
+        <w:spacing w:line="264" w:lineRule="auto"/>
+      </w:pPr>
+      <w:r>
         <w:t xml:space="preserve">API-042. GET /api/Deliveries/branch/{branchId}/delivery-persons</w:t>
       </w:r>
     </w:p>
     <w:p>
       <w:pPr>
         <w:pStyle w:val="FirstParagraph"/>
-        <w:spacing w:line="480" w:lineRule="auto" w:after="0"/>
-        <w:ind w:firstLine="720"/>
+        <w:spacing w:line="396" w:lineRule="auto" w:after="100"/>
       </w:pPr>
       <w:r>
         <w:rPr>
@@ -12257,8 +11845,7 @@
     <w:p>
       <w:pPr>
         <w:pStyle w:val="BodyText"/>
-        <w:spacing w:line="480" w:lineRule="auto" w:after="0"/>
-        <w:ind w:firstLine="720"/>
+        <w:spacing w:line="396" w:lineRule="auto" w:after="100"/>
       </w:pPr>
       <w:r>
         <w:rPr>
@@ -12328,8 +11915,7 @@
     <w:p>
       <w:pPr>
         <w:pStyle w:val="BodyText"/>
-        <w:spacing w:line="480" w:lineRule="auto" w:after="0"/>
-        <w:ind w:firstLine="720"/>
+        <w:spacing w:line="396" w:lineRule="auto" w:after="100"/>
       </w:pPr>
       <w:r>
         <w:rPr>
@@ -12348,8 +11934,7 @@
     <w:p>
       <w:pPr>
         <w:pStyle w:val="BodyText"/>
-        <w:spacing w:line="480" w:lineRule="auto" w:after="0"/>
-        <w:ind w:firstLine="720"/>
+        <w:spacing w:line="396" w:lineRule="auto" w:after="100"/>
       </w:pPr>
       <w:r>
         <w:rPr>
@@ -12371,20 +11956,16 @@
       <w:pPr>
         <w:pStyle w:val="Heading3"/>
         <w:keepNext/>
-        <w:ind w:firstLine="0"/>
-      </w:pPr>
-      <w:r>
-        <w:rPr>
-          <w:color w:val="000000"/>
-        </w:rPr>
+        <w:spacing w:line="264" w:lineRule="auto"/>
+      </w:pPr>
+      <w:r>
         <w:t xml:space="preserve">API-043. PATCH /api/Deliveries/{id}/status</w:t>
       </w:r>
     </w:p>
     <w:p>
       <w:pPr>
         <w:pStyle w:val="FirstParagraph"/>
-        <w:spacing w:line="480" w:lineRule="auto" w:after="0"/>
-        <w:ind w:firstLine="720"/>
+        <w:spacing w:line="396" w:lineRule="auto" w:after="100"/>
       </w:pPr>
       <w:r>
         <w:rPr>
@@ -12451,8 +12032,7 @@
     <w:p>
       <w:pPr>
         <w:pStyle w:val="BodyText"/>
-        <w:spacing w:line="480" w:lineRule="auto" w:after="0"/>
-        <w:ind w:firstLine="720"/>
+        <w:spacing w:line="396" w:lineRule="auto" w:after="100"/>
       </w:pPr>
       <w:r>
         <w:rPr>
@@ -12522,8 +12102,7 @@
     <w:p>
       <w:pPr>
         <w:pStyle w:val="BodyText"/>
-        <w:spacing w:line="480" w:lineRule="auto" w:after="0"/>
-        <w:ind w:firstLine="720"/>
+        <w:spacing w:line="396" w:lineRule="auto" w:after="100"/>
       </w:pPr>
       <w:r>
         <w:rPr>
@@ -12542,8 +12121,7 @@
     <w:p>
       <w:pPr>
         <w:pStyle w:val="BodyText"/>
-        <w:spacing w:line="480" w:lineRule="auto" w:after="0"/>
-        <w:ind w:firstLine="720"/>
+        <w:spacing w:line="396" w:lineRule="auto" w:after="100"/>
       </w:pPr>
       <w:r>
         <w:rPr>
@@ -12565,20 +12143,16 @@
       <w:pPr>
         <w:pStyle w:val="Heading3"/>
         <w:keepNext/>
-        <w:ind w:firstLine="0"/>
-      </w:pPr>
-      <w:r>
-        <w:rPr>
-          <w:color w:val="000000"/>
-        </w:rPr>
+        <w:spacing w:line="264" w:lineRule="auto"/>
+      </w:pPr>
+      <w:r>
         <w:t xml:space="preserve">API-044. POST /api/Deliveries/{id}/rating</w:t>
       </w:r>
     </w:p>
     <w:p>
       <w:pPr>
         <w:pStyle w:val="FirstParagraph"/>
-        <w:spacing w:line="480" w:lineRule="auto" w:after="0"/>
-        <w:ind w:firstLine="720"/>
+        <w:spacing w:line="396" w:lineRule="auto" w:after="100"/>
       </w:pPr>
       <w:r>
         <w:rPr>
@@ -12645,8 +12219,7 @@
     <w:p>
       <w:pPr>
         <w:pStyle w:val="BodyText"/>
-        <w:spacing w:line="480" w:lineRule="auto" w:after="0"/>
-        <w:ind w:firstLine="720"/>
+        <w:spacing w:line="396" w:lineRule="auto" w:after="100"/>
       </w:pPr>
       <w:r>
         <w:rPr>
@@ -12716,8 +12289,7 @@
     <w:p>
       <w:pPr>
         <w:pStyle w:val="BodyText"/>
-        <w:spacing w:line="480" w:lineRule="auto" w:after="0"/>
-        <w:ind w:firstLine="720"/>
+        <w:spacing w:line="396" w:lineRule="auto" w:after="100"/>
       </w:pPr>
       <w:r>
         <w:rPr>
@@ -12736,8 +12308,7 @@
     <w:p>
       <w:pPr>
         <w:pStyle w:val="BodyText"/>
-        <w:spacing w:line="480" w:lineRule="auto" w:after="0"/>
-        <w:ind w:firstLine="720"/>
+        <w:spacing w:line="396" w:lineRule="auto" w:after="100"/>
       </w:pPr>
       <w:r>
         <w:rPr>
@@ -12759,20 +12330,16 @@
       <w:pPr>
         <w:pStyle w:val="Heading3"/>
         <w:keepNext/>
-        <w:ind w:firstLine="0"/>
-      </w:pPr>
-      <w:r>
-        <w:rPr>
-          <w:color w:val="000000"/>
-        </w:rPr>
+        <w:spacing w:line="264" w:lineRule="auto"/>
+      </w:pPr>
+      <w:r>
         <w:t xml:space="preserve">API-045. GET /api/Branches</w:t>
       </w:r>
     </w:p>
     <w:p>
       <w:pPr>
         <w:pStyle w:val="FirstParagraph"/>
-        <w:spacing w:line="480" w:lineRule="auto" w:after="0"/>
-        <w:ind w:firstLine="720"/>
+        <w:spacing w:line="396" w:lineRule="auto" w:after="100"/>
       </w:pPr>
       <w:r>
         <w:rPr>
@@ -12839,8 +12406,7 @@
     <w:p>
       <w:pPr>
         <w:pStyle w:val="BodyText"/>
-        <w:spacing w:line="480" w:lineRule="auto" w:after="0"/>
-        <w:ind w:firstLine="720"/>
+        <w:spacing w:line="396" w:lineRule="auto" w:after="100"/>
       </w:pPr>
       <w:r>
         <w:rPr>
@@ -12910,8 +12476,7 @@
     <w:p>
       <w:pPr>
         <w:pStyle w:val="BodyText"/>
-        <w:spacing w:line="480" w:lineRule="auto" w:after="0"/>
-        <w:ind w:firstLine="720"/>
+        <w:spacing w:line="396" w:lineRule="auto" w:after="100"/>
       </w:pPr>
       <w:r>
         <w:rPr>
@@ -12930,8 +12495,7 @@
     <w:p>
       <w:pPr>
         <w:pStyle w:val="BodyText"/>
-        <w:spacing w:line="480" w:lineRule="auto" w:after="0"/>
-        <w:ind w:firstLine="720"/>
+        <w:spacing w:line="396" w:lineRule="auto" w:after="100"/>
       </w:pPr>
       <w:r>
         <w:rPr>
@@ -12953,20 +12517,16 @@
       <w:pPr>
         <w:pStyle w:val="Heading3"/>
         <w:keepNext/>
-        <w:ind w:firstLine="0"/>
-      </w:pPr>
-      <w:r>
-        <w:rPr>
-          <w:color w:val="000000"/>
-        </w:rPr>
+        <w:spacing w:line="264" w:lineRule="auto"/>
+      </w:pPr>
+      <w:r>
         <w:t xml:space="preserve">API-046. GET /api/Branches/mine</w:t>
       </w:r>
     </w:p>
     <w:p>
       <w:pPr>
         <w:pStyle w:val="FirstParagraph"/>
-        <w:spacing w:line="480" w:lineRule="auto" w:after="0"/>
-        <w:ind w:firstLine="720"/>
+        <w:spacing w:line="396" w:lineRule="auto" w:after="100"/>
       </w:pPr>
       <w:r>
         <w:rPr>
@@ -13033,8 +12593,7 @@
     <w:p>
       <w:pPr>
         <w:pStyle w:val="BodyText"/>
-        <w:spacing w:line="480" w:lineRule="auto" w:after="0"/>
-        <w:ind w:firstLine="720"/>
+        <w:spacing w:line="396" w:lineRule="auto" w:after="100"/>
       </w:pPr>
       <w:r>
         <w:rPr>
@@ -13104,8 +12663,7 @@
     <w:p>
       <w:pPr>
         <w:pStyle w:val="BodyText"/>
-        <w:spacing w:line="480" w:lineRule="auto" w:after="0"/>
-        <w:ind w:firstLine="720"/>
+        <w:spacing w:line="396" w:lineRule="auto" w:after="100"/>
       </w:pPr>
       <w:r>
         <w:rPr>
@@ -13124,8 +12682,7 @@
     <w:p>
       <w:pPr>
         <w:pStyle w:val="BodyText"/>
-        <w:spacing w:line="480" w:lineRule="auto" w:after="0"/>
-        <w:ind w:firstLine="720"/>
+        <w:spacing w:line="396" w:lineRule="auto" w:after="100"/>
       </w:pPr>
       <w:r>
         <w:rPr>
@@ -13147,20 +12704,16 @@
       <w:pPr>
         <w:pStyle w:val="Heading3"/>
         <w:keepNext/>
-        <w:ind w:firstLine="0"/>
-      </w:pPr>
-      <w:r>
-        <w:rPr>
-          <w:color w:val="000000"/>
-        </w:rPr>
+        <w:spacing w:line="264" w:lineRule="auto"/>
+      </w:pPr>
+      <w:r>
         <w:t xml:space="preserve">API-047. GET /api/Branches/{id}</w:t>
       </w:r>
     </w:p>
     <w:p>
       <w:pPr>
         <w:pStyle w:val="FirstParagraph"/>
-        <w:spacing w:line="480" w:lineRule="auto" w:after="0"/>
-        <w:ind w:firstLine="720"/>
+        <w:spacing w:line="396" w:lineRule="auto" w:after="100"/>
       </w:pPr>
       <w:r>
         <w:rPr>
@@ -13227,8 +12780,7 @@
     <w:p>
       <w:pPr>
         <w:pStyle w:val="BodyText"/>
-        <w:spacing w:line="480" w:lineRule="auto" w:after="0"/>
-        <w:ind w:firstLine="720"/>
+        <w:spacing w:line="396" w:lineRule="auto" w:after="100"/>
       </w:pPr>
       <w:r>
         <w:rPr>
@@ -13298,8 +12850,7 @@
     <w:p>
       <w:pPr>
         <w:pStyle w:val="BodyText"/>
-        <w:spacing w:line="480" w:lineRule="auto" w:after="0"/>
-        <w:ind w:firstLine="720"/>
+        <w:spacing w:line="396" w:lineRule="auto" w:after="100"/>
       </w:pPr>
       <w:r>
         <w:rPr>
@@ -13318,8 +12869,7 @@
     <w:p>
       <w:pPr>
         <w:pStyle w:val="BodyText"/>
-        <w:spacing w:line="480" w:lineRule="auto" w:after="0"/>
-        <w:ind w:firstLine="720"/>
+        <w:spacing w:line="396" w:lineRule="auto" w:after="100"/>
       </w:pPr>
       <w:r>
         <w:rPr>
@@ -13341,20 +12891,16 @@
       <w:pPr>
         <w:pStyle w:val="Heading3"/>
         <w:keepNext/>
-        <w:ind w:firstLine="0"/>
-      </w:pPr>
-      <w:r>
-        <w:rPr>
-          <w:color w:val="000000"/>
-        </w:rPr>
+        <w:spacing w:line="264" w:lineRule="auto"/>
+      </w:pPr>
+      <w:r>
         <w:t xml:space="preserve">API-048. POST /api/Branches</w:t>
       </w:r>
     </w:p>
     <w:p>
       <w:pPr>
         <w:pStyle w:val="FirstParagraph"/>
-        <w:spacing w:line="480" w:lineRule="auto" w:after="0"/>
-        <w:ind w:firstLine="720"/>
+        <w:spacing w:line="396" w:lineRule="auto" w:after="100"/>
       </w:pPr>
       <w:r>
         <w:rPr>
@@ -13421,8 +12967,7 @@
     <w:p>
       <w:pPr>
         <w:pStyle w:val="BodyText"/>
-        <w:spacing w:line="480" w:lineRule="auto" w:after="0"/>
-        <w:ind w:firstLine="720"/>
+        <w:spacing w:line="396" w:lineRule="auto" w:after="100"/>
       </w:pPr>
       <w:r>
         <w:rPr>
@@ -13492,8 +13037,7 @@
     <w:p>
       <w:pPr>
         <w:pStyle w:val="BodyText"/>
-        <w:spacing w:line="480" w:lineRule="auto" w:after="0"/>
-        <w:ind w:firstLine="720"/>
+        <w:spacing w:line="396" w:lineRule="auto" w:after="100"/>
       </w:pPr>
       <w:r>
         <w:rPr>
@@ -13512,8 +13056,7 @@
     <w:p>
       <w:pPr>
         <w:pStyle w:val="BodyText"/>
-        <w:spacing w:line="480" w:lineRule="auto" w:after="0"/>
-        <w:ind w:firstLine="720"/>
+        <w:spacing w:line="396" w:lineRule="auto" w:after="100"/>
       </w:pPr>
       <w:r>
         <w:rPr>
@@ -13535,20 +13078,16 @@
       <w:pPr>
         <w:pStyle w:val="Heading3"/>
         <w:keepNext/>
-        <w:ind w:firstLine="0"/>
-      </w:pPr>
-      <w:r>
-        <w:rPr>
-          <w:color w:val="000000"/>
-        </w:rPr>
+        <w:spacing w:line="264" w:lineRule="auto"/>
+      </w:pPr>
+      <w:r>
         <w:t xml:space="preserve">API-049. PUT /api/Branches/{id}</w:t>
       </w:r>
     </w:p>
     <w:p>
       <w:pPr>
         <w:pStyle w:val="FirstParagraph"/>
-        <w:spacing w:line="480" w:lineRule="auto" w:after="0"/>
-        <w:ind w:firstLine="720"/>
+        <w:spacing w:line="396" w:lineRule="auto" w:after="100"/>
       </w:pPr>
       <w:r>
         <w:rPr>
@@ -13615,8 +13154,7 @@
     <w:p>
       <w:pPr>
         <w:pStyle w:val="BodyText"/>
-        <w:spacing w:line="480" w:lineRule="auto" w:after="0"/>
-        <w:ind w:firstLine="720"/>
+        <w:spacing w:line="396" w:lineRule="auto" w:after="100"/>
       </w:pPr>
       <w:r>
         <w:rPr>
@@ -13686,8 +13224,7 @@
     <w:p>
       <w:pPr>
         <w:pStyle w:val="BodyText"/>
-        <w:spacing w:line="480" w:lineRule="auto" w:after="0"/>
-        <w:ind w:firstLine="720"/>
+        <w:spacing w:line="396" w:lineRule="auto" w:after="100"/>
       </w:pPr>
       <w:r>
         <w:rPr>
@@ -13706,8 +13243,7 @@
     <w:p>
       <w:pPr>
         <w:pStyle w:val="BodyText"/>
-        <w:spacing w:line="480" w:lineRule="auto" w:after="0"/>
-        <w:ind w:firstLine="720"/>
+        <w:spacing w:line="396" w:lineRule="auto" w:after="100"/>
       </w:pPr>
       <w:r>
         <w:rPr>
@@ -13729,20 +13265,16 @@
       <w:pPr>
         <w:pStyle w:val="Heading3"/>
         <w:keepNext/>
-        <w:ind w:firstLine="0"/>
-      </w:pPr>
-      <w:r>
-        <w:rPr>
-          <w:color w:val="000000"/>
-        </w:rPr>
+        <w:spacing w:line="264" w:lineRule="auto"/>
+      </w:pPr>
+      <w:r>
         <w:t xml:space="preserve">API-050. DELETE /api/Branches/{id}</w:t>
       </w:r>
     </w:p>
     <w:p>
       <w:pPr>
         <w:pStyle w:val="FirstParagraph"/>
-        <w:spacing w:line="480" w:lineRule="auto" w:after="0"/>
-        <w:ind w:firstLine="720"/>
+        <w:spacing w:line="396" w:lineRule="auto" w:after="100"/>
       </w:pPr>
       <w:r>
         <w:rPr>
@@ -13809,8 +13341,7 @@
     <w:p>
       <w:pPr>
         <w:pStyle w:val="BodyText"/>
-        <w:spacing w:line="480" w:lineRule="auto" w:after="0"/>
-        <w:ind w:firstLine="720"/>
+        <w:spacing w:line="396" w:lineRule="auto" w:after="100"/>
       </w:pPr>
       <w:r>
         <w:rPr>
@@ -13880,8 +13411,7 @@
     <w:p>
       <w:pPr>
         <w:pStyle w:val="BodyText"/>
-        <w:spacing w:line="480" w:lineRule="auto" w:after="0"/>
-        <w:ind w:firstLine="720"/>
+        <w:spacing w:line="396" w:lineRule="auto" w:after="100"/>
       </w:pPr>
       <w:r>
         <w:rPr>
@@ -13900,8 +13430,7 @@
     <w:p>
       <w:pPr>
         <w:pStyle w:val="BodyText"/>
-        <w:spacing w:line="480" w:lineRule="auto" w:after="0"/>
-        <w:ind w:firstLine="720"/>
+        <w:spacing w:line="396" w:lineRule="auto" w:after="100"/>
       </w:pPr>
       <w:r>
         <w:rPr>
@@ -13923,20 +13452,16 @@
       <w:pPr>
         <w:pStyle w:val="Heading3"/>
         <w:keepNext/>
-        <w:ind w:firstLine="0"/>
-      </w:pPr>
-      <w:r>
-        <w:rPr>
-          <w:color w:val="000000"/>
-        </w:rPr>
+        <w:spacing w:line="264" w:lineRule="auto"/>
+      </w:pPr>
+      <w:r>
         <w:t xml:space="preserve">API-051. GET /api/Branches/public</w:t>
       </w:r>
     </w:p>
     <w:p>
       <w:pPr>
         <w:pStyle w:val="FirstParagraph"/>
-        <w:spacing w:line="480" w:lineRule="auto" w:after="0"/>
-        <w:ind w:firstLine="720"/>
+        <w:spacing w:line="396" w:lineRule="auto" w:after="100"/>
       </w:pPr>
       <w:r>
         <w:rPr>
@@ -14003,8 +13528,7 @@
     <w:p>
       <w:pPr>
         <w:pStyle w:val="BodyText"/>
-        <w:spacing w:line="480" w:lineRule="auto" w:after="0"/>
-        <w:ind w:firstLine="720"/>
+        <w:spacing w:line="396" w:lineRule="auto" w:after="100"/>
       </w:pPr>
       <w:r>
         <w:rPr>
@@ -14074,8 +13598,7 @@
     <w:p>
       <w:pPr>
         <w:pStyle w:val="BodyText"/>
-        <w:spacing w:line="480" w:lineRule="auto" w:after="0"/>
-        <w:ind w:firstLine="720"/>
+        <w:spacing w:line="396" w:lineRule="auto" w:after="100"/>
       </w:pPr>
       <w:r>
         <w:rPr>
@@ -14094,8 +13617,7 @@
     <w:p>
       <w:pPr>
         <w:pStyle w:val="BodyText"/>
-        <w:spacing w:line="480" w:lineRule="auto" w:after="0"/>
-        <w:ind w:firstLine="720"/>
+        <w:spacing w:line="396" w:lineRule="auto" w:after="100"/>
       </w:pPr>
       <w:r>
         <w:rPr>
@@ -14117,20 +13639,16 @@
       <w:pPr>
         <w:pStyle w:val="Heading3"/>
         <w:keepNext/>
-        <w:ind w:firstLine="0"/>
-      </w:pPr>
-      <w:r>
-        <w:rPr>
-          <w:color w:val="000000"/>
-        </w:rPr>
+        <w:spacing w:line="264" w:lineRule="auto"/>
+      </w:pPr>
+      <w:r>
         <w:t xml:space="preserve">API-052. GET /api/Branches/nearest</w:t>
       </w:r>
     </w:p>
     <w:p>
       <w:pPr>
         <w:pStyle w:val="FirstParagraph"/>
-        <w:spacing w:line="480" w:lineRule="auto" w:after="0"/>
-        <w:ind w:firstLine="720"/>
+        <w:spacing w:line="396" w:lineRule="auto" w:after="100"/>
       </w:pPr>
       <w:r>
         <w:rPr>
@@ -14197,8 +13715,7 @@
     <w:p>
       <w:pPr>
         <w:pStyle w:val="BodyText"/>
-        <w:spacing w:line="480" w:lineRule="auto" w:after="0"/>
-        <w:ind w:firstLine="720"/>
+        <w:spacing w:line="396" w:lineRule="auto" w:after="100"/>
       </w:pPr>
       <w:r>
         <w:rPr>
@@ -14268,8 +13785,7 @@
     <w:p>
       <w:pPr>
         <w:pStyle w:val="BodyText"/>
-        <w:spacing w:line="480" w:lineRule="auto" w:after="0"/>
-        <w:ind w:firstLine="720"/>
+        <w:spacing w:line="396" w:lineRule="auto" w:after="100"/>
       </w:pPr>
       <w:r>
         <w:rPr>
@@ -14288,8 +13804,7 @@
     <w:p>
       <w:pPr>
         <w:pStyle w:val="BodyText"/>
-        <w:spacing w:line="480" w:lineRule="auto" w:after="0"/>
-        <w:ind w:firstLine="720"/>
+        <w:spacing w:line="396" w:lineRule="auto" w:after="100"/>
       </w:pPr>
       <w:r>
         <w:rPr>
@@ -14312,20 +13827,16 @@
       <w:pPr>
         <w:pStyle w:val="Heading2"/>
         <w:keepNext/>
-        <w:ind w:firstLine="0"/>
-      </w:pPr>
-      <w:r>
-        <w:rPr>
-          <w:color w:val="000000"/>
-        </w:rPr>
+        <w:spacing w:line="264" w:lineRule="auto"/>
+      </w:pPr>
+      <w:r>
         <w:t xml:space="preserve">9. Ejemplos didácticos de petición y respuesta</w:t>
       </w:r>
     </w:p>
     <w:p>
       <w:pPr>
         <w:pStyle w:val="FirstParagraph"/>
-        <w:spacing w:line="480" w:lineRule="auto" w:after="0"/>
-        <w:ind w:firstLine="720"/>
+        <w:spacing w:line="396" w:lineRule="auto" w:after="100"/>
       </w:pPr>
       <w:r>
         <w:rPr>
@@ -14494,8 +14005,7 @@
     <w:p>
       <w:pPr>
         <w:pStyle w:val="FirstParagraph"/>
-        <w:spacing w:line="480" w:lineRule="auto" w:after="0"/>
-        <w:ind w:firstLine="720"/>
+        <w:spacing w:line="396" w:lineRule="auto" w:after="100"/>
       </w:pPr>
       <w:r>
         <w:t xml:space="preserve">Los ejemplos ilustran rutas y headers, no prueban que el backend acepte esos cuerpos ni que un usuario particular pueda acceder.</w:t>
@@ -14520,20 +14030,16 @@
       <w:pPr>
         <w:pStyle w:val="Heading2"/>
         <w:keepNext/>
-        <w:ind w:firstLine="0"/>
-      </w:pPr>
-      <w:r>
-        <w:rPr>
-          <w:color w:val="000000"/>
-        </w:rPr>
+        <w:spacing w:line="264" w:lineRule="auto"/>
+      </w:pPr>
+      <w:r>
         <w:t xml:space="preserve">10. Calidad del contrato y documentación OpenAPI</w:t>
       </w:r>
     </w:p>
     <w:p>
       <w:pPr>
         <w:pStyle w:val="FirstParagraph"/>
-        <w:spacing w:line="480" w:lineRule="auto" w:after="0"/>
-        <w:ind w:firstLine="720"/>
+        <w:spacing w:line="396" w:lineRule="auto" w:after="100"/>
       </w:pPr>
       <w:r>
         <w:rPr>
@@ -14552,8 +14058,7 @@
     <w:p>
       <w:pPr>
         <w:pStyle w:val="BodyText"/>
-        <w:spacing w:line="480" w:lineRule="auto" w:after="0"/>
-        <w:ind w:firstLine="720"/>
+        <w:spacing w:line="396" w:lineRule="auto" w:after="100"/>
       </w:pPr>
       <w:r>
         <w:rPr>
@@ -14587,8 +14092,7 @@
     <w:p>
       <w:pPr>
         <w:pStyle w:val="BodyText"/>
-        <w:spacing w:line="480" w:lineRule="auto" w:after="0"/>
-        <w:ind w:firstLine="720"/>
+        <w:spacing w:line="396" w:lineRule="auto" w:after="100"/>
       </w:pPr>
       <w:r>
         <w:rPr>
@@ -14607,8 +14111,7 @@
     <w:p>
       <w:pPr>
         <w:pStyle w:val="BodyText"/>
-        <w:spacing w:line="480" w:lineRule="auto" w:after="0"/>
-        <w:ind w:firstLine="720"/>
+        <w:spacing w:line="396" w:lineRule="auto" w:after="100"/>
       </w:pPr>
       <w:r>
         <w:rPr>
@@ -14663,20 +14166,16 @@
       <w:pPr>
         <w:pStyle w:val="Heading2"/>
         <w:keepNext/>
-        <w:ind w:firstLine="0"/>
-      </w:pPr>
-      <w:r>
-        <w:rPr>
-          <w:color w:val="000000"/>
-        </w:rPr>
+        <w:spacing w:line="264" w:lineRule="auto"/>
+      </w:pPr>
+      <w:r>
         <w:t xml:space="preserve">11. Seguridad por endpoint y observación de pagos</w:t>
       </w:r>
     </w:p>
     <w:p>
       <w:pPr>
         <w:pStyle w:val="FirstParagraph"/>
-        <w:spacing w:line="480" w:lineRule="auto" w:after="0"/>
-        <w:ind w:firstLine="720"/>
+        <w:spacing w:line="396" w:lineRule="auto" w:after="100"/>
       </w:pPr>
       <w:r>
         <w:rPr>
@@ -14761,8 +14260,7 @@
     <w:p>
       <w:pPr>
         <w:pStyle w:val="BodyText"/>
-        <w:spacing w:line="480" w:lineRule="auto" w:after="0"/>
-        <w:ind w:firstLine="720"/>
+        <w:spacing w:line="396" w:lineRule="auto" w:after="100"/>
       </w:pPr>
       <w:r>
         <w:rPr>
@@ -14781,8 +14279,7 @@
     <w:p>
       <w:pPr>
         <w:pStyle w:val="BodyText"/>
-        <w:spacing w:line="480" w:lineRule="auto" w:after="0"/>
-        <w:ind w:firstLine="720"/>
+        <w:spacing w:line="396" w:lineRule="auto" w:after="100"/>
       </w:pPr>
       <w:r>
         <w:rPr>
@@ -14810,8 +14307,7 @@
     <w:p>
       <w:pPr>
         <w:pStyle w:val="BodyText"/>
-        <w:spacing w:line="480" w:lineRule="auto" w:after="0"/>
-        <w:ind w:firstLine="720"/>
+        <w:spacing w:line="396" w:lineRule="auto" w:after="100"/>
       </w:pPr>
       <w:r>
         <w:rPr>
@@ -14833,12 +14329,9 @@
       <w:pPr>
         <w:pStyle w:val="Heading2"/>
         <w:keepNext/>
-        <w:ind w:firstLine="0"/>
-      </w:pPr>
-      <w:r>
-        <w:rPr>
-          <w:color w:val="000000"/>
-        </w:rPr>
+        <w:spacing w:line="264" w:lineRule="auto"/>
+      </w:pPr>
+      <w:r>
         <w:t xml:space="preserve">Fuentes primarias de implementación</w:t>
       </w:r>
     </w:p>
@@ -14849,6 +14342,7 @@
           <w:ilvl w:val="0"/>
           <w:numId w:val="1002"/>
         </w:numPr>
+        <w:spacing w:line="396" w:lineRule="auto" w:after="100"/>
       </w:pPr>
       <w:r>
         <w:t xml:space="preserve">API: https://github.com/yersonct/SaborExpressBack/tree/main</w:t>
@@ -14861,6 +14355,7 @@
           <w:ilvl w:val="0"/>
           <w:numId w:val="1002"/>
         </w:numPr>
+        <w:spacing w:line="396" w:lineRule="auto" w:after="100"/>
       </w:pPr>
       <w:r>
         <w:t xml:space="preserve">Web: https://github.com/yersonct/SaborExpressWeb/tree/main</w:t>
@@ -14873,6 +14368,7 @@
           <w:ilvl w:val="0"/>
           <w:numId w:val="1002"/>
         </w:numPr>
+        <w:spacing w:line="396" w:lineRule="auto" w:after="100"/>
       </w:pPr>
       <w:r>
         <w:t xml:space="preserve">Móvil: https://github.com/yersonct/SaborExpressMovil/tree/main</w:t>
@@ -14885,6 +14381,7 @@
           <w:ilvl w:val="0"/>
           <w:numId w:val="1002"/>
         </w:numPr>
+        <w:spacing w:line="396" w:lineRule="auto" w:after="100"/>
       </w:pPr>
       <w:r>
         <w:t xml:space="preserve">Referencia de presentación: https://github.com/jsgh1/SRD-v1/tree/dev/docs/docs-SRD</w:t>
@@ -14893,8 +14390,7 @@
     <w:p>
       <w:pPr>
         <w:pStyle w:val="FirstParagraph"/>
-        <w:spacing w:line="480" w:lineRule="auto" w:after="0"/>
-        <w:ind w:firstLine="720"/>
+        <w:spacing w:line="396" w:lineRule="auto" w:after="100"/>
       </w:pPr>
       <w:r>
         <w:rPr>
@@ -14911,10 +14407,363 @@
       </w:r>
     </w:p>
     <w:bookmarkEnd w:id="89"/>
+    <w:bookmarkStart w:id="93" w:name="Xa98994dde9aab092f27c52b2b5d13fe9ab267b8"/>
+    <w:p>
+      <w:pPr>
+        <w:pStyle w:val="Heading2"/>
+        <w:keepNext/>
+        <w:spacing w:line="264" w:lineRule="auto"/>
+      </w:pPr>
+      <w:r>
+        <w:t xml:space="preserve">12. Ejemplos de integración por cliente y controles esperados</w:t>
+      </w:r>
+    </w:p>
+    <w:bookmarkStart w:id="90" w:name="consulta-de-productos-públicos"/>
+    <w:p>
+      <w:pPr>
+        <w:pStyle w:val="Heading3"/>
+        <w:keepNext/>
+        <w:spacing w:line="264" w:lineRule="auto"/>
+      </w:pPr>
+      <w:r>
+        <w:t xml:space="preserve">12.1 Consulta de productos públicos</w:t>
+      </w:r>
+    </w:p>
+    <w:p>
+      <w:pPr>
+        <w:pStyle w:val="SourceCode"/>
+      </w:pPr>
+      <w:r>
+        <w:rPr>
+          <w:rStyle w:val="CommentTok"/>
+        </w:rPr>
+        <w:t xml:space="preserve"># API local ilustrativa: el puerto se obtiene de la consola real.</w:t>
+      </w:r>
+      <w:r>
+        <w:br/>
+      </w:r>
+      <w:r>
+        <w:rPr>
+          <w:rStyle w:val="ExtensionTok"/>
+        </w:rPr>
+        <w:t xml:space="preserve">curl</w:t>
+      </w:r>
+      <w:r>
+        <w:rPr>
+          <w:rStyle w:val="NormalTok"/>
+        </w:rPr>
+        <w:t xml:space="preserve"> </w:t>
+      </w:r>
+      <w:r>
+        <w:rPr>
+          <w:rStyle w:val="AttributeTok"/>
+        </w:rPr>
+        <w:t xml:space="preserve">-i</w:t>
+      </w:r>
+      <w:r>
+        <w:rPr>
+          <w:rStyle w:val="NormalTok"/>
+        </w:rPr>
+        <w:t xml:space="preserve"> </w:t>
+      </w:r>
+      <w:r>
+        <w:rPr>
+          <w:rStyle w:val="StringTok"/>
+        </w:rPr>
+        <w:t xml:space="preserve">'http://localhost:5000/api/Products?branchId=1'</w:t>
+      </w:r>
+    </w:p>
+    <w:p>
+      <w:pPr>
+        <w:pStyle w:val="FirstParagraph"/>
+        <w:spacing w:line="396" w:lineRule="auto" w:after="100"/>
+      </w:pPr>
+      <w:r>
+        <w:t xml:space="preserve">El controlador permite consulta anónima, con filtro opcional por sede. Requiere verificar que la respuesta no filtre campos administrativos sensibles y que la sede exista.</w:t>
+      </w:r>
+    </w:p>
     <w:bookmarkEnd w:id="90"/>
+    <w:bookmarkStart w:id="91" w:name="creación-autenticada-de-pedido"/>
+    <w:p>
+      <w:pPr>
+        <w:pStyle w:val="Heading3"/>
+        <w:keepNext/>
+        <w:spacing w:line="264" w:lineRule="auto"/>
+      </w:pPr>
+      <w:r>
+        <w:t xml:space="preserve">12.2 Creación autenticada de pedido</w:t>
+      </w:r>
+    </w:p>
+    <w:p>
+      <w:pPr>
+        <w:pStyle w:val="SourceCode"/>
+      </w:pPr>
+      <w:r>
+        <w:rPr>
+          <w:rStyle w:val="VerbatimChar"/>
+        </w:rPr>
+        <w:t xml:space="preserve">POST /api/Orders HTTP/1.1</w:t>
+      </w:r>
+      <w:r>
+        <w:br/>
+      </w:r>
+      <w:r>
+        <w:rPr>
+          <w:rStyle w:val="VerbatimChar"/>
+        </w:rPr>
+        <w:t xml:space="preserve">Host: localhost:5000</w:t>
+      </w:r>
+      <w:r>
+        <w:br/>
+      </w:r>
+      <w:r>
+        <w:rPr>
+          <w:rStyle w:val="VerbatimChar"/>
+        </w:rPr>
+        <w:t xml:space="preserve">Authorization: Bearer {TOKEN_DE_PRUEBA}</w:t>
+      </w:r>
+      <w:r>
+        <w:br/>
+      </w:r>
+      <w:r>
+        <w:rPr>
+          <w:rStyle w:val="VerbatimChar"/>
+        </w:rPr>
+        <w:t xml:space="preserve">Content-Type: application/json</w:t>
+      </w:r>
+      <w:r>
+        <w:br/>
+      </w:r>
+      <w:r>
+        <w:br/>
+      </w:r>
+      <w:r>
+        <w:rPr>
+          <w:rStyle w:val="VerbatimChar"/>
+        </w:rPr>
+        <w:t xml:space="preserve">{ "EJEMPLO_DE_CONTRATO": "El cuerpo debe obtenerse desde CreateOrderDto del SHA revisado" }</w:t>
+      </w:r>
+    </w:p>
+    <w:p>
+      <w:pPr>
+        <w:pStyle w:val="FirstParagraph"/>
+        <w:spacing w:line="396" w:lineRule="auto" w:after="100"/>
+      </w:pPr>
+      <w:r>
+        <w:t xml:space="preserve">El cuerpo anterior</w:t>
+      </w:r>
+      <w:r>
+        <w:t xml:space="preserve"> </w:t>
+      </w:r>
+      <w:r>
+        <w:rPr>
+          <w:b/>
+          <w:bCs/>
+        </w:rPr>
+        <w:t xml:space="preserve">no es un payload funcional</w:t>
+      </w:r>
+      <w:r>
+        <w:t xml:space="preserve">: documenta la necesidad de consultar</w:t>
+      </w:r>
+      <w:r>
+        <w:t xml:space="preserve"> </w:t>
+      </w:r>
+      <w:r>
+        <w:rPr>
+          <w:rStyle w:val="VerbatimChar"/>
+        </w:rPr>
+        <w:t xml:space="preserve">Modules/Orders/DTOs/CreateOrderDto.cs</w:t>
+      </w:r>
+      <w:r>
+        <w:t xml:space="preserve"> </w:t>
+      </w:r>
+      <w:r>
+        <w:t xml:space="preserve">antes de enviar solicitudes reales. No se inventan nombres de propiedades ni casos aprobados.</w:t>
+      </w:r>
+    </w:p>
+    <w:bookmarkEnd w:id="91"/>
+    <w:bookmarkStart w:id="92" w:name="inicio-y-confirmación-wompi"/>
+    <w:p>
+      <w:pPr>
+        <w:pStyle w:val="Heading3"/>
+        <w:keepNext/>
+        <w:spacing w:line="264" w:lineRule="auto"/>
+      </w:pPr>
+      <w:r>
+        <w:t xml:space="preserve">12.3 Inicio y confirmación Wompi</w:t>
+      </w:r>
+    </w:p>
+    <w:p>
+      <w:pPr>
+        <w:pStyle w:val="FirstParagraph"/>
+        <w:spacing w:line="396" w:lineRule="auto" w:after="100"/>
+      </w:pPr>
+      <w:r>
+        <w:rPr>
+          <w:rStyle w:val="VerbatimChar"/>
+        </w:rPr>
+        <w:t xml:space="preserve">POST /api/Payments/wompi/init</w:t>
+      </w:r>
+      <w:r>
+        <w:t xml:space="preserve"> </w:t>
+      </w:r>
+      <w:r>
+        <w:t xml:space="preserve">solicita inicialización;</w:t>
+      </w:r>
+      <w:r>
+        <w:t xml:space="preserve"> </w:t>
+      </w:r>
+      <w:r>
+        <w:rPr>
+          <w:rStyle w:val="VerbatimChar"/>
+        </w:rPr>
+        <w:t xml:space="preserve">POST /api/Payments/wompi/webhook</w:t>
+      </w:r>
+      <w:r>
+        <w:t xml:space="preserve"> </w:t>
+      </w:r>
+      <w:r>
+        <w:t xml:space="preserve">recibe un evento externo e incluye lectura de cuerpo crudo y</w:t>
+      </w:r>
+      <w:r>
+        <w:t xml:space="preserve"> </w:t>
+      </w:r>
+      <w:r>
+        <w:rPr>
+          <w:rStyle w:val="VerbatimChar"/>
+        </w:rPr>
+        <w:t xml:space="preserve">X-Event-Checksum</w:t>
+      </w:r>
+      <w:r>
+        <w:t xml:space="preserve">;</w:t>
+      </w:r>
+      <w:r>
+        <w:t xml:space="preserve"> </w:t>
+      </w:r>
+      <w:r>
+        <w:rPr>
+          <w:rStyle w:val="VerbatimChar"/>
+        </w:rPr>
+        <w:t xml:space="preserve">POST /api/Payments/{id}/wompi-sync</w:t>
+      </w:r>
+      <w:r>
+        <w:t xml:space="preserve"> </w:t>
+      </w:r>
+      <w:r>
+        <w:t xml:space="preserve">admite reconciliación. No publicar códigos 200 como éxito de transacción si el servicio aún no ha verificado integridad, referencia y monto. En Postman se deben usar</w:t>
+      </w:r>
+      <w:r>
+        <w:t xml:space="preserve"> </w:t>
+      </w:r>
+      <w:r>
+        <w:rPr>
+          <w:b/>
+          <w:bCs/>
+        </w:rPr>
+        <w:t xml:space="preserve">sandbox y datos sintéticos</w:t>
+      </w:r>
+      <w:r>
+        <w:t xml:space="preserve">.</w:t>
+      </w:r>
+    </w:p>
+    <w:bookmarkEnd w:id="92"/>
+    <w:bookmarkEnd w:id="93"/>
+    <w:bookmarkStart w:id="97" w:name="reglas-del-catálogo-profesional"/>
+    <w:p>
+      <w:pPr>
+        <w:pStyle w:val="Heading2"/>
+        <w:keepNext/>
+        <w:spacing w:line="264" w:lineRule="auto"/>
+      </w:pPr>
+      <w:r>
+        <w:t xml:space="preserve">13. Reglas del catálogo profesional</w:t>
+      </w:r>
+    </w:p>
+    <w:p>
+      <w:pPr>
+        <w:pStyle w:val="FirstParagraph"/>
+        <w:spacing w:line="396" w:lineRule="auto" w:after="100"/>
+      </w:pPr>
+      <w:r>
+        <w:t xml:space="preserve">Cada endpoint debe conservar: método, URL, versión, descripción, actor, permisos, DTO request, ejemplo auténtico, response, tabla de códigos HTTP, errores de dominio, idempotencia, limitaciones de seguridad, evento emitido, caso QA y estado de ejecución. El controlador no basta para completar todos los esquemas de DTO; se requiere exportación Swagger versionada.</w:t>
+      </w:r>
+    </w:p>
+    <w:p>
+      <w:pPr>
+        <w:pStyle w:val="CaptionedFigure"/>
+        <w:spacing w:line="396" w:lineRule="auto" w:after="100"/>
+      </w:pPr>
+      <w:r>
+        <w:drawing>
+          <wp:inline>
+            <wp:extent cx="5943600" cy="491530"/>
+            <wp:effectExtent b="0" l="0" r="0" t="0"/>
+            <wp:docPr descr="05_SEQUENCE_PAYMENT" title="" id="95" name="Picture"/>
+            <a:graphic>
+              <a:graphicData uri="http://schemas.openxmlformats.org/drawingml/2006/picture">
+                <pic:pic>
+                  <pic:nvPicPr>
+                    <pic:cNvPr descr="recursos/05_SEQUENCE_PAYMENT.png" id="96" name="Picture"/>
+                    <pic:cNvPicPr>
+                      <a:picLocks noChangeArrowheads="1" noChangeAspect="1"/>
+                    </pic:cNvPicPr>
+                  </pic:nvPicPr>
+                  <pic:blipFill>
+                    <a:blip r:embed="rId94"/>
+                    <a:stretch>
+                      <a:fillRect/>
+                    </a:stretch>
+                  </pic:blipFill>
+                  <pic:spPr bwMode="auto">
+                    <a:xfrm>
+                      <a:off x="0" y="0"/>
+                      <a:ext cx="5943600" cy="491530"/>
+                    </a:xfrm>
+                    <a:prstGeom prst="rect">
+                      <a:avLst/>
+                    </a:prstGeom>
+                    <a:noFill/>
+                    <a:ln w="9525">
+                      <a:noFill/>
+                      <a:headEnd/>
+                      <a:tailEnd/>
+                    </a:ln>
+                  </pic:spPr>
+                </pic:pic>
+              </a:graphicData>
+            </a:graphic>
+          </wp:inline>
+        </w:drawing>
+      </w:r>
+    </w:p>
+    <w:p>
+      <w:pPr>
+        <w:pStyle w:val="ImageCaption"/>
+        <w:spacing w:line="396" w:lineRule="auto" w:after="100"/>
+      </w:pPr>
+      <w:r>
+        <w:t xml:space="preserve">05_SEQUENCE_PAYMENT</w:t>
+      </w:r>
+    </w:p>
+    <w:p>
+      <w:pPr>
+        <w:pStyle w:val="BodyText"/>
+        <w:spacing w:line="396" w:lineRule="auto" w:after="100"/>
+      </w:pPr>
+      <w:r>
+        <w:rPr>
+          <w:i/>
+          <w:iCs/>
+        </w:rPr>
+        <w:t xml:space="preserve">Nota. Elaboración para el estudio de caso SaborExpress; las figuras no certifican operaciones desplegadas.</w:t>
+      </w:r>
+    </w:p>
+    <w:bookmarkEnd w:id="97"/>
+    <w:bookmarkEnd w:id="98"/>
     <w:sectPr>
-      <w:headerReference r:id="rId9" w:type="default"/>
-      <w:pgMar w:bottom="1440" w:left="1440" w:right="1440" w:top="1440"/>
+      <w:footerReference w:type="default" r:id="rId10"/>
+      <w:pgSz w:h="15840" w:w="12240"/>
+      <w:pgMar w:bottom="1440" w:left="1440" w:right="1440" w:top="1440" w:header="691" w:footer="720"/>
     </w:sectPr>
   </w:body>
 </w:document>
@@ -14924,6 +14773,24 @@
 <w:comments xmlns:w="http://schemas.openxmlformats.org/wordprocessingml/2006/main" xmlns:m="http://schemas.openxmlformats.org/officeDocument/2006/math" xmlns:r="http://schemas.openxmlformats.org/officeDocument/2006/relationships" xmlns:o="urn:schemas-microsoft-com:office:office" xmlns:v="urn:schemas-microsoft-com:vml" xmlns:w10="urn:schemas-microsoft-com:office:word" xmlns:a="http://schemas.openxmlformats.org/drawingml/2006/main" xmlns:pic="http://schemas.openxmlformats.org/drawingml/2006/picture" xmlns:wp="http://schemas.openxmlformats.org/drawingml/2006/wordprocessingDrawing"/>
 </file>
 
+<file path=word/footer1.xml><?xml version="1.0" encoding="utf-8"?>
+<w:ftr xmlns:m="http://schemas.openxmlformats.org/officeDocument/2006/math" xmlns:mc="http://schemas.openxmlformats.org/markup-compatibility/2006" xmlns:mo="http://schemas.microsoft.com/office/mac/office/2008/main" xmlns:mv="urn:schemas-microsoft-com:mac:vml" xmlns:o="urn:schemas-microsoft-com:office:office" xmlns:r="http://schemas.openxmlformats.org/officeDocument/2006/relationships" xmlns:v="urn:schemas-microsoft-com:vml" xmlns:w10="urn:schemas-microsoft-com:office:word" xmlns:w14="http://schemas.microsoft.com/office/word/2010/wordml" xmlns:w="http://schemas.openxmlformats.org/wordprocessingml/2006/main" xmlns:wne="http://schemas.microsoft.com/office/word/2006/wordml" xmlns:wp14="http://schemas.microsoft.com/office/word/2010/wordprocessingDrawing" xmlns:wp="http://schemas.openxmlformats.org/drawingml/2006/wordprocessingDrawing" xmlns:wpc="http://schemas.microsoft.com/office/word/2010/wordprocessingCanvas" xmlns:wpg="http://schemas.microsoft.com/office/word/2010/wordprocessingGroup" xmlns:wpi="http://schemas.microsoft.com/office/word/2010/wordprocessingInk" xmlns:wps="http://schemas.microsoft.com/office/word/2010/wordprocessingShape" mc:Ignorable="w14 wp14">
+  <w:p>
+    <w:pPr>
+      <w:pStyle w:val="Footer"/>
+      <w:jc w:val="right"/>
+    </w:pPr>
+    <w:r>
+      <w:rPr>
+        <w:sz w:val="16"/>
+      </w:rPr>
+      <w:t xml:space="preserve">SaborExpress | Yerson Stiven Cuellar Rubiano | Ficha 3145555 | Página </w:t>
+    </w:r>
+    <w:fldSimple w:instr="PAGE"/>
+  </w:p>
+</w:ftr>
+</file>
+
 <file path=word/footnotes.xml><?xml version="1.0" encoding="utf-8"?>
 <w:footnotes xmlns:w="http://schemas.openxmlformats.org/wordprocessingml/2006/main" xmlns:m="http://schemas.openxmlformats.org/officeDocument/2006/math" xmlns:r="http://schemas.openxmlformats.org/officeDocument/2006/relationships" xmlns:o="urn:schemas-microsoft-com:office:office" xmlns:v="urn:schemas-microsoft-com:vml" xmlns:w10="urn:schemas-microsoft-com:office:word" xmlns:a="http://schemas.openxmlformats.org/drawingml/2006/main" xmlns:pic="http://schemas.openxmlformats.org/drawingml/2006/picture" xmlns:wp="http://schemas.openxmlformats.org/drawingml/2006/wordprocessingDrawing">
   <w:footnote w:type="continuationSeparator" w:id="0">
@@ -14941,18 +14808,6 @@
     </w:p>
   </w:footnote>
 </w:footnotes>
-</file>
-
-<file path=word/header1.xml><?xml version="1.0" encoding="utf-8"?>
-<w:hdr xmlns:m="http://schemas.openxmlformats.org/officeDocument/2006/math" xmlns:mc="http://schemas.openxmlformats.org/markup-compatibility/2006" xmlns:mo="http://schemas.microsoft.com/office/mac/office/2008/main" xmlns:mv="urn:schemas-microsoft-com:mac:vml" xmlns:o="urn:schemas-microsoft-com:office:office" xmlns:r="http://schemas.openxmlformats.org/officeDocument/2006/relationships" xmlns:v="urn:schemas-microsoft-com:vml" xmlns:w10="urn:schemas-microsoft-com:office:word" xmlns:w14="http://schemas.microsoft.com/office/word/2010/wordml" xmlns:w="http://schemas.openxmlformats.org/wordprocessingml/2006/main" xmlns:wne="http://schemas.microsoft.com/office/word/2006/wordml" xmlns:wp14="http://schemas.microsoft.com/office/word/2010/wordprocessingDrawing" xmlns:wp="http://schemas.openxmlformats.org/drawingml/2006/wordprocessingDrawing" xmlns:wpc="http://schemas.microsoft.com/office/word/2010/wordprocessingCanvas" xmlns:wpg="http://schemas.microsoft.com/office/word/2010/wordprocessingGroup" xmlns:wpi="http://schemas.microsoft.com/office/word/2010/wordprocessingInk" xmlns:wps="http://schemas.microsoft.com/office/word/2010/wordprocessingShape" mc:Ignorable="w14 wp14">
-  <w:p>
-    <w:pPr>
-      <w:pStyle w:val="Header"/>
-      <w:jc w:val="right"/>
-    </w:pPr>
-    <w:fldSimple w:instr="PAGE"/>
-  </w:p>
-</w:hdr>
 </file>
 
 <file path=word/numbering.xml><?xml version="1.0" encoding="utf-8"?>
@@ -15255,12 +15110,11 @@
     <w:name w:val="Normal"/>
     <w:qFormat/>
     <w:pPr>
-      <w:spacing w:after="0" w:line="480" w:lineRule="auto"/>
-      <w:ind w:firstLine="720"/>
+      <w:spacing w:after="60" w:line="360" w:lineRule="auto"/>
     </w:pPr>
     <w:rPr>
       <w:rFonts w:ascii="Times New Roman" w:hAnsi="Times New Roman"/>
-      <w:color w:val="000000"/>
+      <w:color w:val="191E28"/>
       <w:sz w:val="24"/>
     </w:rPr>
   </w:style>
@@ -15270,27 +15124,35 @@
     <w:link w:val="BodyTextChar"/>
     <w:qFormat/>
     <w:pPr>
-      <w:spacing w:after="180" w:before="180"/>
+      <w:spacing w:after="60" w:before="180" w:line="360" w:lineRule="auto"/>
     </w:pPr>
+    <w:rPr>
+      <w:rFonts w:ascii="Times New Roman" w:hAnsi="Times New Roman"/>
+      <w:color w:val="191E28"/>
+      <w:sz w:val="24"/>
+    </w:rPr>
   </w:style>
   <w:style w:customStyle="1" w:styleId="FirstParagraph" w:type="paragraph">
     <w:name w:val="First Paragraph"/>
     <w:basedOn w:val="BodyText"/>
     <w:next w:val="BodyText"/>
     <w:qFormat/>
+    <w:pPr>
+      <w:spacing w:after="60" w:line="360" w:lineRule="auto"/>
+    </w:pPr>
+    <w:rPr>
+      <w:rFonts w:ascii="Times New Roman" w:hAnsi="Times New Roman"/>
+      <w:color w:val="191E28"/>
+      <w:sz w:val="24"/>
+    </w:rPr>
   </w:style>
   <w:style w:customStyle="1" w:styleId="Compact" w:type="paragraph">
     <w:name w:val="Compact"/>
     <w:basedOn w:val="BodyText"/>
     <w:qFormat/>
     <w:pPr>
-      <w:spacing w:after="0" w:before="36" w:line="240" w:lineRule="auto"/>
-      <w:ind w:firstLine="0"/>
+      <w:spacing w:after="36" w:before="36"/>
     </w:pPr>
-    <w:rPr>
-      <w:rFonts w:ascii="Times New Roman" w:hAnsi="Times New Roman"/>
-      <w:sz w:val="20"/>
-    </w:rPr>
   </w:style>
   <w:style w:styleId="Title" w:type="paragraph">
     <w:name w:val="Title"/>
@@ -15300,16 +15162,15 @@
     <w:pPr>
       <w:keepNext/>
       <w:keepLines/>
-      <w:spacing w:after="40" w:before="120" w:line="480" w:lineRule="auto"/>
-      <w:ind w:firstLine="0"/>
+      <w:spacing w:after="240" w:before="480"/>
       <w:jc w:val="center"/>
     </w:pPr>
     <w:rPr>
-      <w:rFonts w:ascii="Times New Roman" w:asciiTheme="majorHAnsi" w:cstheme="majorBidi" w:eastAsiaTheme="majorEastAsia" w:hAnsi="Times New Roman" w:hAnsiTheme="majorHAnsi"/>
+      <w:rFonts w:asciiTheme="majorHAnsi" w:cstheme="majorBidi" w:eastAsiaTheme="majorEastAsia" w:hAnsiTheme="majorHAnsi"/>
       <w:b/>
       <w:bCs/>
-      <w:color w:val="000000"/>
-      <w:sz w:val="24"/>
+      <w:color w:themeColor="accent1" w:themeShade="B5" w:val="345A8A"/>
+      <w:sz w:val="36"/>
       <w:szCs w:val="36"/>
     </w:rPr>
   </w:style>
@@ -15406,7 +15267,7 @@
       <w:rFonts w:asciiTheme="majorHAnsi" w:cstheme="majorBidi" w:eastAsiaTheme="majorEastAsia" w:hAnsiTheme="majorHAnsi"/>
       <w:b/>
       <w:bCs/>
-      <w:color w:val="000000"/>
+      <w:color w:themeColor="accent1" w:val="4F81BD"/>
       <w:sz w:val="32"/>
       <w:szCs w:val="32"/>
     </w:rPr>
@@ -15428,7 +15289,7 @@
       <w:rFonts w:asciiTheme="majorHAnsi" w:cstheme="majorBidi" w:eastAsiaTheme="majorEastAsia" w:hAnsiTheme="majorHAnsi"/>
       <w:b/>
       <w:bCs/>
-      <w:color w:val="000000"/>
+      <w:color w:themeColor="accent1" w:val="4F81BD"/>
       <w:sz w:val="28"/>
       <w:szCs w:val="28"/>
     </w:rPr>
@@ -15450,7 +15311,7 @@
       <w:rFonts w:asciiTheme="majorHAnsi" w:cstheme="majorBidi" w:eastAsiaTheme="majorEastAsia" w:hAnsiTheme="majorHAnsi"/>
       <w:b/>
       <w:bCs/>
-      <w:color w:val="000000"/>
+      <w:color w:themeColor="accent1" w:val="4F81BD"/>
       <w:sz w:val="24"/>
       <w:szCs w:val="24"/>
     </w:rPr>
@@ -15623,7 +15484,7 @@
     <w:qFormat/>
     <w:rPr>
       <w:rFonts w:ascii="Times New Roman" w:hAnsi="Times New Roman"/>
-      <w:sz w:val="18"/>
+      <w:sz w:val="20"/>
     </w:rPr>
     <w:tblPr>
       <w:tblInd w:type="dxa" w:w="0"/>
